--- a/reports/УИТУ_Практическая_4_ТехноСервис.docx
+++ b/reports/УИТУ_Практическая_4_ТехноСервис.docx
@@ -55,7 +55,7 @@
           <w:b w:val="0"/>
           <w:sz w:val="28"/>
         </w:rPr>
-        <w:t>«МИРЭА — Российский технологический университет»</w:t>
+        <w:t>«МИРЭА - Российский технологический университет»</w:t>
       </w:r>
     </w:p>
     <w:p>
@@ -316,7 +316,7 @@
           <w:b w:val="0"/>
           <w:sz w:val="28"/>
         </w:rPr>
-        <w:t>Объект работы — предоставление ИТ-услуг ООО «ТехноСервис». Цель — согласовать измеримые условия обслуживания по шести услугам единого каталога. Применены анализ каталога и сервисно-ресурсных моделей, классификация инцидентов и распределение ответственности. Разработано учебное соглашение SLA: определены границы услуг, исходные тарифы, метрики доступности, приоритеты и сроки, уровни поддержки, статусы и порядок эскалации. Условия SLA используются при моделировании процессов и в прототипе ITSM-системы. Результат предназначен для согласования условий обслуживания и контроля обращений; договорная и экономическая эффективность в реальной эксплуатации не оценивалась.</w:t>
+        <w:t>Объект работы - предоставление ИТ-услуг ООО «ТехноСервис». Цель - согласовать измеримые условия обслуживания по шести услугам единого каталога. Применены анализ каталога и сервисно-ресурсных моделей, классификация инцидентов и распределение ответственности. Разработано учебное соглашение SLA: определены границы услуг, исходные тарифы, метрики доступности, приоритеты и сроки, уровни поддержки, статусы и порядок эскалации. Условия SLA используются при моделировании процессов и в прототипе ITSM-системы. Результат предназначен для согласования условий обслуживания и контроля обращений; договорная и экономическая эффективность в реальной эксплуатации не оценивалась.</w:t>
       </w:r>
     </w:p>
     <w:p>
@@ -629,7 +629,7 @@
           <w:b w:val="0"/>
           <w:sz w:val="28"/>
         </w:rPr>
-        <w:t>Цель практической работы — составить соглашение об уровне обслуживания для ООО «ТехноСервис» с соблюдением обязательных положений задания [1]. Соглашение продолжает каталог первой работы [2], функциональную организационную структуру второй работы [3] и сервисно-ресурсные модели третьей работы [4].</w:t>
+        <w:t>Цель практической работы - составить соглашение об уровне обслуживания для ООО «ТехноСервис» с соблюдением обязательных положений задания. Соглашение продолжает каталог первой работы, функциональную организационную структуру второй работы и сервисно-ресурсные модели третьей работы.</w:t>
       </w:r>
     </w:p>
     <w:p>
@@ -641,7 +641,7 @@
           <w:b w:val="0"/>
           <w:sz w:val="28"/>
         </w:rPr>
-        <w:t>Предмет разработки — правила взаимодействия поставщика и заказчика при предоставлении шести услуг двух линий: «Доступ/аренда» и «Управление». Основная проблема — отсутствие в исходном каталоге измеримых сроков обработки и единого порядка контроля качества при наличии круглосуточной поддержки.</w:t>
+        <w:t>Предмет разработки - правила взаимодействия поставщика и заказчика при предоставлении шести услуг двух линий: «Доступ/аренда» и «Управление». Основная проблема - отсутствие в исходном каталоге измеримых сроков обработки и единого порядка контроля качества при наличии круглосуточной поддержки.</w:t>
       </w:r>
     </w:p>
     <w:p>
@@ -665,7 +665,7 @@
           <w:b w:val="0"/>
           <w:sz w:val="28"/>
         </w:rPr>
-        <w:t>Отчёт оформлен по предоставленным кратким рекомендациям к ГОСТ 7.32–2017 [5]. Полученное SLA служит нормативной основой работ №5 и №6. Оно представляет согласованную модель обслуживания, а не действующий договор с реальным заказчиком.</w:t>
+        <w:t>Отчёт оформлен по предоставленным кратким рекомендациям к ГОСТ 7.32-2017. Полученное SLA служит нормативной основой работ №5 и №6. Оно представляет согласованную модель обслуживания, а не действующий договор с реальным заказчиком.</w:t>
       </w:r>
     </w:p>
     <w:p>
@@ -699,7 +699,7 @@
           <w:b w:val="0"/>
           <w:sz w:val="28"/>
         </w:rPr>
-        <w:t>Соглашение SLA-TS-2026, версия 1.0 от 22.10.2026. Исполнитель — ООО «ТехноСервис», основанное 15 марта 2020 года и предоставляющее услуги аренды и управления ИТ-инфраструктурой. Заказчик в учебной модели — организация, использующая выбранные услуги по согласованной спецификации. Представителем заказчика считается уполномоченный сотрудник с зарегистрированной учётной записью.</w:t>
+        <w:t>Соглашение SLA-TS-2026, версия 1.0 от 22.10.2026. Исполнитель - ООО «ТехноСервис», основанное 15 марта 2020 года и предоставляющее услуги аренды и управления ИТ-инфраструктурой. Заказчик в учебной модели - организация, использующая выбранные услуги по согласованной спецификации. Представителем заказчика считается уполномоченный сотрудник с зарегистрированной учётной записью.</w:t>
       </w:r>
     </w:p>
     <w:p>
@@ -771,7 +771,7 @@
           <w:b w:val="0"/>
           <w:sz w:val="28"/>
         </w:rPr>
-        <w:t>Ниже воспроизведены все шесть услуг и базовые тарифы исходного каталога [2]. Формулировки «от» означают минимальную цену; итоговая стоимость определяется количеством ресурсов и согласованной конфигурацией. Новые расценки из примера методички не используются.</w:t>
+        <w:t>Ниже воспроизведены все шесть услуг и базовые тарифы исходного каталога. Формулировки «от» означают минимальную цену; итоговая стоимость определяется количеством ресурсов и согласованной конфигурацией. Новые расценки из примера методички не используются.</w:t>
       </w:r>
     </w:p>
     <w:p>
@@ -798,7 +798,7 @@
           <w:b w:val="0"/>
           <w:sz w:val="28"/>
         </w:rPr>
-        <w:t>Таблица 1 — Каталог и тарифы</w:t>
+        <w:t>Таблица 1 - Каталог и тарифы</w:t>
       </w:r>
     </w:p>
     <w:tbl>
@@ -1333,7 +1333,7 @@
           <w:b w:val="0"/>
           <w:sz w:val="28"/>
         </w:rPr>
-        <w:t>Аренда виртуальных серверов, лицензирование и хранилище относятся к линии «Доступ/аренда». Администрирование, мониторинг и резервное копирование относятся к линии «Управление». Поддерживающие компоненты каждой услуги определены в сервисно-ресурсных моделях [4].</w:t>
+        <w:t>Аренда виртуальных серверов, лицензирование и хранилище относятся к линии «Доступ/аренда». Администрирование, мониторинг и резервное копирование относятся к линии «Управление». Поддерживающие компоненты каждой услуги определены в сервисно-ресурсных моделях.</w:t>
       </w:r>
     </w:p>
     <w:p>
@@ -1372,7 +1372,7 @@
           <w:b w:val="0"/>
           <w:sz w:val="28"/>
         </w:rPr>
-        <w:t>Таблица 2 — Единицы тарификации</w:t>
+        <w:t>Таблица 2 - Единицы тарификации</w:t>
       </w:r>
     </w:p>
     <w:tbl>
@@ -1943,7 +1943,7 @@
           <w:b w:val="0"/>
           <w:sz w:val="28"/>
         </w:rPr>
-        <w:t>Инструменты соответствуют техническому каталогу и моделям зависимостей [2, 4]. Запись через косую черту означает альтернативы исходной модели, а не обязательную одновременную установку двух продуктов.</w:t>
+        <w:t>Инструменты соответствуют техническому каталогу и моделям зависимостей. Запись через косую черту означает альтернативы исходной модели, а не обязательную одновременную установку двух продуктов.</w:t>
       </w:r>
     </w:p>
     <w:p>
@@ -1970,7 +1970,7 @@
           <w:b w:val="0"/>
           <w:sz w:val="28"/>
         </w:rPr>
-        <w:t>Таблица 3 — Программные, аппаратные и сетевые средства</w:t>
+        <w:t>Таблица 3 - Программные, аппаратные и сетевые средства</w:t>
       </w:r>
     </w:p>
     <w:tbl>
@@ -2505,7 +2505,7 @@
           <w:b w:val="0"/>
           <w:sz w:val="28"/>
         </w:rPr>
-        <w:t>Коммуникации: Service Desk — основной канал учёта, телефон — аварийный канал при недоступности портала, электронная почта и личные сообщения — вспомогательные каналы. Контакты указываются в спецификации заказчика. Устные и телефонные обращения обязательно регистрируются оператором; время первого подтверждённого поступления сохраняется в журнале.</w:t>
+        <w:t>Коммуникации: Service Desk - основной канал учёта, телефон - аварийный канал при недоступности портала, электронная почта и личные сообщения - вспомогательные каналы. Контакты указываются в спецификации заказчика. Устные и телефонные обращения обязательно регистрируются оператором; время первого подтверждённого поступления сохраняется в журнале.</w:t>
       </w:r>
     </w:p>
     <w:p>
@@ -2529,7 +2529,7 @@
           <w:b w:val="0"/>
           <w:sz w:val="28"/>
         </w:rPr>
-        <w:t>Функциональная структура из работы №2 сохраняется: глава предприятия руководит четырьмя функциональными подразделениями. Координация проекта не заменяет прямого подчинения. Ответственность за SLA закрепляется за руководителем отдела управления и поддержки [3].</w:t>
+        <w:t>Функциональная структура из работы №2 сохраняется: глава предприятия руководит четырьмя функциональными подразделениями. Координация проекта не заменяет прямого подчинения. Ответственность за SLA закрепляется за руководителем отдела управления и поддержки.</w:t>
       </w:r>
     </w:p>
     <w:p>
@@ -2556,7 +2556,7 @@
           <w:b w:val="0"/>
           <w:sz w:val="28"/>
         </w:rPr>
-        <w:t>Таблица 4 — Распределение ответственности</w:t>
+        <w:t>Таблица 4 - Распределение ответственности</w:t>
       </w:r>
     </w:p>
     <w:tbl>
@@ -3142,7 +3142,7 @@
           <w:b w:val="0"/>
           <w:sz w:val="28"/>
         </w:rPr>
-        <w:t>Таблица 5 — Метрики качества услуг</w:t>
+        <w:t>Таблица 5 - Метрики качества услуг</w:t>
       </w:r>
     </w:p>
     <w:tbl>
@@ -3677,7 +3677,7 @@
           <w:b w:val="0"/>
           <w:sz w:val="28"/>
         </w:rPr>
-        <w:t>Месячная доступность A = 100 × (T − M − D) / (T − M), где T — календарные минуты месяца; M — заранее согласованное обслуживание; D — подтверждённый незапланированный простой в оставшемся интервале. При T = 43 200 минут и M = 0 показатель 99,5 % допускает 216 минут незапланированного простоя.</w:t>
+        <w:t>Месячная доступность A = 100 × (T − M − D) / (T − M), где T - календарные минуты месяца; M - заранее согласованное обслуживание; D - подтверждённый незапланированный простой в оставшемся интервале. При T = 43 200 минут и M = 0 показатель 99,5 % допускает 216 минут незапланированного простоя.</w:t>
       </w:r>
     </w:p>
     <w:p>
@@ -3689,7 +3689,7 @@
           <w:b w:val="0"/>
           <w:sz w:val="28"/>
         </w:rPr>
-        <w:t>Плановые работы объявляются не позднее чем за 48 часов; исключаемое обслуживание ограничено 120 минутами за месяц. Превышение лимита считается простоем. Источники измерения — история мониторинга, журнал событий и обращения; спорные интервалы сверяются с заказчиком. RPO и RTO действуют только при наличии согласованного охвата копирования и доступной исправной копии.</w:t>
+        <w:t>Плановые работы объявляются не позднее чем за 48 часов; исключаемое обслуживание ограничено 120 минутами за месяц. Превышение лимита считается простоем. Источники измерения - история мониторинга, журнал событий и обращения; спорные интервалы сверяются с заказчиком. RPO и RTO действуют только при наличии согласованного охвата копирования и доступной исправной копии.</w:t>
       </w:r>
     </w:p>
     <w:p>
@@ -3740,7 +3740,7 @@
           <w:b w:val="0"/>
           <w:sz w:val="28"/>
         </w:rPr>
-        <w:t>Таблица 6 — Приоритеты инцидентов</w:t>
+        <w:t>Таблица 6 - Приоритеты инцидентов</w:t>
       </w:r>
     </w:p>
     <w:tbl>
@@ -3873,7 +3873,7 @@
                 <w:b w:val="0"/>
                 <w:sz w:val="23"/>
               </w:rPr>
-              <w:t>P1 — критический</w:t>
+              <w:t>P1 - критический</w:t>
             </w:r>
           </w:p>
         </w:tc>
@@ -3966,7 +3966,7 @@
                 <w:b w:val="0"/>
                 <w:sz w:val="23"/>
               </w:rPr>
-              <w:t>P2 — высокий</w:t>
+              <w:t>P2 - высокий</w:t>
             </w:r>
           </w:p>
         </w:tc>
@@ -4059,7 +4059,7 @@
                 <w:b w:val="0"/>
                 <w:sz w:val="23"/>
               </w:rPr>
-              <w:t>P3 — средний</w:t>
+              <w:t>P3 - средний</w:t>
             </w:r>
           </w:p>
         </w:tc>
@@ -4152,7 +4152,7 @@
                 <w:b w:val="0"/>
                 <w:sz w:val="23"/>
               </w:rPr>
-              <w:t>P4 — низкий</w:t>
+              <w:t>P4 - низкий</w:t>
             </w:r>
           </w:p>
         </w:tc>
@@ -4244,7 +4244,7 @@
           <w:b w:val="0"/>
           <w:sz w:val="28"/>
         </w:rPr>
-        <w:t>Реакция — содержательное принятие обращения специалистом с фиксацией первого действия, а не автоматическое уведомление. Решение — восстановление согласованной работоспособности или принятый заказчиком обходной путь с описанием действий. Изменение функциональности и плановая поставка ресурсов оформляются запросом на изменение и имеют отдельный согласованный срок.</w:t>
+        <w:t>Реакция - содержательное принятие обращения специалистом с фиксацией первого действия, а не автоматическое уведомление. Решение - восстановление согласованной работоспособности или принятый заказчиком обходной путь с описанием действий. Изменение функциональности и плановая поставка ресурсов оформляются запросом на изменение и имеют отдельный согласованный срок.</w:t>
       </w:r>
     </w:p>
     <w:p>
@@ -4256,7 +4256,7 @@
           <w:b w:val="0"/>
           <w:sz w:val="28"/>
         </w:rPr>
-        <w:t>Внутри приоритета действует FIFO по времени регистрации, затем по номеру. Отступление от очереди обосновывается в истории. P1 немедленно эскалируется руководителю поддержки; риск остальных нарушений — при использовании 75 % срока решения.</w:t>
+        <w:t>Внутри приоритета действует FIFO по времени регистрации, затем по номеру. Отступление от очереди обосновывается в истории. P1 немедленно эскалируется руководителю поддержки; риск остальных нарушений - при использовании 75 % срока решения.</w:t>
       </w:r>
     </w:p>
     <w:p>
@@ -4307,7 +4307,7 @@
           <w:b w:val="0"/>
           <w:sz w:val="28"/>
         </w:rPr>
-        <w:t>Таблица 7 — Уровни поддержки</w:t>
+        <w:t>Таблица 7 - Уровни поддержки</w:t>
       </w:r>
     </w:p>
     <w:tbl>
@@ -4417,7 +4417,7 @@
                 <w:b w:val="0"/>
                 <w:sz w:val="23"/>
               </w:rPr>
-              <w:t>L1 — приём и первичная диагностика</w:t>
+              <w:t>L1 - приём и первичная диагностика</w:t>
             </w:r>
           </w:p>
         </w:tc>
@@ -4488,7 +4488,7 @@
                 <w:b w:val="0"/>
                 <w:sz w:val="23"/>
               </w:rPr>
-              <w:t>L2 — профильное восстановление</w:t>
+              <w:t>L2 - профильное восстановление</w:t>
             </w:r>
           </w:p>
         </w:tc>
@@ -4559,7 +4559,7 @@
                 <w:b w:val="0"/>
                 <w:sz w:val="23"/>
               </w:rPr>
-              <w:t>L3 — экспертная помощь</w:t>
+              <w:t>L3 - экспертная помощь</w:t>
             </w:r>
           </w:p>
         </w:tc>
@@ -4692,7 +4692,7 @@
           <w:b w:val="0"/>
           <w:sz w:val="28"/>
         </w:rPr>
-        <w:t>Таблица 8 — Жизненный цикл обращения</w:t>
+        <w:t>Таблица 8 - Жизненный цикл обращения</w:t>
       </w:r>
     </w:p>
     <w:tbl>
@@ -5204,7 +5204,7 @@
           <w:b w:val="0"/>
           <w:sz w:val="28"/>
         </w:rPr>
-        <w:t>Изменения конфигурации, затрагивающие несколько услуг, сопровождаются оценкой зависимостей по сервисно-ресурсной модели: например, отказ БД конфигураций влияет на управление vSphere, а отказ сервера БД мониторинга — на сохранение метрик. Ответственный определяет затронутые услуги, согласует окно, план проверки и возврата.</w:t>
+        <w:t>Изменения конфигурации, затрагивающие несколько услуг, сопровождаются оценкой зависимостей по сервисно-ресурсной модели: например, отказ БД конфигураций влияет на управление vSphere, а отказ сервера БД мониторинга - на сохранение метрик. Ответственный определяет затронутые услуги, согласует окно, план проверки и возврата.</w:t>
       </w:r>
     </w:p>
     <w:p>
@@ -5291,7 +5291,7 @@
           <w:b w:val="0"/>
           <w:sz w:val="28"/>
         </w:rPr>
-        <w:t>Таблица 9 — Реакция на нарушение качества — учебные условия</w:t>
+        <w:t>Таблица 9 - Реакция на нарушение качества - учебные условия</w:t>
       </w:r>
     </w:p>
     <w:tbl>
@@ -5768,7 +5768,7 @@
           <w:b w:val="0"/>
           <w:sz w:val="28"/>
         </w:rPr>
-        <w:t>1. Управление информационно-технологическими услугами. Практическая работа №4: Соглашение об уровне обслуживания : методические указания. — Учебный материал, предоставленный к заданию. — Файл «УИТУ_Практическая работа №4_Практические занятия.docx». — Текст : электронный.</w:t>
+        <w:t>1. Управление информационно-технологическими услугами. Практическая работа №4: Соглашение об уровне обслуживания: методические указания. - Учебный материал, предоставленный к заданию. - Файл «УИТУ_Практическая работа №4_Практические занятия.docx». - Текст: электронный.</w:t>
       </w:r>
     </w:p>
     <w:p>
@@ -5780,7 +5780,7 @@
           <w:b w:val="0"/>
           <w:sz w:val="28"/>
         </w:rPr>
-        <w:t>2. Тарасов, А. М. Предприятие как субъект оказания ИТ-услуг : отчёт по практической работе №1 / А. М. Тарасов, Д. М. Дементиевский, Б. М. Тыцкий. — Москва : РТУ МИРЭА, 2026. — 6 с. — Файл prakt1.pdf. — Текст : электронный.</w:t>
+        <w:t>2. Тарасов, А. М. Предприятие как субъект оказания ИТ-услуг: отчёт по практической работе №1 / А. М. Тарасов, Д. М. Дементиевский, Б. М. Тыцкий. - Москва: РТУ МИРЭА, 2026. - 6 с. - Файл prakt1.pdf. - Текст: электронный.</w:t>
       </w:r>
     </w:p>
     <w:p>
@@ -5792,7 +5792,7 @@
           <w:b w:val="0"/>
           <w:sz w:val="28"/>
         </w:rPr>
-        <w:t>3. Тарасов, А. М. Методологическая основа построения управляемых ИС : отчёт по практической работе №2 / А. М. Тарасов, Д. М. Дементиевский, Б. М. Тыцкий. — Москва : РТУ МИРЭА, 2026. — 4 с. — Файл prakt2.pdf. — Текст : электронный.</w:t>
+        <w:t>3. Тарасов, А. М. Методологическая основа построения управляемых ИС: отчёт по практической работе №2 / А. М. Тарасов, Д. М. Дементиевский, Б. М. Тыцкий. - Москва: РТУ МИРЭА, 2026. - 4 с. - Файл prakt2.pdf. - Текст: электронный.</w:t>
       </w:r>
     </w:p>
     <w:p>
@@ -5804,7 +5804,7 @@
           <w:b w:val="0"/>
           <w:sz w:val="28"/>
         </w:rPr>
-        <w:t>4. Тарасов, А. М. Методология обеспечения ценности ИТ-услуг : отчёт по практической работе №3 / А. М. Тарасов, Д. М. Дементиевский, Б. М. Тыцкий. — Москва : РТУ МИРЭА, 2026. — 9 с. — Файл prakt3.pdf. — Текст : электронный.</w:t>
+        <w:t>4. Тарасов, А. М. Методология обеспечения ценности ИТ-услуг: отчёт по практической работе №3 / А. М. Тарасов, Д. М. Дементиевский, Б. М. Тыцкий. - Москва: РТУ МИРЭА, 2026. - 9 с. - Файл prakt3.pdf. - Текст: электронный.</w:t>
       </w:r>
     </w:p>
     <w:p>
@@ -5816,7 +5816,7 @@
           <w:b w:val="0"/>
           <w:sz w:val="28"/>
         </w:rPr>
-        <w:t>5. Краткие рекомендации по ГОСТ 7.32–2017. Отчёт о научно-исследовательской работе. Структура и правила оформления. — Учебный материал, предоставленный к заданию. — 19 с. — Текст : электронный.</w:t>
+        <w:t>5. Краткие рекомендации по ГОСТ 7.32-2017. Отчёт о научно-исследовательской работе. Структура и правила оформления. - Учебный материал, предоставленный к заданию. - 19 с. - Текст: электронный.</w:t>
       </w:r>
     </w:p>
     <w:sectPr>
@@ -17935,12 +17935,6 @@
       <w:tabs>
         <w:tab w:pos="9354" w:val="right" w:leader="dot"/>
         <w:tab w:pos="9354" w:val="right" w:leader="dot"/>
-        <w:tab w:pos="9354" w:val="right" w:leader="dot"/>
-        <w:tab w:pos="9354" w:val="right" w:leader="dot"/>
-        <w:tab w:pos="9354" w:val="right" w:leader="dot"/>
-        <w:tab w:pos="9354" w:val="right" w:leader="dot"/>
-        <w:tab w:pos="9354" w:val="right" w:leader="dot"/>
-        <w:tab w:pos="9354" w:val="right" w:leader="dot"/>
       </w:tabs>
       <w:spacing w:line="240" w:lineRule="auto" w:before="0" w:after="0"/>
       <w:ind w:left="0" w:firstLine="0"/>
@@ -17956,12 +17950,6 @@
     <w:pPr>
       <w:keepNext w:val="0"/>
       <w:tabs>
-        <w:tab w:pos="9354" w:val="right" w:leader="dot"/>
-        <w:tab w:pos="9354" w:val="right" w:leader="dot"/>
-        <w:tab w:pos="9354" w:val="right" w:leader="dot"/>
-        <w:tab w:pos="9354" w:val="right" w:leader="dot"/>
-        <w:tab w:pos="9354" w:val="right" w:leader="dot"/>
-        <w:tab w:pos="9354" w:val="right" w:leader="dot"/>
         <w:tab w:pos="9354" w:val="right" w:leader="dot"/>
         <w:tab w:pos="9354" w:val="right" w:leader="dot"/>
       </w:tabs>

--- a/reports/УИТУ_Практическая_4_ТехноСервис.docx
+++ b/reports/УИТУ_Практическая_4_ТехноСервис.docx
@@ -5,6 +5,7 @@
     <w:p>
       <w:pPr>
         <w:keepNext w:val="0"/>
+        <w:spacing w:line="240" w:lineRule="auto"/>
         <w:ind w:firstLine="0"/>
         <w:jc w:val="center"/>
       </w:pPr>
@@ -13,7 +14,40 @@
           <w:b w:val="0"/>
           <w:sz w:val="28"/>
         </w:rPr>
-        <w:t>МИНОБРНАУКИ РОССИИ</w:t>
+      </w:r>
+      <w:r>
+        <w:drawing>
+          <wp:inline xmlns:a="http://schemas.openxmlformats.org/drawingml/2006/main" xmlns:pic="http://schemas.openxmlformats.org/drawingml/2006/picture">
+            <wp:extent cx="864000" cy="864000"/>
+            <wp:docPr id="1" name="Picture 1" descr="Эмблема РТУ МИРЭА"/>
+            <wp:cNvGraphicFramePr>
+              <a:graphicFrameLocks noChangeAspect="1"/>
+            </wp:cNvGraphicFramePr>
+            <a:graphic>
+              <a:graphicData uri="http://schemas.openxmlformats.org/drawingml/2006/picture">
+                <pic:pic>
+                  <pic:nvPicPr>
+                    <pic:cNvPr id="0" name="mirea-emblem.png"/>
+                    <pic:cNvPicPr/>
+                  </pic:nvPicPr>
+                  <pic:blipFill>
+                    <a:blip r:embed="rId10"/>
+                    <a:stretch>
+                      <a:fillRect/>
+                    </a:stretch>
+                  </pic:blipFill>
+                  <pic:spPr>
+                    <a:xfrm>
+                      <a:off x="0" y="0"/>
+                      <a:ext cx="864000" cy="864000"/>
+                    </a:xfrm>
+                    <a:prstGeom prst="rect"/>
+                  </pic:spPr>
+                </pic:pic>
+              </a:graphicData>
+            </a:graphic>
+          </wp:inline>
+        </w:drawing>
       </w:r>
     </w:p>
     <w:p>
@@ -27,7 +61,7 @@
           <w:b w:val="0"/>
           <w:sz w:val="28"/>
         </w:rPr>
-        <w:t>Федеральное государственное бюджетное образовательное</w:t>
+        <w:t>МИНИСТЕРСТВО НАУКИ И ВЫСШЕГО ОБРАЗОВАНИЯ РОССИЙСКОЙ ФЕДЕРАЦИИ</w:t>
       </w:r>
     </w:p>
     <w:p>
@@ -41,76 +75,7 @@
           <w:b w:val="0"/>
           <w:sz w:val="28"/>
         </w:rPr>
-        <w:t>учреждение высшего образования</w:t>
-      </w:r>
-    </w:p>
-    <w:p>
-      <w:pPr>
-        <w:keepNext w:val="0"/>
-        <w:ind w:firstLine="0"/>
-        <w:jc w:val="center"/>
-      </w:pPr>
-      <w:r>
-        <w:rPr>
-          <w:b w:val="0"/>
-          <w:sz w:val="28"/>
-        </w:rPr>
-        <w:t>«МИРЭА - Российский технологический университет»</w:t>
-      </w:r>
-    </w:p>
-    <w:p>
-      <w:pPr>
-        <w:keepNext w:val="0"/>
-        <w:ind w:firstLine="0"/>
-        <w:jc w:val="center"/>
-      </w:pPr>
-      <w:r>
-        <w:rPr>
-          <w:b w:val="0"/>
-          <w:sz w:val="28"/>
-        </w:rPr>
-        <w:t>РТУ МИРЭА</w:t>
-      </w:r>
-    </w:p>
-    <w:p>
-      <w:pPr>
-        <w:keepNext w:val="0"/>
-        <w:ind w:firstLine="0"/>
-        <w:jc w:val="center"/>
-      </w:pPr>
-      <w:r>
-        <w:rPr>
-          <w:b w:val="0"/>
-          <w:sz w:val="28"/>
-        </w:rPr>
-        <w:t>Институт информационных технологий</w:t>
-      </w:r>
-    </w:p>
-    <w:p>
-      <w:pPr>
-        <w:keepNext w:val="0"/>
-        <w:ind w:firstLine="0"/>
-        <w:jc w:val="center"/>
-      </w:pPr>
-      <w:r>
-        <w:rPr>
-          <w:b w:val="0"/>
-          <w:sz w:val="28"/>
-        </w:rPr>
-        <w:t>Кафедра корпоративных информационных систем</w:t>
-      </w:r>
-    </w:p>
-    <w:p>
-      <w:pPr>
-        <w:keepNext w:val="0"/>
-        <w:ind w:firstLine="0"/>
-        <w:jc w:val="center"/>
-      </w:pPr>
-      <w:r>
-        <w:rPr>
-          <w:b w:val="0"/>
-          <w:sz w:val="28"/>
-        </w:rPr>
+        <w:t>Федеральное государственное бюджетное образовательное учреждение высшего образования</w:t>
       </w:r>
     </w:p>
     <w:p>
@@ -124,7 +89,7 @@
           <w:b/>
           <w:sz w:val="28"/>
         </w:rPr>
-        <w:t>ОТЧЁТ ПО ПРАКТИЧЕСКОЙ РАБОТЕ № 4</w:t>
+        <w:t>«МИРЭА - Российский технологический университет»</w:t>
       </w:r>
     </w:p>
     <w:p>
@@ -132,122 +97,16 @@
         <w:keepNext w:val="0"/>
         <w:ind w:firstLine="0"/>
         <w:jc w:val="center"/>
+        <w:pBdr>
+          <w:bottom w:val="double" w:sz="6" w:space="8" w:color="000000"/>
+        </w:pBdr>
       </w:pPr>
       <w:r>
         <w:rPr>
-          <w:b w:val="0"/>
+          <w:b/>
           <w:sz w:val="28"/>
         </w:rPr>
-        <w:t>по дисциплине</w:t>
-      </w:r>
-    </w:p>
-    <w:p>
-      <w:pPr>
-        <w:keepNext w:val="0"/>
-        <w:ind w:firstLine="0"/>
-        <w:jc w:val="center"/>
-      </w:pPr>
-      <w:r>
-        <w:rPr>
-          <w:b w:val="0"/>
-          <w:sz w:val="28"/>
-        </w:rPr>
-        <w:t>«Управление информационно-технологическими услугами»</w:t>
-      </w:r>
-    </w:p>
-    <w:p>
-      <w:pPr>
-        <w:keepNext w:val="0"/>
-        <w:ind w:firstLine="0"/>
-        <w:jc w:val="center"/>
-      </w:pPr>
-      <w:r>
-        <w:rPr>
-          <w:b w:val="0"/>
-          <w:sz w:val="28"/>
-        </w:rPr>
-        <w:t>Тема: «Соглашение об уровне обслуживания»</w:t>
-      </w:r>
-    </w:p>
-    <w:p>
-      <w:pPr>
-        <w:keepNext w:val="0"/>
-      </w:pPr>
-      <w:r>
-        <w:rPr>
-          <w:b w:val="0"/>
-          <w:sz w:val="28"/>
-        </w:rPr>
-      </w:r>
-    </w:p>
-    <w:p>
-      <w:pPr>
-        <w:keepNext w:val="0"/>
-        <w:ind w:firstLine="0"/>
-        <w:jc w:val="right"/>
-      </w:pPr>
-      <w:r>
-        <w:rPr>
-          <w:b w:val="0"/>
-          <w:sz w:val="28"/>
-        </w:rPr>
-        <w:t>Выполнили: студенты группы ИКБО-74-23</w:t>
-      </w:r>
-    </w:p>
-    <w:p>
-      <w:pPr>
-        <w:keepNext w:val="0"/>
-        <w:ind w:firstLine="0"/>
-        <w:jc w:val="right"/>
-      </w:pPr>
-      <w:r>
-        <w:rPr>
-          <w:b w:val="0"/>
-          <w:sz w:val="28"/>
-        </w:rPr>
-        <w:t>Тарасов Арсений Максимович</w:t>
-      </w:r>
-    </w:p>
-    <w:p>
-      <w:pPr>
-        <w:keepNext w:val="0"/>
-        <w:ind w:firstLine="0"/>
-        <w:jc w:val="right"/>
-      </w:pPr>
-      <w:r>
-        <w:rPr>
-          <w:b w:val="0"/>
-          <w:sz w:val="28"/>
-        </w:rPr>
-        <w:t>Дементиевский Дмитрий Максимович</w:t>
-      </w:r>
-    </w:p>
-    <w:p>
-      <w:pPr>
-        <w:keepNext w:val="0"/>
-        <w:ind w:firstLine="0"/>
-        <w:jc w:val="right"/>
-      </w:pPr>
-      <w:r>
-        <w:rPr>
-          <w:b w:val="0"/>
-          <w:sz w:val="28"/>
-        </w:rPr>
-        <w:t>Тыцкий Богдан Максимович</w:t>
-      </w:r>
-    </w:p>
-    <w:p>
-      <w:pPr>
-        <w:keepNext w:val="0"/>
-        <w:ind w:firstLine="0"/>
-        <w:jc w:val="right"/>
-      </w:pPr>
-      <w:r>
-        <w:rPr>
-          <w:b w:val="0"/>
-          <w:sz w:val="28"/>
-        </w:rPr>
-        <w:t>Проверил: ассистент Демидов Н.А.</w:t>
+        <w:t>РТУ МИРЭА</w:t>
       </w:r>
     </w:p>
     <w:p>
@@ -272,27 +131,63 @@
           <w:b w:val="0"/>
           <w:sz w:val="28"/>
         </w:rPr>
-        <w:t>Москва, 2026</w:t>
+        <w:t>Институт информационных технологий (ИТ)</w:t>
       </w:r>
     </w:p>
     <w:p>
       <w:pPr>
-        <w:pStyle w:val="Heading1"/>
-        <w:spacing w:after="280"/>
+        <w:keepNext w:val="0"/>
+        <w:ind w:firstLine="0"/>
         <w:jc w:val="center"/>
       </w:pPr>
-      <w:bookmarkStart w:id="101" w:name="_TocUITU1"/>
       <w:r>
-        <w:t>РЕФЕРАТ</w:t>
+        <w:rPr>
+          <w:b w:val="0"/>
+          <w:sz w:val="28"/>
+        </w:rPr>
+        <w:t>Кафедра корпоративных информационных систем (КИС)</w:t>
       </w:r>
-      <w:bookmarkEnd w:id="101"/>
     </w:p>
     <w:p>
       <w:pPr>
         <w:keepNext w:val="0"/>
+        <w:ind w:firstLine="0"/>
+        <w:jc w:val="center"/>
       </w:pPr>
       <w:r>
-        <w:t>Объём отчёта: 17 с., 0 рис., 9 табл., 5 источников.</w:t>
+        <w:rPr>
+          <w:b/>
+          <w:sz w:val="28"/>
+        </w:rPr>
+        <w:t>ОТЧЕТ ПО ПРАКТИЧЕСКОЙ РАБОТЕ №4</w:t>
+      </w:r>
+    </w:p>
+    <w:p>
+      <w:pPr>
+        <w:keepNext w:val="0"/>
+        <w:ind w:firstLine="0"/>
+        <w:jc w:val="center"/>
+      </w:pPr>
+      <w:r>
+        <w:rPr>
+          <w:b/>
+          <w:sz w:val="28"/>
+        </w:rPr>
+        <w:t>по дисциплине</w:t>
+      </w:r>
+    </w:p>
+    <w:p>
+      <w:pPr>
+        <w:keepNext w:val="0"/>
+        <w:ind w:firstLine="0"/>
+        <w:jc w:val="center"/>
+      </w:pPr>
+      <w:r>
+        <w:rPr>
+          <w:b/>
+          <w:sz w:val="28"/>
+        </w:rPr>
+        <w:t>«Управление информационно-технологическими услугами»</w:t>
       </w:r>
     </w:p>
     <w:p>
@@ -304,25 +199,132 @@
           <w:b w:val="0"/>
           <w:sz w:val="28"/>
         </w:rPr>
-        <w:t>SLA, ИТ-УСЛУГА, КАТАЛОГ УСЛУГ, ПРИОРИТЕТ, ИНЦИДЕНТ, ДОСТУПНОСТЬ, ПОДДЕРЖКА, ОТВЕТСТВЕННОСТЬ, ТЕХНОСЕРВИС</w:t>
       </w:r>
     </w:p>
+    <w:tbl>
+      <w:tblPr>
+        <w:tblW w:type="auto" w:w="0"/>
+        <w:jc w:val="center"/>
+        <w:tblLayout w:type="fixed"/>
+        <w:tblLook w:firstColumn="1" w:firstRow="1" w:lastColumn="0" w:lastRow="0" w:noHBand="0" w:noVBand="1" w:val="04A0"/>
+      </w:tblPr>
+      <w:tblGrid>
+        <w:gridCol w:w="3572"/>
+        <w:gridCol w:w="5783"/>
+      </w:tblGrid>
+      <w:tr>
+        <w:trPr>
+          <w:cantSplit/>
+        </w:trPr>
+        <w:tc>
+          <w:tcPr>
+            <w:tcW w:type="dxa" w:w="3572"/>
+          </w:tcPr>
+          <w:p>
+            <w:pPr>
+              <w:spacing w:line="288" w:lineRule="auto" w:before="0" w:after="0"/>
+              <w:ind w:firstLine="0"/>
+              <w:jc w:val="center"/>
+            </w:pPr>
+            <w:r>
+              <w:rPr>
+                <w:rFonts w:ascii="Times New Roman" w:hAnsi="Times New Roman"/>
+                <w:sz w:val="28"/>
+              </w:rPr>
+              <w:t>Выполнили студенты</w:t>
+              <w:br/>
+              <w:t>группы ИКБО-74-23</w:t>
+            </w:r>
+          </w:p>
+        </w:tc>
+        <w:tc>
+          <w:tcPr>
+            <w:tcW w:type="dxa" w:w="5783"/>
+          </w:tcPr>
+          <w:p>
+            <w:pPr>
+              <w:spacing w:line="288" w:lineRule="auto" w:before="0" w:after="0"/>
+              <w:ind w:firstLine="0"/>
+              <w:jc w:val="center"/>
+            </w:pPr>
+            <w:r>
+              <w:rPr>
+                <w:rFonts w:ascii="Times New Roman" w:hAnsi="Times New Roman"/>
+                <w:sz w:val="28"/>
+              </w:rPr>
+              <w:t>Тарасов Арсений Максимович</w:t>
+              <w:br/>
+              <w:t>Дементиевский Дмитрий Максимович</w:t>
+              <w:br/>
+              <w:t>Тыцкий Богдан Максимович</w:t>
+            </w:r>
+          </w:p>
+        </w:tc>
+      </w:tr>
+      <w:tr>
+        <w:trPr>
+          <w:cantSplit/>
+        </w:trPr>
+        <w:tc>
+          <w:tcPr>
+            <w:tcW w:type="dxa" w:w="3572"/>
+          </w:tcPr>
+          <w:p>
+            <w:pPr>
+              <w:spacing w:line="288" w:lineRule="auto" w:before="300" w:after="0"/>
+              <w:ind w:firstLine="0"/>
+              <w:jc w:val="center"/>
+            </w:pPr>
+            <w:r>
+              <w:rPr>
+                <w:rFonts w:ascii="Times New Roman" w:hAnsi="Times New Roman"/>
+                <w:sz w:val="28"/>
+              </w:rPr>
+              <w:t>Принял преподаватель</w:t>
+            </w:r>
+          </w:p>
+        </w:tc>
+        <w:tc>
+          <w:tcPr>
+            <w:tcW w:type="dxa" w:w="5783"/>
+          </w:tcPr>
+          <w:p>
+            <w:pPr>
+              <w:spacing w:line="288" w:lineRule="auto" w:before="300" w:after="0"/>
+              <w:ind w:firstLine="0"/>
+              <w:jc w:val="center"/>
+            </w:pPr>
+            <w:r>
+              <w:rPr>
+                <w:rFonts w:ascii="Times New Roman" w:hAnsi="Times New Roman"/>
+                <w:sz w:val="28"/>
+              </w:rPr>
+              <w:t>ассистент Демидов Н.А.</w:t>
+            </w:r>
+          </w:p>
+        </w:tc>
+      </w:tr>
+    </w:tbl>
     <w:p>
       <w:pPr>
         <w:keepNext w:val="0"/>
+        <w:spacing w:before="680"/>
+        <w:ind w:firstLine="0"/>
+        <w:jc w:val="center"/>
       </w:pPr>
       <w:r>
         <w:rPr>
           <w:b w:val="0"/>
           <w:sz w:val="28"/>
         </w:rPr>
-        <w:t>Объект работы - предоставление ИТ-услуг ООО «ТехноСервис». Цель - согласовать измеримые условия обслуживания по шести услугам единого каталога. Применены анализ каталога и сервисно-ресурсных моделей, классификация инцидентов и распределение ответственности. Разработано учебное соглашение SLA: определены границы услуг, исходные тарифы, метрики доступности, приоритеты и сроки, уровни поддержки, статусы и порядок эскалации. Условия SLA используются при моделировании процессов и в прототипе ITSM-системы. Результат предназначен для согласования условий обслуживания и контроля обращений; договорная и экономическая эффективность в реальной эксплуатации не оценивалась.</w:t>
+        <w:t>Москва 2026</w:t>
       </w:r>
     </w:p>
     <w:p>
       <w:pPr>
         <w:pStyle w:val="TOCHeading"/>
         <w:spacing w:after="280"/>
+        <w:ind w:firstLine="0"/>
         <w:jc w:val="center"/>
         <w:pageBreakBefore/>
       </w:pPr>
@@ -335,6 +337,7 @@
         <w:tag w:val="UITU_TOC"/>
         <w:docPartObj>
           <w:docPartGallery w:val="Table of Contents"/>
+          <w:docPartUnique/>
         </w:docPartObj>
       </w:sdtPr>
       <w:sdtContent>
@@ -346,22 +349,22 @@
             <w:fldChar w:fldCharType="begin"/>
           </w:r>
           <w:r>
-            <w:instrText xml:space="preserve"> TOC \o "1-2" \h \z \u </w:instrText>
+            <w:instrText xml:space="preserve"> TOC \o "1-3" \h \z \u </w:instrText>
           </w:r>
           <w:r>
             <w:fldChar w:fldCharType="separate"/>
           </w:r>
           <w:hyperlink w:anchor="_TocUITU1">
             <w:r>
-              <w:t>РЕФЕРАТ</w:t>
+              <w:t>ЦЕЛЬ ПРАКТИЧЕСКОЙ РАБОТЫ</w:t>
+            </w:r>
+            <w:r>
+              <w:tab/>
+            </w:r>
+            <w:r>
+              <w:t>3</w:t>
             </w:r>
           </w:hyperlink>
-          <w:r>
-            <w:tab/>
-          </w:r>
-          <w:r>
-            <w:t>2</w:t>
-          </w:r>
         </w:p>
         <w:p>
           <w:pPr>
@@ -369,207 +372,207 @@
           </w:pPr>
           <w:hyperlink w:anchor="_TocUITU2">
             <w:r>
-              <w:t>ВВЕДЕНИЕ</w:t>
+              <w:t>ВЫПОЛНЕНИЕ РАБОТЫ</w:t>
+            </w:r>
+            <w:r>
+              <w:tab/>
+            </w:r>
+            <w:r>
+              <w:t>4</w:t>
             </w:r>
           </w:hyperlink>
-          <w:r>
-            <w:tab/>
-          </w:r>
-          <w:r>
-            <w:t>4</w:t>
-          </w:r>
-        </w:p>
-        <w:p>
-          <w:pPr>
-            <w:pStyle w:val="TOC1"/>
-          </w:pPr>
-          <w:hyperlink w:anchor="_TocUITU3">
-            <w:r>
-              <w:t>1 ВЫПОЛНЕНИЕ РАБОТЫ</w:t>
-            </w:r>
-          </w:hyperlink>
-          <w:r>
-            <w:tab/>
-          </w:r>
-          <w:r>
-            <w:t>5</w:t>
-          </w:r>
         </w:p>
         <w:p>
           <w:pPr>
             <w:pStyle w:val="TOC2"/>
           </w:pPr>
-          <w:hyperlink w:anchor="_TocUITU4">
+          <w:hyperlink w:anchor="_TocUITU3">
             <w:r>
-              <w:t>1.1 Назначение, стороны и границы соглашения</w:t>
+              <w:t>Соглашение об уровне сервиса (SLA)</w:t>
+            </w:r>
+            <w:r>
+              <w:tab/>
+            </w:r>
+            <w:r>
+              <w:t>4</w:t>
             </w:r>
           </w:hyperlink>
-          <w:r>
-            <w:tab/>
-          </w:r>
-          <w:r>
-            <w:t>5</w:t>
-          </w:r>
         </w:p>
         <w:p>
           <w:pPr>
-            <w:pStyle w:val="TOC2"/>
+            <w:pStyle w:val="TOC3"/>
+          </w:pPr>
+          <w:hyperlink w:anchor="_TocUITU4">
+            <w:r>
+              <w:t>1. Границы оказания услуг</w:t>
+            </w:r>
+            <w:r>
+              <w:tab/>
+            </w:r>
+            <w:r>
+              <w:t>4</w:t>
+            </w:r>
+          </w:hyperlink>
+        </w:p>
+        <w:p>
+          <w:pPr>
+            <w:pStyle w:val="TOC3"/>
           </w:pPr>
           <w:hyperlink w:anchor="_TocUITU5">
             <w:r>
-              <w:t>1.2 Состав и стоимость услуг</w:t>
+              <w:t>2. Список, состав и стоимость предоставляемых услуг</w:t>
+            </w:r>
+            <w:r>
+              <w:tab/>
+            </w:r>
+            <w:r>
+              <w:t>5</w:t>
             </w:r>
           </w:hyperlink>
-          <w:r>
-            <w:tab/>
-          </w:r>
-          <w:r>
-            <w:t>6</w:t>
-          </w:r>
         </w:p>
         <w:p>
           <w:pPr>
-            <w:pStyle w:val="TOC2"/>
+            <w:pStyle w:val="TOC3"/>
           </w:pPr>
           <w:hyperlink w:anchor="_TocUITU6">
             <w:r>
-              <w:t>1.3 Единицы стоимости и порядок расчёта</w:t>
+              <w:t>3. Единица измерения стоимости услуг Исполнителя</w:t>
+            </w:r>
+            <w:r>
+              <w:tab/>
+            </w:r>
+            <w:r>
+              <w:t>5</w:t>
             </w:r>
           </w:hyperlink>
-          <w:r>
-            <w:tab/>
-          </w:r>
-          <w:r>
-            <w:t>7</w:t>
-          </w:r>
         </w:p>
         <w:p>
           <w:pPr>
-            <w:pStyle w:val="TOC2"/>
+            <w:pStyle w:val="TOC3"/>
           </w:pPr>
           <w:hyperlink w:anchor="_TocUITU7">
             <w:r>
-              <w:t>1.4 Применяемый инструментарий</w:t>
+              <w:t>4. Применяемый инструментарий</w:t>
+            </w:r>
+            <w:r>
+              <w:tab/>
+            </w:r>
+            <w:r>
+              <w:t>6</w:t>
             </w:r>
           </w:hyperlink>
-          <w:r>
-            <w:tab/>
-          </w:r>
-          <w:r>
-            <w:t>8</w:t>
-          </w:r>
         </w:p>
         <w:p>
           <w:pPr>
-            <w:pStyle w:val="TOC2"/>
+            <w:pStyle w:val="TOC3"/>
           </w:pPr>
           <w:hyperlink w:anchor="_TocUITU8">
             <w:r>
-              <w:t>1.5 Ответственность и согласование работ</w:t>
+              <w:t>5. Приоритеты задач</w:t>
+            </w:r>
+            <w:r>
+              <w:tab/>
+            </w:r>
+            <w:r>
+              <w:t>7</w:t>
             </w:r>
           </w:hyperlink>
-          <w:r>
-            <w:tab/>
-          </w:r>
-          <w:r>
-            <w:t>9</w:t>
-          </w:r>
         </w:p>
         <w:p>
           <w:pPr>
-            <w:pStyle w:val="TOC2"/>
+            <w:pStyle w:val="TOC3"/>
           </w:pPr>
           <w:hyperlink w:anchor="_TocUITU9">
             <w:r>
-              <w:t>1.6 Доступность и измерение качества</w:t>
+              <w:t>6. Выполнение задач в рамках одного приоритета</w:t>
+            </w:r>
+            <w:r>
+              <w:tab/>
+            </w:r>
+            <w:r>
+              <w:t>7</w:t>
             </w:r>
           </w:hyperlink>
-          <w:r>
-            <w:tab/>
-          </w:r>
-          <w:r>
-            <w:t>10</w:t>
-          </w:r>
         </w:p>
         <w:p>
           <w:pPr>
-            <w:pStyle w:val="TOC2"/>
+            <w:pStyle w:val="TOC3"/>
           </w:pPr>
           <w:hyperlink w:anchor="_TocUITU10">
             <w:r>
-              <w:t>1.7 Приоритеты и сроки реакции и решения</w:t>
+              <w:t>7. Определение приоритетов Заказчиком</w:t>
+            </w:r>
+            <w:r>
+              <w:tab/>
+            </w:r>
+            <w:r>
+              <w:t>8</w:t>
             </w:r>
           </w:hyperlink>
-          <w:r>
-            <w:tab/>
-          </w:r>
-          <w:r>
-            <w:t>11</w:t>
-          </w:r>
         </w:p>
         <w:p>
           <w:pPr>
-            <w:pStyle w:val="TOC2"/>
+            <w:pStyle w:val="TOC3"/>
           </w:pPr>
           <w:hyperlink w:anchor="_TocUITU11">
             <w:r>
-              <w:t>1.8 Уровни поддержки и эскалация</w:t>
+              <w:t>8. Уровни поддержки, сроки реакции и решения</w:t>
+            </w:r>
+            <w:r>
+              <w:tab/>
+            </w:r>
+            <w:r>
+              <w:t>8</w:t>
             </w:r>
           </w:hyperlink>
-          <w:r>
-            <w:tab/>
-          </w:r>
-          <w:r>
-            <w:t>12</w:t>
-          </w:r>
         </w:p>
         <w:p>
           <w:pPr>
-            <w:pStyle w:val="TOC2"/>
+            <w:pStyle w:val="TOC3"/>
           </w:pPr>
           <w:hyperlink w:anchor="_TocUITU12">
             <w:r>
-              <w:t>1.9 Статусы и порядок выполнения обращений</w:t>
+              <w:t>9. Статусы обращений и их значения</w:t>
+            </w:r>
+            <w:r>
+              <w:tab/>
+            </w:r>
+            <w:r>
+              <w:t>9</w:t>
             </w:r>
           </w:hyperlink>
-          <w:r>
-            <w:tab/>
-          </w:r>
-          <w:r>
-            <w:t>13</w:t>
-          </w:r>
         </w:p>
         <w:p>
           <w:pPr>
-            <w:pStyle w:val="TOC2"/>
+            <w:pStyle w:val="TOC3"/>
           </w:pPr>
           <w:hyperlink w:anchor="_TocUITU13">
             <w:r>
-              <w:t>1.10 Распределённые проекты и управление изменениями</w:t>
+              <w:t>10. Работа с распределенными проектами</w:t>
+            </w:r>
+            <w:r>
+              <w:tab/>
+            </w:r>
+            <w:r>
+              <w:t>10</w:t>
             </w:r>
           </w:hyperlink>
-          <w:r>
-            <w:tab/>
-          </w:r>
-          <w:r>
-            <w:t>14</w:t>
-          </w:r>
         </w:p>
         <w:p>
           <w:pPr>
-            <w:pStyle w:val="TOC2"/>
+            <w:pStyle w:val="TOC3"/>
           </w:pPr>
           <w:hyperlink w:anchor="_TocUITU14">
             <w:r>
-              <w:t>1.11 Отчётность, нарушения и пересмотр SLA</w:t>
+              <w:t>11. Порядок выполнения обращений</w:t>
+            </w:r>
+            <w:r>
+              <w:tab/>
+            </w:r>
+            <w:r>
+              <w:t>10</w:t>
             </w:r>
           </w:hyperlink>
-          <w:r>
-            <w:tab/>
-          </w:r>
-          <w:r>
-            <w:t>15</w:t>
-          </w:r>
         </w:p>
         <w:p>
           <w:pPr>
@@ -577,31 +580,15 @@
           </w:pPr>
           <w:hyperlink w:anchor="_TocUITU15">
             <w:r>
-              <w:t>ЗАКЛЮЧЕНИЕ</w:t>
+              <w:t>Вывод по работе</w:t>
+            </w:r>
+            <w:r>
+              <w:tab/>
+            </w:r>
+            <w:r>
+              <w:t>12</w:t>
             </w:r>
           </w:hyperlink>
-          <w:r>
-            <w:tab/>
-          </w:r>
-          <w:r>
-            <w:t>16</w:t>
-          </w:r>
-        </w:p>
-        <w:p>
-          <w:pPr>
-            <w:pStyle w:val="TOC1"/>
-          </w:pPr>
-          <w:hyperlink w:anchor="_TocUITU16">
-            <w:r>
-              <w:t>СПИСОК ИСПОЛЬЗОВАННЫХ ИСТОЧНИКОВ</w:t>
-            </w:r>
-          </w:hyperlink>
-          <w:r>
-            <w:tab/>
-          </w:r>
-          <w:r>
-            <w:t>17</w:t>
-          </w:r>
           <w:r>
             <w:fldChar w:fldCharType="end"/>
           </w:r>
@@ -612,13 +599,12 @@
       <w:pPr>
         <w:pStyle w:val="Heading1"/>
         <w:spacing w:after="280"/>
-        <w:jc w:val="center"/>
       </w:pPr>
-      <w:bookmarkStart w:id="102" w:name="_TocUITU2"/>
+      <w:bookmarkStart w:id="101" w:name="_TocUITU1"/>
       <w:r>
-        <w:t>ВВЕДЕНИЕ</w:t>
+        <w:t>ЦЕЛЬ ПРАКТИЧЕСКОЙ РАБОТЫ</w:t>
       </w:r>
-      <w:bookmarkEnd w:id="102"/>
+      <w:bookmarkEnd w:id="101"/>
     </w:p>
     <w:p>
       <w:pPr>
@@ -629,7 +615,41 @@
           <w:b w:val="0"/>
           <w:sz w:val="28"/>
         </w:rPr>
-        <w:t>Цель практической работы - составить соглашение об уровне обслуживания для ООО «ТехноСервис» с соблюдением обязательных положений задания. Соглашение продолжает каталог первой работы, функциональную организационную структуру второй работы и сервисно-ресурсные модели третьей работы.</w:t>
+        <w:t>Цель работы: составить соглашение об уровне сервиса для ИТ-услуг ООО «ТехноСервис», определив границы обслуживания, состав и стоимость услуг, приоритеты, сроки реакции и решения, ответственность участников и порядок обработки обращений.</w:t>
+      </w:r>
+    </w:p>
+    <w:p>
+      <w:pPr>
+        <w:pStyle w:val="Heading1"/>
+        <w:spacing w:after="280"/>
+      </w:pPr>
+      <w:bookmarkStart w:id="102" w:name="_TocUITU2"/>
+      <w:r>
+        <w:t>ВЫПОЛНЕНИЕ РАБОТЫ</w:t>
+      </w:r>
+      <w:bookmarkEnd w:id="102"/>
+    </w:p>
+    <w:p>
+      <w:pPr>
+        <w:pStyle w:val="Heading2"/>
+        <w:spacing w:after="280"/>
+      </w:pPr>
+      <w:bookmarkStart w:id="103" w:name="_TocUITU3"/>
+      <w:r>
+        <w:t>Соглашение об уровне сервиса (SLA)</w:t>
+      </w:r>
+      <w:bookmarkEnd w:id="103"/>
+    </w:p>
+    <w:p>
+      <w:pPr>
+        <w:keepNext w:val="0"/>
+      </w:pPr>
+      <w:r>
+        <w:rPr>
+          <w:b w:val="0"/>
+          <w:sz w:val="28"/>
+        </w:rPr>
+        <w:t>Версия: 1.0. Номер: SLA-TS-2026.</w:t>
       </w:r>
     </w:p>
     <w:p>
@@ -641,7 +661,7 @@
           <w:b w:val="0"/>
           <w:sz w:val="28"/>
         </w:rPr>
-        <w:t>Предмет разработки - правила взаимодействия поставщика и заказчика при предоставлении шести услуг двух линий: «Доступ/аренда» и «Управление». Основная проблема - отсутствие в исходном каталоге измеримых сроков обработки и единого порядка контроля качества при наличии круглосуточной поддержки.</w:t>
+        <w:t>Дата документа: 22.10.2026.</w:t>
       </w:r>
     </w:p>
     <w:p>
@@ -653,7 +673,7 @@
           <w:b w:val="0"/>
           <w:sz w:val="28"/>
         </w:rPr>
-        <w:t>Выполнение работы включает фиксацию границ и стоимости услуг, распределение ответственности, определение доступности и приоритетов, организацию линий поддержки и жизненного цикла обращений. Тарифы и технический состав сохранены из предыдущих работ. Новые целевые показатели, сроки и правила компенсации явно приняты как условия учебной модели.</w:t>
+        <w:t>Поставщик услуг: ООО «ТехноСервис», основано 15 марта 2020 года.</w:t>
       </w:r>
     </w:p>
     <w:p>
@@ -665,28 +685,17 @@
           <w:b w:val="0"/>
           <w:sz w:val="28"/>
         </w:rPr>
-        <w:t>Отчёт оформлен по предоставленным кратким рекомендациям к ГОСТ 7.32-2017. Полученное SLA служит нормативной основой работ №5 и №6. Оно представляет согласованную модель обслуживания, а не действующий договор с реальным заказчиком.</w:t>
+        <w:t>Заказчик: организация, использующая услуги по согласованной спецификации. Представитель заказчика - уполномоченный сотрудник с зарегистрированной учётной записью.</w:t>
       </w:r>
     </w:p>
     <w:p>
       <w:pPr>
-        <w:pStyle w:val="Heading1"/>
-        <w:spacing w:after="280"/>
-      </w:pPr>
-      <w:bookmarkStart w:id="103" w:name="_TocUITU3"/>
-      <w:r>
-        <w:t>1 ВЫПОЛНЕНИЕ РАБОТЫ</w:t>
-      </w:r>
-      <w:bookmarkEnd w:id="103"/>
-    </w:p>
-    <w:p>
-      <w:pPr>
-        <w:pStyle w:val="Heading2"/>
+        <w:pStyle w:val="Heading3"/>
         <w:spacing w:after="280"/>
       </w:pPr>
       <w:bookmarkStart w:id="104" w:name="_TocUITU4"/>
       <w:r>
-        <w:t>1.1 Назначение, стороны и границы соглашения</w:t>
+        <w:t>1. Границы оказания услуг</w:t>
       </w:r>
       <w:bookmarkEnd w:id="104"/>
     </w:p>
@@ -699,7 +708,7 @@
           <w:b w:val="0"/>
           <w:sz w:val="28"/>
         </w:rPr>
-        <w:t>Соглашение SLA-TS-2026, версия 1.0 от 22.10.2026. Исполнитель - ООО «ТехноСервис», основанное 15 марта 2020 года и предоставляющее услуги аренды и управления ИТ-инфраструктурой. Заказчик в учебной модели - организация, использующая выбранные услуги по согласованной спецификации. Представителем заказчика считается уполномоченный сотрудник с зарегистрированной учётной записью.</w:t>
+        <w:t>Исполнитель предоставляет вычислительные ресурсы, лицензии и облачное хранилище, выполняет администрирование, мониторинг, поддержку и резервное копирование. Услуги относятся к двум линиям: «Доступ/аренда» и «Управление». Местоположение ресурсов, допустимые способы доступа и состав обслуживания фиксируются в спецификации. Географическое положение заказчика не ограничивает приём обращений при наличии канала связи.</w:t>
       </w:r>
     </w:p>
     <w:p>
@@ -711,7 +720,7 @@
           <w:b w:val="0"/>
           <w:sz w:val="28"/>
         </w:rPr>
-        <w:t>Соглашение распространяется на удалённое предоставление ресурсов, администрирование, мониторинг, поддержку и восстановление в пределах согласованного каталога. Географическое положение заказчика не ограничивает приём обращения при наличии доступного канала связи. Местоположение ресурсов и разрешённые способы доступа фиксируются в спецификации услуги, без подмены адресами из шаблона методички.</w:t>
+        <w:t>Приём обращений и поддержка выполняются круглосуточно, 24 часа в сутки, 7 дней в неделю, включая выходные и праздники. Все сроки измеряются в календарных минутах и часах. Журнал хранится в UTC; уведомления и интерфейс показывают московское время (UTC+3).</w:t>
       </w:r>
     </w:p>
     <w:p>
@@ -723,56 +732,19 @@
           <w:b w:val="0"/>
           <w:sz w:val="28"/>
         </w:rPr>
-        <w:t>Регистрация обращений, мониторинг и поддержка выполняются круглосуточно, 24 часа в сутки, 7 дней в неделю, включая выходные. Сроки реакции и решения исчисляются в календарных минутах и часах. Время в уведомлениях и отчётах отображается по Москве (UTC+3); журнал событий хранится в UTC.</w:t>
+        <w:t>Базовое обслуживание включает восстановление согласованной конфигурации. Разработка нового ПО, миграции, расширение ресурсов, закупки и обучение вне состава услуги оцениваются отдельно до начала работ. Соглашение является учебной моделью 2026 года; изменение его условий оформляется новой версией и не применяется к прошлым измерениям.</w:t>
       </w:r>
     </w:p>
     <w:p>
       <w:pPr>
-        <w:keepNext w:val="0"/>
-      </w:pPr>
-      <w:r>
-        <w:rPr>
-          <w:b w:val="0"/>
-          <w:sz w:val="28"/>
-        </w:rPr>
-        <w:t>В состав базового обслуживания входят обработка инцидентов, связанных с предоставляемыми услугами, и работы по восстановлению согласованной конфигурации. Разработка нового ПО, закупка оборудования, расширение ресурсов, миграции и обучение за пределами описания услуги оцениваются отдельно и выполняются только после согласования изменения.</w:t>
-      </w:r>
-    </w:p>
-    <w:p>
-      <w:pPr>
-        <w:keepNext w:val="0"/>
-      </w:pPr>
-      <w:r>
-        <w:rPr>
-          <w:b w:val="0"/>
-          <w:sz w:val="28"/>
-        </w:rPr>
-        <w:t>Соглашение действует в рамках учебного проекта 2026 года. При противоречии параметров приоритет имеют явно согласованная спецификация и индивидуальные условия услуги; изменения фиксируются версией SLA. Изменение целевых показателей задним числом не допускается.</w:t>
-      </w:r>
-    </w:p>
-    <w:p>
-      <w:pPr>
-        <w:pStyle w:val="Heading2"/>
-        <w:pageBreakBefore/>
+        <w:pStyle w:val="Heading3"/>
         <w:spacing w:after="280"/>
       </w:pPr>
       <w:bookmarkStart w:id="105" w:name="_TocUITU5"/>
       <w:r>
-        <w:t>1.2 Состав и стоимость услуг</w:t>
+        <w:t>2. Список, состав и стоимость предоставляемых услуг</w:t>
       </w:r>
       <w:bookmarkEnd w:id="105"/>
-    </w:p>
-    <w:p>
-      <w:pPr>
-        <w:keepNext w:val="0"/>
-      </w:pPr>
-      <w:r>
-        <w:rPr>
-          <w:b w:val="0"/>
-          <w:sz w:val="28"/>
-        </w:rPr>
-        <w:t>Ниже воспроизведены все шесть услуг и базовые тарифы исходного каталога. Формулировки «от» означают минимальную цену; итоговая стоимость определяется количеством ресурсов и согласованной конфигурацией. Новые расценки из примера методички не используются.</w:t>
-      </w:r>
     </w:p>
     <w:p>
       <w:pPr>
@@ -798,7 +770,7 @@
           <w:b w:val="0"/>
           <w:sz w:val="28"/>
         </w:rPr>
-        <w:t>Таблица 1 - Каталог и тарифы</w:t>
+        <w:t>Таблица 1 - Состав и базовая стоимость услуг</w:t>
       </w:r>
     </w:p>
     <w:tbl>
@@ -859,7 +831,7 @@
                 <w:b/>
                 <w:sz w:val="23"/>
               </w:rPr>
-              <w:t>Состав базового обслуживания</w:t>
+              <w:t>Состав обслуживания</w:t>
             </w:r>
           </w:p>
         </w:tc>
@@ -881,7 +853,7 @@
                 <w:b/>
                 <w:sz w:val="23"/>
               </w:rPr>
-              <w:t>Тариф</w:t>
+              <w:t>Стоимость</w:t>
             </w:r>
           </w:p>
         </w:tc>
@@ -1322,6 +1294,30 @@
           <w:b w:val="0"/>
           <w:sz w:val="28"/>
         </w:rPr>
+        <w:t>Все шесть наименований и тарифов сохранены из исходного каталога предприятия. Формулировка «от» обозначает минимальную цену: итоговая сумма зависит от согласованного объёма и конфигурации. Налоги, сторонние лицензии, дробное использование месяца и дополнительные работы определяются отдельными условиями договора.</w:t>
+      </w:r>
+    </w:p>
+    <w:p>
+      <w:pPr>
+        <w:pStyle w:val="Heading3"/>
+        <w:spacing w:after="280"/>
+      </w:pPr>
+      <w:bookmarkStart w:id="106" w:name="_TocUITU6"/>
+      <w:r>
+        <w:t>3. Единица измерения стоимости услуг Исполнителя</w:t>
+      </w:r>
+      <w:bookmarkEnd w:id="106"/>
+    </w:p>
+    <w:p>
+      <w:pPr>
+        <w:keepNext w:val="0"/>
+      </w:pPr>
+      <w:r>
+        <w:rPr>
+          <w:b w:val="0"/>
+          <w:sz w:val="28"/>
+        </w:rPr>
+        <w:t>- Виртуальные серверы: комплект 1 vCPU, 1 ГБ RAM и 10 ГБ SSD в месяц; стоимость 500 руб. за комплект.</w:t>
       </w:r>
     </w:p>
     <w:p>
@@ -1333,20 +1329,91 @@
           <w:b w:val="0"/>
           <w:sz w:val="28"/>
         </w:rPr>
-        <w:t>Аренда виртуальных серверов, лицензирование и хранилище относятся к линии «Доступ/аренда». Администрирование, мониторинг и резервное копирование относятся к линии «Управление». Поддерживающие компоненты каждой услуги определены в сервисно-ресурсных моделях.</w:t>
+        <w:t>- Лицензирование ПО: пользователь в месяц, от 1 000 руб.</w:t>
       </w:r>
     </w:p>
     <w:p>
       <w:pPr>
-        <w:pStyle w:val="Heading2"/>
-        <w:pageBreakBefore/>
+        <w:keepNext w:val="0"/>
+      </w:pPr>
+      <w:r>
+        <w:rPr>
+          <w:b w:val="0"/>
+          <w:sz w:val="28"/>
+        </w:rPr>
+        <w:t>- Облачное хранилище: пакет 100 ГБ в месяц, от 200 руб.</w:t>
+      </w:r>
+    </w:p>
+    <w:p>
+      <w:pPr>
+        <w:keepNext w:val="0"/>
+      </w:pPr>
+      <w:r>
+        <w:rPr>
+          <w:b w:val="0"/>
+          <w:sz w:val="28"/>
+        </w:rPr>
+        <w:t>- Управление инфраструктурой: сервер в месяц, от 10 000 руб.</w:t>
+      </w:r>
+    </w:p>
+    <w:p>
+      <w:pPr>
+        <w:keepNext w:val="0"/>
+      </w:pPr>
+      <w:r>
+        <w:rPr>
+          <w:b w:val="0"/>
+          <w:sz w:val="28"/>
+        </w:rPr>
+        <w:t>- Мониторинг и поддержка: узел в месяц, от 5 000 руб.</w:t>
+      </w:r>
+    </w:p>
+    <w:p>
+      <w:pPr>
+        <w:keepNext w:val="0"/>
+      </w:pPr>
+      <w:r>
+        <w:rPr>
+          <w:b w:val="0"/>
+          <w:sz w:val="28"/>
+        </w:rPr>
+        <w:t>- Резервное копирование и восстановление: 1 ТБ в месяц, от 3 000 руб.</w:t>
+      </w:r>
+    </w:p>
+    <w:p>
+      <w:pPr>
+        <w:keepNext w:val="0"/>
+      </w:pPr>
+      <w:r>
+        <w:rPr>
+          <w:b w:val="0"/>
+          <w:sz w:val="28"/>
+        </w:rPr>
+        <w:t>Пример месячного расчёта по минимальным тарифам: 4 комплекта ВМ, 10 пользователей ПО, 5 пакетов хранилища, 2 сервера администрирования, 3 узла мониторинга и 2 ТБ копий: 500 × 4 + 1 000 × 10 + 200 × 5 + 10 000 × 2 + 5 000 × 3 + 3 000 × 2 = 54 000 руб. Почасовые ставки и надбавки за выходные в исходном каталоге не определены.</w:t>
+      </w:r>
+    </w:p>
+    <w:p>
+      <w:pPr>
+        <w:pStyle w:val="Heading3"/>
         <w:spacing w:after="280"/>
       </w:pPr>
-      <w:bookmarkStart w:id="106" w:name="_TocUITU6"/>
+      <w:bookmarkStart w:id="107" w:name="_TocUITU7"/>
       <w:r>
-        <w:t>1.3 Единицы стоимости и порядок расчёта</w:t>
+        <w:t>4. Применяемый инструментарий</w:t>
       </w:r>
-      <w:bookmarkEnd w:id="106"/>
+      <w:bookmarkEnd w:id="107"/>
+    </w:p>
+    <w:p>
+      <w:pPr>
+        <w:keepNext w:val="0"/>
+      </w:pPr>
+      <w:r>
+        <w:rPr>
+          <w:b w:val="0"/>
+          <w:sz w:val="28"/>
+        </w:rPr>
+        <w:t>Программные и аппаратные средства соответствуют сервисно-ресурсным моделям предприятия. Обозначение через косую черту указывает допустимые альтернативы продуктов.</w:t>
+      </w:r>
     </w:p>
     <w:p>
       <w:pPr>
@@ -1372,7 +1439,7 @@
           <w:b w:val="0"/>
           <w:sz w:val="28"/>
         </w:rPr>
-        <w:t>Таблица 2 - Единицы тарификации</w:t>
+        <w:t>Таблица 2 - Средства предоставления и сопровождения услуг</w:t>
       </w:r>
     </w:p>
     <w:tbl>
@@ -1384,9 +1451,9 @@
         <w:tblLook w:firstColumn="1" w:firstRow="1" w:lastColumn="0" w:lastRow="0" w:noHBand="0" w:noVBand="1" w:val="04A0"/>
       </w:tblPr>
       <w:tblGrid>
-        <w:gridCol w:w="2551"/>
-        <w:gridCol w:w="2835"/>
-        <w:gridCol w:w="3969"/>
+        <w:gridCol w:w="2268"/>
+        <w:gridCol w:w="3402"/>
+        <w:gridCol w:w="3685"/>
       </w:tblGrid>
       <w:tr>
         <w:trPr>
@@ -1395,7 +1462,7 @@
         </w:trPr>
         <w:tc>
           <w:tcPr>
-            <w:tcW w:type="dxa" w:w="2551"/>
+            <w:tcW w:type="dxa" w:w="2268"/>
             <w:vAlign w:val="center"/>
           </w:tcPr>
           <w:p>
@@ -1417,7 +1484,7 @@
         </w:tc>
         <w:tc>
           <w:tcPr>
-            <w:tcW w:type="dxa" w:w="2835"/>
+            <w:tcW w:type="dxa" w:w="3402"/>
             <w:vAlign w:val="center"/>
           </w:tcPr>
           <w:p>
@@ -1433,13 +1500,13 @@
                 <w:b/>
                 <w:sz w:val="23"/>
               </w:rPr>
-              <w:t>Единица учёта</w:t>
+              <w:t>ПО и данные</w:t>
             </w:r>
           </w:p>
         </w:tc>
         <w:tc>
           <w:tcPr>
-            <w:tcW w:type="dxa" w:w="3969"/>
+            <w:tcW w:type="dxa" w:w="3685"/>
             <w:vAlign w:val="center"/>
           </w:tcPr>
           <w:p>
@@ -1455,7 +1522,7 @@
                 <w:b/>
                 <w:sz w:val="23"/>
               </w:rPr>
-              <w:t>Правило расчёта</w:t>
+              <w:t>Оборудование</w:t>
             </w:r>
           </w:p>
         </w:tc>
@@ -1466,7 +1533,7 @@
         </w:trPr>
         <w:tc>
           <w:tcPr>
-            <w:tcW w:type="dxa" w:w="2551"/>
+            <w:tcW w:type="dxa" w:w="2268"/>
             <w:vAlign w:val="center"/>
           </w:tcPr>
           <w:p>
@@ -1482,13 +1549,13 @@
                 <w:b w:val="0"/>
                 <w:sz w:val="23"/>
               </w:rPr>
-              <w:t>Виртуальный сервер</w:t>
+              <w:t>Аренда ВМ</w:t>
             </w:r>
           </w:p>
         </w:tc>
         <w:tc>
           <w:tcPr>
-            <w:tcW w:type="dxa" w:w="2835"/>
+            <w:tcW w:type="dxa" w:w="3402"/>
             <w:vAlign w:val="center"/>
           </w:tcPr>
           <w:p>
@@ -1504,13 +1571,13 @@
                 <w:b w:val="0"/>
                 <w:sz w:val="23"/>
               </w:rPr>
-              <w:t>Комплект: 1 vCPU + 1 ГБ RAM + 10 ГБ SSD в месяц</w:t>
+              <w:t>VMware vSphere, БД конфигураций</w:t>
             </w:r>
           </w:p>
         </w:tc>
         <w:tc>
           <w:tcPr>
-            <w:tcW w:type="dxa" w:w="3969"/>
+            <w:tcW w:type="dxa" w:w="3685"/>
             <w:vAlign w:val="center"/>
           </w:tcPr>
           <w:p>
@@ -1526,7 +1593,7 @@
                 <w:b w:val="0"/>
                 <w:sz w:val="23"/>
               </w:rPr>
-              <w:t>500 × количество согласованных комплектов</w:t>
+              <w:t>Гипервизор, сервер БД, СХД и сеть</w:t>
             </w:r>
           </w:p>
         </w:tc>
@@ -1537,7 +1604,7 @@
         </w:trPr>
         <w:tc>
           <w:tcPr>
-            <w:tcW w:type="dxa" w:w="2551"/>
+            <w:tcW w:type="dxa" w:w="2268"/>
             <w:vAlign w:val="center"/>
           </w:tcPr>
           <w:p>
@@ -1553,13 +1620,13 @@
                 <w:b w:val="0"/>
                 <w:sz w:val="23"/>
               </w:rPr>
-              <w:t>Лицензирование ПО</w:t>
+              <w:t>Лицензирование</w:t>
             </w:r>
           </w:p>
         </w:tc>
         <w:tc>
           <w:tcPr>
-            <w:tcW w:type="dxa" w:w="2835"/>
+            <w:tcW w:type="dxa" w:w="3402"/>
             <w:vAlign w:val="center"/>
           </w:tcPr>
           <w:p>
@@ -1575,13 +1642,13 @@
                 <w:b w:val="0"/>
                 <w:sz w:val="23"/>
               </w:rPr>
-              <w:t>Пользователь в месяц</w:t>
+              <w:t>FlexLM/KMS, БД лицензий</w:t>
             </w:r>
           </w:p>
         </w:tc>
         <w:tc>
           <w:tcPr>
-            <w:tcW w:type="dxa" w:w="3969"/>
+            <w:tcW w:type="dxa" w:w="3685"/>
             <w:vAlign w:val="center"/>
           </w:tcPr>
           <w:p>
@@ -1597,7 +1664,7 @@
                 <w:b w:val="0"/>
                 <w:sz w:val="23"/>
               </w:rPr>
-              <w:t>От 1 000 × число лицензируемых пользователей</w:t>
+              <w:t>Сервер лицензий и сервер БД</w:t>
             </w:r>
           </w:p>
         </w:tc>
@@ -1608,7 +1675,7 @@
         </w:trPr>
         <w:tc>
           <w:tcPr>
-            <w:tcW w:type="dxa" w:w="2551"/>
+            <w:tcW w:type="dxa" w:w="2268"/>
             <w:vAlign w:val="center"/>
           </w:tcPr>
           <w:p>
@@ -1624,13 +1691,13 @@
                 <w:b w:val="0"/>
                 <w:sz w:val="23"/>
               </w:rPr>
-              <w:t>Облачное хранилище</w:t>
+              <w:t>Хранилище</w:t>
             </w:r>
           </w:p>
         </w:tc>
         <w:tc>
           <w:tcPr>
-            <w:tcW w:type="dxa" w:w="2835"/>
+            <w:tcW w:type="dxa" w:w="3402"/>
             <w:vAlign w:val="center"/>
           </w:tcPr>
           <w:p>
@@ -1646,13 +1713,13 @@
                 <w:b w:val="0"/>
                 <w:sz w:val="23"/>
               </w:rPr>
-              <w:t>100 ГБ в месяц</w:t>
+              <w:t>Веб-интерфейс/API, БД метаданных</w:t>
             </w:r>
           </w:p>
         </w:tc>
         <w:tc>
           <w:tcPr>
-            <w:tcW w:type="dxa" w:w="3969"/>
+            <w:tcW w:type="dxa" w:w="3685"/>
             <w:vAlign w:val="center"/>
           </w:tcPr>
           <w:p>
@@ -1668,7 +1735,7 @@
                 <w:b w:val="0"/>
                 <w:sz w:val="23"/>
               </w:rPr>
-              <w:t>От 200 × число согласованных пакетов по 100 ГБ</w:t>
+              <w:t>СХД, сервер приложений, сервер БД</w:t>
             </w:r>
           </w:p>
         </w:tc>
@@ -1679,7 +1746,7 @@
         </w:trPr>
         <w:tc>
           <w:tcPr>
-            <w:tcW w:type="dxa" w:w="2551"/>
+            <w:tcW w:type="dxa" w:w="2268"/>
             <w:vAlign w:val="center"/>
           </w:tcPr>
           <w:p>
@@ -1701,7 +1768,7 @@
         </w:tc>
         <w:tc>
           <w:tcPr>
-            <w:tcW w:type="dxa" w:w="2835"/>
+            <w:tcW w:type="dxa" w:w="3402"/>
             <w:vAlign w:val="center"/>
           </w:tcPr>
           <w:p>
@@ -1717,13 +1784,13 @@
                 <w:b w:val="0"/>
                 <w:sz w:val="23"/>
               </w:rPr>
-              <w:t>Сервер в месяц</w:t>
+              <w:t>Ansible/SCCM, БД конфигураций и изменений</w:t>
             </w:r>
           </w:p>
         </w:tc>
         <w:tc>
           <w:tcPr>
-            <w:tcW w:type="dxa" w:w="3969"/>
+            <w:tcW w:type="dxa" w:w="3685"/>
             <w:vAlign w:val="center"/>
           </w:tcPr>
           <w:p>
@@ -1739,7 +1806,7 @@
                 <w:b w:val="0"/>
                 <w:sz w:val="23"/>
               </w:rPr>
-              <w:t>От 10 000 × число серверов</w:t>
+              <w:t>Управляемые серверы, сервер управления</w:t>
             </w:r>
           </w:p>
         </w:tc>
@@ -1750,7 +1817,7 @@
         </w:trPr>
         <w:tc>
           <w:tcPr>
-            <w:tcW w:type="dxa" w:w="2551"/>
+            <w:tcW w:type="dxa" w:w="2268"/>
             <w:vAlign w:val="center"/>
           </w:tcPr>
           <w:p>
@@ -1766,13 +1833,13 @@
                 <w:b w:val="0"/>
                 <w:sz w:val="23"/>
               </w:rPr>
-              <w:t>Мониторинг и поддержка</w:t>
+              <w:t>Мониторинг</w:t>
             </w:r>
           </w:p>
         </w:tc>
         <w:tc>
           <w:tcPr>
-            <w:tcW w:type="dxa" w:w="2835"/>
+            <w:tcW w:type="dxa" w:w="3402"/>
             <w:vAlign w:val="center"/>
           </w:tcPr>
           <w:p>
@@ -1788,13 +1855,13 @@
                 <w:b w:val="0"/>
                 <w:sz w:val="23"/>
               </w:rPr>
-              <w:t>Узел в месяц</w:t>
+              <w:t>Zabbix/Prometheus, агенты, БД метрик</w:t>
             </w:r>
           </w:p>
         </w:tc>
         <w:tc>
           <w:tcPr>
-            <w:tcW w:type="dxa" w:w="3969"/>
+            <w:tcW w:type="dxa" w:w="3685"/>
             <w:vAlign w:val="center"/>
           </w:tcPr>
           <w:p>
@@ -1810,7 +1877,7 @@
                 <w:b w:val="0"/>
                 <w:sz w:val="23"/>
               </w:rPr>
-              <w:t>От 5 000 × число наблюдаемых узлов</w:t>
+              <w:t>Агенты серверов приложений и БД, сервер БД мониторинга</w:t>
             </w:r>
           </w:p>
         </w:tc>
@@ -1821,7 +1888,7 @@
         </w:trPr>
         <w:tc>
           <w:tcPr>
-            <w:tcW w:type="dxa" w:w="2551"/>
+            <w:tcW w:type="dxa" w:w="2268"/>
             <w:vAlign w:val="center"/>
           </w:tcPr>
           <w:p>
@@ -1843,7 +1910,7 @@
         </w:tc>
         <w:tc>
           <w:tcPr>
-            <w:tcW w:type="dxa" w:w="2835"/>
+            <w:tcW w:type="dxa" w:w="3402"/>
             <w:vAlign w:val="center"/>
           </w:tcPr>
           <w:p>
@@ -1859,13 +1926,13 @@
                 <w:b w:val="0"/>
                 <w:sz w:val="23"/>
               </w:rPr>
-              <w:t>1 ТБ в месяц</w:t>
+              <w:t>Veeam, БД каталога копий</w:t>
             </w:r>
           </w:p>
         </w:tc>
         <w:tc>
           <w:tcPr>
-            <w:tcW w:type="dxa" w:w="3969"/>
+            <w:tcW w:type="dxa" w:w="3685"/>
             <w:vAlign w:val="center"/>
           </w:tcPr>
           <w:p>
@@ -1881,7 +1948,7 @@
                 <w:b w:val="0"/>
                 <w:sz w:val="23"/>
               </w:rPr>
-              <w:t>От 3 000 × объём по договору в ТБ</w:t>
+              <w:t>Сервер бэкапов, сервер БД, СХД копий</w:t>
             </w:r>
           </w:p>
         </w:tc>
@@ -1896,6 +1963,7 @@
           <w:b w:val="0"/>
           <w:sz w:val="28"/>
         </w:rPr>
+        <w:t>Телекоммуникации: защищённый удалённый доступ, сеть ЦОД и согласованные каналы заказчика. Основной канал учёта - Service Desk; телефон используется при аварийной недоступности портала, электронная почта и личные сообщения - для вспомогательного взаимодействия. Оператор переносит аварийные обращения в систему с подтверждённым временем первого поступления.</w:t>
       </w:r>
     </w:p>
     <w:p>
@@ -1907,7 +1975,7 @@
           <w:b w:val="0"/>
           <w:sz w:val="28"/>
         </w:rPr>
-        <w:t>Пример расчёта по минимальным тарифам: 4 комплекта ресурсов ВМ, 10 пользователей ПО, 5 пакетов хранилища, 2 администрируемых сервера, 3 узла мониторинга и 2 ТБ резервных копий стоят 500 × 4 + 1 000 × 10 + 200 × 5 + 10 000 × 2 + 5 000 × 3 + 3 000 × 2 = 54 000 руб. в месяц. Это учебный расчёт, а не коммерческое предложение.</w:t>
+        <w:t>Человеческие ресурсы: инженер аренды и специалист лицензирования отдела аренды и доступа; системный администратор и инженер мониторинга отдела управления и поддержки; разработчик и аналитик отдела развития. Финансово-административный отдел обеспечивает расчёты, договоры и дежурства. Общую ответственность за SLA несёт руководитель отдела управления и поддержки, спорные вопросы утверждает глава предприятия.</w:t>
       </w:r>
     </w:p>
     <w:p>
@@ -1919,20 +1987,19 @@
           <w:b w:val="0"/>
           <w:sz w:val="28"/>
         </w:rPr>
-        <w:t>Дробное использование месяца, налоговый режим, минимальный оплачиваемый объём и лицензии сторонних вендоров согласуются отдельно: исходные материалы их не определяют. Почасовая тарификация, надбавка за выходные и цены на дополнительные работы не вводятся автоматически. Заказчик получает согласованную оценку до начала таких работ.</w:t>
+        <w:t>Документация: каталог, SLA, спецификации, инструкции ИБ, регламенты инцидентов и изменений, журналы конфигураций и восстановления. Внешние ЦОД, операторы связи и вендоры привлекаются при наличии договора; ответственность за коммуникацию с заказчиком сохраняет поставщик услуги.</w:t>
       </w:r>
     </w:p>
     <w:p>
       <w:pPr>
-        <w:pStyle w:val="Heading2"/>
-        <w:pageBreakBefore/>
+        <w:pStyle w:val="Heading3"/>
         <w:spacing w:after="280"/>
       </w:pPr>
-      <w:bookmarkStart w:id="107" w:name="_TocUITU7"/>
+      <w:bookmarkStart w:id="108" w:name="_TocUITU8"/>
       <w:r>
-        <w:t>1.4 Применяемый инструментарий</w:t>
+        <w:t>5. Приоритеты задач</w:t>
       </w:r>
-      <w:bookmarkEnd w:id="107"/>
+      <w:bookmarkEnd w:id="108"/>
     </w:p>
     <w:p>
       <w:pPr>
@@ -1943,8 +2010,137 @@
           <w:b w:val="0"/>
           <w:sz w:val="28"/>
         </w:rPr>
-        <w:t>Инструменты соответствуют техническому каталогу и моделям зависимостей. Запись через косую черту означает альтернативы исходной модели, а не обязательную одновременную установку двух продуктов.</w:t>
+        <w:t>Приоритет определяется влиянием сбоя на бизнес и срочностью восстановления. Плановые запросы на ресурсы и изменения имеют отдельно согласованные сроки и не приравниваются к аварийному инциденту.</w:t>
       </w:r>
+    </w:p>
+    <w:p>
+      <w:pPr>
+        <w:keepNext w:val="0"/>
+      </w:pPr>
+      <w:r>
+        <w:rPr>
+          <w:b w:val="0"/>
+          <w:sz w:val="28"/>
+        </w:rPr>
+        <w:t>- P1 - критический: остановка критичного процесса без обходного пути, например недоступность производственной ВМ.</w:t>
+      </w:r>
+    </w:p>
+    <w:p>
+      <w:pPr>
+        <w:keepNext w:val="0"/>
+      </w:pPr>
+      <w:r>
+        <w:rPr>
+          <w:b w:val="0"/>
+          <w:sz w:val="28"/>
+        </w:rPr>
+        <w:t>- P2 - высокий: значительная деградация или отказ важного компонента с ограниченным обходным решением.</w:t>
+      </w:r>
+    </w:p>
+    <w:p>
+      <w:pPr>
+        <w:keepNext w:val="0"/>
+      </w:pPr>
+      <w:r>
+        <w:rPr>
+          <w:b w:val="0"/>
+          <w:sz w:val="28"/>
+        </w:rPr>
+        <w:t>- P3 - средний: локальный сбой с рабочим обходным путём; часть пользователей сохраняет доступ.</w:t>
+      </w:r>
+    </w:p>
+    <w:p>
+      <w:pPr>
+        <w:keepNext w:val="0"/>
+      </w:pPr>
+      <w:r>
+        <w:rPr>
+          <w:b w:val="0"/>
+          <w:sz w:val="28"/>
+        </w:rPr>
+        <w:t>- P4 - низкий: некритичная неисправность или консультационный инцидент без существенного влияния.</w:t>
+      </w:r>
+    </w:p>
+    <w:p>
+      <w:pPr>
+        <w:pStyle w:val="Heading3"/>
+        <w:spacing w:after="280"/>
+      </w:pPr>
+      <w:bookmarkStart w:id="109" w:name="_TocUITU9"/>
+      <w:r>
+        <w:t>6. Выполнение задач в рамках одного приоритета</w:t>
+      </w:r>
+      <w:bookmarkEnd w:id="109"/>
+    </w:p>
+    <w:p>
+      <w:pPr>
+        <w:keepNext w:val="0"/>
+      </w:pPr>
+      <w:r>
+        <w:rPr>
+          <w:b w:val="0"/>
+          <w:sz w:val="28"/>
+        </w:rPr>
+        <w:t>Внутри одного приоритета действует FIFO: сначала более раннее время регистрации, при равенстве - меньший номер обращения. Отступление от очереди допускается при подтверждённой зависимости работ и фиксируется руководителем поддержки в истории с обоснованием. Передача между специалистами не сбрасывает сроки.</w:t>
+      </w:r>
+    </w:p>
+    <w:p>
+      <w:pPr>
+        <w:keepNext w:val="0"/>
+      </w:pPr>
+      <w:r>
+        <w:rPr>
+          <w:b w:val="0"/>
+          <w:sz w:val="28"/>
+        </w:rPr>
+        <w:t>P1 немедленно эскалируется руководителю поддержки. Для остальных приоритетов предупреждение о риске нарушения направляется при использовании 75 % срока решения. Дополнительные ресурсы и привлечение профильных специалистов согласуются через руководителя с сохранением единой карточки.</w:t>
+      </w:r>
+    </w:p>
+    <w:p>
+      <w:pPr>
+        <w:pStyle w:val="Heading3"/>
+        <w:spacing w:after="280"/>
+      </w:pPr>
+      <w:bookmarkStart w:id="110" w:name="_TocUITU10"/>
+      <w:r>
+        <w:t>7. Определение приоритетов Заказчиком</w:t>
+      </w:r>
+      <w:bookmarkEnd w:id="110"/>
+    </w:p>
+    <w:p>
+      <w:pPr>
+        <w:keepNext w:val="0"/>
+      </w:pPr>
+      <w:r>
+        <w:rPr>
+          <w:b w:val="0"/>
+          <w:sz w:val="28"/>
+        </w:rPr>
+        <w:t>При регистрации заказчик выбирает исходный приоритет и описывает влияние, затронутую услугу и ресурсы. Поддержка проверяет обоснование. Изменение приоритета требует причины; старое и новое значения, автор и время сохраняются в журнале. Новый дедлайн рассчитывается от первоначальной регистрации.</w:t>
+      </w:r>
+    </w:p>
+    <w:p>
+      <w:pPr>
+        <w:keepNext w:val="0"/>
+      </w:pPr>
+      <w:r>
+        <w:rPr>
+          <w:b w:val="0"/>
+          <w:sz w:val="28"/>
+        </w:rPr>
+        <w:t>Заказчик вправе запросить пересмотр приоритета в карточке обращения. До разрешения спора руководителем поддержки применяется более высокий обоснованный приоритет. Изменение функциональности и дополнительные работы согласуются отдельно и не изменяют показатели уже завершённых инцидентов.</w:t>
+      </w:r>
+    </w:p>
+    <w:p>
+      <w:pPr>
+        <w:pStyle w:val="Heading3"/>
+        <w:spacing w:after="280"/>
+      </w:pPr>
+      <w:bookmarkStart w:id="111" w:name="_TocUITU11"/>
+      <w:r>
+        <w:t>8. Уровни поддержки, сроки реакции и решения</w:t>
+      </w:r>
+      <w:bookmarkEnd w:id="111"/>
     </w:p>
     <w:p>
       <w:pPr>
@@ -1970,1777 +2166,7 @@
           <w:b w:val="0"/>
           <w:sz w:val="28"/>
         </w:rPr>
-        <w:t>Таблица 3 - Программные, аппаратные и сетевые средства</w:t>
-      </w:r>
-    </w:p>
-    <w:tbl>
-      <w:tblPr>
-        <w:tblStyle w:val="TableGrid"/>
-        <w:tblW w:type="auto" w:w="0"/>
-        <w:jc w:val="center"/>
-        <w:tblLayout w:type="fixed"/>
-        <w:tblLook w:firstColumn="1" w:firstRow="1" w:lastColumn="0" w:lastRow="0" w:noHBand="0" w:noVBand="1" w:val="04A0"/>
-      </w:tblPr>
-      <w:tblGrid>
-        <w:gridCol w:w="1984"/>
-        <w:gridCol w:w="3969"/>
-        <w:gridCol w:w="3402"/>
-      </w:tblGrid>
-      <w:tr>
-        <w:trPr>
-          <w:tblHeader/>
-          <w:cantSplit/>
-        </w:trPr>
-        <w:tc>
-          <w:tcPr>
-            <w:tcW w:type="dxa" w:w="1984"/>
-            <w:vAlign w:val="center"/>
-          </w:tcPr>
-          <w:p>
-            <w:pPr>
-              <w:keepNext/>
-              <w:spacing w:before="0" w:after="0" w:line="240" w:lineRule="auto"/>
-              <w:ind w:firstLine="0"/>
-              <w:jc w:val="left"/>
-            </w:pPr>
-            <w:r>
-              <w:rPr>
-                <w:rFonts w:ascii="Times New Roman" w:hAnsi="Times New Roman"/>
-                <w:b/>
-                <w:sz w:val="23"/>
-              </w:rPr>
-              <w:t>Направление</w:t>
-            </w:r>
-          </w:p>
-        </w:tc>
-        <w:tc>
-          <w:tcPr>
-            <w:tcW w:type="dxa" w:w="3969"/>
-            <w:vAlign w:val="center"/>
-          </w:tcPr>
-          <w:p>
-            <w:pPr>
-              <w:keepNext/>
-              <w:spacing w:before="0" w:after="0" w:line="240" w:lineRule="auto"/>
-              <w:ind w:firstLine="0"/>
-              <w:jc w:val="left"/>
-            </w:pPr>
-            <w:r>
-              <w:rPr>
-                <w:rFonts w:ascii="Times New Roman" w:hAnsi="Times New Roman"/>
-                <w:b/>
-                <w:sz w:val="23"/>
-              </w:rPr>
-              <w:t>Средства</w:t>
-            </w:r>
-          </w:p>
-        </w:tc>
-        <w:tc>
-          <w:tcPr>
-            <w:tcW w:type="dxa" w:w="3402"/>
-            <w:vAlign w:val="center"/>
-          </w:tcPr>
-          <w:p>
-            <w:pPr>
-              <w:keepNext/>
-              <w:spacing w:before="0" w:after="0" w:line="240" w:lineRule="auto"/>
-              <w:ind w:firstLine="0"/>
-              <w:jc w:val="left"/>
-            </w:pPr>
-            <w:r>
-              <w:rPr>
-                <w:rFonts w:ascii="Times New Roman" w:hAnsi="Times New Roman"/>
-                <w:b/>
-                <w:sz w:val="23"/>
-              </w:rPr>
-              <w:t>Назначение</w:t>
-            </w:r>
-          </w:p>
-        </w:tc>
-      </w:tr>
-      <w:tr>
-        <w:trPr>
-          <w:cantSplit/>
-        </w:trPr>
-        <w:tc>
-          <w:tcPr>
-            <w:tcW w:type="dxa" w:w="1984"/>
-            <w:vAlign w:val="center"/>
-          </w:tcPr>
-          <w:p>
-            <w:pPr>
-              <w:keepNext/>
-              <w:spacing w:before="0" w:after="0" w:line="240" w:lineRule="auto"/>
-              <w:ind w:firstLine="0"/>
-              <w:jc w:val="left"/>
-            </w:pPr>
-            <w:r>
-              <w:rPr>
-                <w:rFonts w:ascii="Times New Roman" w:hAnsi="Times New Roman"/>
-                <w:b w:val="0"/>
-                <w:sz w:val="23"/>
-              </w:rPr>
-              <w:t>Аренда ВМ</w:t>
-            </w:r>
-          </w:p>
-        </w:tc>
-        <w:tc>
-          <w:tcPr>
-            <w:tcW w:type="dxa" w:w="3969"/>
-            <w:vAlign w:val="center"/>
-          </w:tcPr>
-          <w:p>
-            <w:pPr>
-              <w:keepNext/>
-              <w:spacing w:before="0" w:after="0" w:line="240" w:lineRule="auto"/>
-              <w:ind w:firstLine="0"/>
-              <w:jc w:val="left"/>
-            </w:pPr>
-            <w:r>
-              <w:rPr>
-                <w:rFonts w:ascii="Times New Roman" w:hAnsi="Times New Roman"/>
-                <w:b w:val="0"/>
-                <w:sz w:val="23"/>
-              </w:rPr>
-              <w:t>VMware vSphere, БД конфигураций, гипервизор, сервер БД, СХД и сеть</w:t>
-            </w:r>
-          </w:p>
-        </w:tc>
-        <w:tc>
-          <w:tcPr>
-            <w:tcW w:type="dxa" w:w="3402"/>
-            <w:vAlign w:val="center"/>
-          </w:tcPr>
-          <w:p>
-            <w:pPr>
-              <w:keepNext/>
-              <w:spacing w:before="0" w:after="0" w:line="240" w:lineRule="auto"/>
-              <w:ind w:firstLine="0"/>
-              <w:jc w:val="left"/>
-            </w:pPr>
-            <w:r>
-              <w:rPr>
-                <w:rFonts w:ascii="Times New Roman" w:hAnsi="Times New Roman"/>
-                <w:b w:val="0"/>
-                <w:sz w:val="23"/>
-              </w:rPr>
-              <w:t>Выделение ресурсов, хранение конфигурации, управление жизненным циклом ВМ</w:t>
-            </w:r>
-          </w:p>
-        </w:tc>
-      </w:tr>
-      <w:tr>
-        <w:trPr>
-          <w:cantSplit/>
-        </w:trPr>
-        <w:tc>
-          <w:tcPr>
-            <w:tcW w:type="dxa" w:w="1984"/>
-            <w:vAlign w:val="center"/>
-          </w:tcPr>
-          <w:p>
-            <w:pPr>
-              <w:keepNext/>
-              <w:spacing w:before="0" w:after="0" w:line="240" w:lineRule="auto"/>
-              <w:ind w:firstLine="0"/>
-              <w:jc w:val="left"/>
-            </w:pPr>
-            <w:r>
-              <w:rPr>
-                <w:rFonts w:ascii="Times New Roman" w:hAnsi="Times New Roman"/>
-                <w:b w:val="0"/>
-                <w:sz w:val="23"/>
-              </w:rPr>
-              <w:t>Лицензии</w:t>
-            </w:r>
-          </w:p>
-        </w:tc>
-        <w:tc>
-          <w:tcPr>
-            <w:tcW w:type="dxa" w:w="3969"/>
-            <w:vAlign w:val="center"/>
-          </w:tcPr>
-          <w:p>
-            <w:pPr>
-              <w:keepNext/>
-              <w:spacing w:before="0" w:after="0" w:line="240" w:lineRule="auto"/>
-              <w:ind w:firstLine="0"/>
-              <w:jc w:val="left"/>
-            </w:pPr>
-            <w:r>
-              <w:rPr>
-                <w:rFonts w:ascii="Times New Roman" w:hAnsi="Times New Roman"/>
-                <w:b w:val="0"/>
-                <w:sz w:val="23"/>
-              </w:rPr>
-              <w:t>FlexLM или KMS, БД лицензий, отдельные серверы лицензий и БД</w:t>
-            </w:r>
-          </w:p>
-        </w:tc>
-        <w:tc>
-          <w:tcPr>
-            <w:tcW w:type="dxa" w:w="3402"/>
-            <w:vAlign w:val="center"/>
-          </w:tcPr>
-          <w:p>
-            <w:pPr>
-              <w:keepNext/>
-              <w:spacing w:before="0" w:after="0" w:line="240" w:lineRule="auto"/>
-              <w:ind w:firstLine="0"/>
-              <w:jc w:val="left"/>
-            </w:pPr>
-            <w:r>
-              <w:rPr>
-                <w:rFonts w:ascii="Times New Roman" w:hAnsi="Times New Roman"/>
-                <w:b w:val="0"/>
-                <w:sz w:val="23"/>
-              </w:rPr>
-              <w:t>Выдача и проверка лицензий, контроль срока действия</w:t>
-            </w:r>
-          </w:p>
-        </w:tc>
-      </w:tr>
-      <w:tr>
-        <w:trPr>
-          <w:cantSplit/>
-        </w:trPr>
-        <w:tc>
-          <w:tcPr>
-            <w:tcW w:type="dxa" w:w="1984"/>
-            <w:vAlign w:val="center"/>
-          </w:tcPr>
-          <w:p>
-            <w:pPr>
-              <w:keepNext/>
-              <w:spacing w:before="0" w:after="0" w:line="240" w:lineRule="auto"/>
-              <w:ind w:firstLine="0"/>
-              <w:jc w:val="left"/>
-            </w:pPr>
-            <w:r>
-              <w:rPr>
-                <w:rFonts w:ascii="Times New Roman" w:hAnsi="Times New Roman"/>
-                <w:b w:val="0"/>
-                <w:sz w:val="23"/>
-              </w:rPr>
-              <w:t>Хранилище</w:t>
-            </w:r>
-          </w:p>
-        </w:tc>
-        <w:tc>
-          <w:tcPr>
-            <w:tcW w:type="dxa" w:w="3969"/>
-            <w:vAlign w:val="center"/>
-          </w:tcPr>
-          <w:p>
-            <w:pPr>
-              <w:keepNext/>
-              <w:spacing w:before="0" w:after="0" w:line="240" w:lineRule="auto"/>
-              <w:ind w:firstLine="0"/>
-              <w:jc w:val="left"/>
-            </w:pPr>
-            <w:r>
-              <w:rPr>
-                <w:rFonts w:ascii="Times New Roman" w:hAnsi="Times New Roman"/>
-                <w:b w:val="0"/>
-                <w:sz w:val="23"/>
-              </w:rPr>
-              <w:t>Веб-интерфейс/API, БД метаданных, СХД, сервер приложений и сервер БД</w:t>
-            </w:r>
-          </w:p>
-        </w:tc>
-        <w:tc>
-          <w:tcPr>
-            <w:tcW w:type="dxa" w:w="3402"/>
-            <w:vAlign w:val="center"/>
-          </w:tcPr>
-          <w:p>
-            <w:pPr>
-              <w:keepNext/>
-              <w:spacing w:before="0" w:after="0" w:line="240" w:lineRule="auto"/>
-              <w:ind w:firstLine="0"/>
-              <w:jc w:val="left"/>
-            </w:pPr>
-            <w:r>
-              <w:rPr>
-                <w:rFonts w:ascii="Times New Roman" w:hAnsi="Times New Roman"/>
-                <w:b w:val="0"/>
-                <w:sz w:val="23"/>
-              </w:rPr>
-              <w:t>Хранение файлов, прав и метаданных</w:t>
-            </w:r>
-          </w:p>
-        </w:tc>
-      </w:tr>
-      <w:tr>
-        <w:trPr>
-          <w:cantSplit/>
-        </w:trPr>
-        <w:tc>
-          <w:tcPr>
-            <w:tcW w:type="dxa" w:w="1984"/>
-            <w:vAlign w:val="center"/>
-          </w:tcPr>
-          <w:p>
-            <w:pPr>
-              <w:keepNext/>
-              <w:spacing w:before="0" w:after="0" w:line="240" w:lineRule="auto"/>
-              <w:ind w:firstLine="0"/>
-              <w:jc w:val="left"/>
-            </w:pPr>
-            <w:r>
-              <w:rPr>
-                <w:rFonts w:ascii="Times New Roman" w:hAnsi="Times New Roman"/>
-                <w:b w:val="0"/>
-                <w:sz w:val="23"/>
-              </w:rPr>
-              <w:t>Управление</w:t>
-            </w:r>
-          </w:p>
-        </w:tc>
-        <w:tc>
-          <w:tcPr>
-            <w:tcW w:type="dxa" w:w="3969"/>
-            <w:vAlign w:val="center"/>
-          </w:tcPr>
-          <w:p>
-            <w:pPr>
-              <w:keepNext/>
-              <w:spacing w:before="0" w:after="0" w:line="240" w:lineRule="auto"/>
-              <w:ind w:firstLine="0"/>
-              <w:jc w:val="left"/>
-            </w:pPr>
-            <w:r>
-              <w:rPr>
-                <w:rFonts w:ascii="Times New Roman" w:hAnsi="Times New Roman"/>
-                <w:b w:val="0"/>
-                <w:sz w:val="23"/>
-              </w:rPr>
-              <w:t>Ansible или SCCM, БД конфигураций, управляемые серверы</w:t>
-            </w:r>
-          </w:p>
-        </w:tc>
-        <w:tc>
-          <w:tcPr>
-            <w:tcW w:type="dxa" w:w="3402"/>
-            <w:vAlign w:val="center"/>
-          </w:tcPr>
-          <w:p>
-            <w:pPr>
-              <w:keepNext/>
-              <w:spacing w:before="0" w:after="0" w:line="240" w:lineRule="auto"/>
-              <w:ind w:firstLine="0"/>
-              <w:jc w:val="left"/>
-            </w:pPr>
-            <w:r>
-              <w:rPr>
-                <w:rFonts w:ascii="Times New Roman" w:hAnsi="Times New Roman"/>
-                <w:b w:val="0"/>
-                <w:sz w:val="23"/>
-              </w:rPr>
-              <w:t>Изменение настроек, обновление и учёт конфигураций</w:t>
-            </w:r>
-          </w:p>
-        </w:tc>
-      </w:tr>
-      <w:tr>
-        <w:trPr>
-          <w:cantSplit/>
-        </w:trPr>
-        <w:tc>
-          <w:tcPr>
-            <w:tcW w:type="dxa" w:w="1984"/>
-            <w:vAlign w:val="center"/>
-          </w:tcPr>
-          <w:p>
-            <w:pPr>
-              <w:keepNext/>
-              <w:spacing w:before="0" w:after="0" w:line="240" w:lineRule="auto"/>
-              <w:ind w:firstLine="0"/>
-              <w:jc w:val="left"/>
-            </w:pPr>
-            <w:r>
-              <w:rPr>
-                <w:rFonts w:ascii="Times New Roman" w:hAnsi="Times New Roman"/>
-                <w:b w:val="0"/>
-                <w:sz w:val="23"/>
-              </w:rPr>
-              <w:t>Мониторинг</w:t>
-            </w:r>
-          </w:p>
-        </w:tc>
-        <w:tc>
-          <w:tcPr>
-            <w:tcW w:type="dxa" w:w="3969"/>
-            <w:vAlign w:val="center"/>
-          </w:tcPr>
-          <w:p>
-            <w:pPr>
-              <w:keepNext/>
-              <w:spacing w:before="0" w:after="0" w:line="240" w:lineRule="auto"/>
-              <w:ind w:firstLine="0"/>
-              <w:jc w:val="left"/>
-            </w:pPr>
-            <w:r>
-              <w:rPr>
-                <w:rFonts w:ascii="Times New Roman" w:hAnsi="Times New Roman"/>
-                <w:b w:val="0"/>
-                <w:sz w:val="23"/>
-              </w:rPr>
-              <w:t>Zabbix или Prometheus, агенты, БД метрик, сервер БД</w:t>
-            </w:r>
-          </w:p>
-        </w:tc>
-        <w:tc>
-          <w:tcPr>
-            <w:tcW w:type="dxa" w:w="3402"/>
-            <w:vAlign w:val="center"/>
-          </w:tcPr>
-          <w:p>
-            <w:pPr>
-              <w:keepNext/>
-              <w:spacing w:before="0" w:after="0" w:line="240" w:lineRule="auto"/>
-              <w:ind w:firstLine="0"/>
-              <w:jc w:val="left"/>
-            </w:pPr>
-            <w:r>
-              <w:rPr>
-                <w:rFonts w:ascii="Times New Roman" w:hAnsi="Times New Roman"/>
-                <w:b w:val="0"/>
-                <w:sz w:val="23"/>
-              </w:rPr>
-              <w:t>Сбор метрик, выявление событий и регистрация инцидентов</w:t>
-            </w:r>
-          </w:p>
-        </w:tc>
-      </w:tr>
-      <w:tr>
-        <w:trPr>
-          <w:cantSplit/>
-        </w:trPr>
-        <w:tc>
-          <w:tcPr>
-            <w:tcW w:type="dxa" w:w="1984"/>
-            <w:vAlign w:val="center"/>
-          </w:tcPr>
-          <w:p>
-            <w:pPr>
-              <w:keepNext w:val="0"/>
-              <w:spacing w:before="0" w:after="0" w:line="240" w:lineRule="auto"/>
-              <w:ind w:firstLine="0"/>
-              <w:jc w:val="left"/>
-            </w:pPr>
-            <w:r>
-              <w:rPr>
-                <w:rFonts w:ascii="Times New Roman" w:hAnsi="Times New Roman"/>
-                <w:b w:val="0"/>
-                <w:sz w:val="23"/>
-              </w:rPr>
-              <w:t>Копирование</w:t>
-            </w:r>
-          </w:p>
-        </w:tc>
-        <w:tc>
-          <w:tcPr>
-            <w:tcW w:type="dxa" w:w="3969"/>
-            <w:vAlign w:val="center"/>
-          </w:tcPr>
-          <w:p>
-            <w:pPr>
-              <w:keepNext w:val="0"/>
-              <w:spacing w:before="0" w:after="0" w:line="240" w:lineRule="auto"/>
-              <w:ind w:firstLine="0"/>
-              <w:jc w:val="left"/>
-            </w:pPr>
-            <w:r>
-              <w:rPr>
-                <w:rFonts w:ascii="Times New Roman" w:hAnsi="Times New Roman"/>
-                <w:b w:val="0"/>
-                <w:sz w:val="23"/>
-              </w:rPr>
-              <w:t>Veeam, каталог копий, СХД, сервер бэкапов и сервер БД</w:t>
-            </w:r>
-          </w:p>
-        </w:tc>
-        <w:tc>
-          <w:tcPr>
-            <w:tcW w:type="dxa" w:w="3402"/>
-            <w:vAlign w:val="center"/>
-          </w:tcPr>
-          <w:p>
-            <w:pPr>
-              <w:keepNext w:val="0"/>
-              <w:spacing w:before="0" w:after="0" w:line="240" w:lineRule="auto"/>
-              <w:ind w:firstLine="0"/>
-              <w:jc w:val="left"/>
-            </w:pPr>
-            <w:r>
-              <w:rPr>
-                <w:rFonts w:ascii="Times New Roman" w:hAnsi="Times New Roman"/>
-                <w:b w:val="0"/>
-                <w:sz w:val="23"/>
-              </w:rPr>
-              <w:t>Выполнение заданий, хранение копий, восстановление</w:t>
-            </w:r>
-          </w:p>
-        </w:tc>
-      </w:tr>
-    </w:tbl>
-    <w:p>
-      <w:pPr>
-        <w:keepNext w:val="0"/>
-      </w:pPr>
-      <w:r>
-        <w:rPr>
-          <w:b w:val="0"/>
-          <w:sz w:val="28"/>
-        </w:rPr>
-      </w:r>
-    </w:p>
-    <w:p>
-      <w:pPr>
-        <w:keepNext w:val="0"/>
-      </w:pPr>
-      <w:r>
-        <w:rPr>
-          <w:b w:val="0"/>
-          <w:sz w:val="28"/>
-        </w:rPr>
-        <w:t>Коммуникации: Service Desk - основной канал учёта, телефон - аварийный канал при недоступности портала, электронная почта и личные сообщения - вспомогательные каналы. Контакты указываются в спецификации заказчика. Устные и телефонные обращения обязательно регистрируются оператором; время первого подтверждённого поступления сохраняется в журнале.</w:t>
-      </w:r>
-    </w:p>
-    <w:p>
-      <w:pPr>
-        <w:pStyle w:val="Heading2"/>
-        <w:pageBreakBefore/>
-        <w:spacing w:after="280"/>
-      </w:pPr>
-      <w:bookmarkStart w:id="108" w:name="_TocUITU8"/>
-      <w:r>
-        <w:t>1.5 Ответственность и согласование работ</w:t>
-      </w:r>
-      <w:bookmarkEnd w:id="108"/>
-    </w:p>
-    <w:p>
-      <w:pPr>
-        <w:keepNext w:val="0"/>
-      </w:pPr>
-      <w:r>
-        <w:rPr>
-          <w:b w:val="0"/>
-          <w:sz w:val="28"/>
-        </w:rPr>
-        <w:t>Функциональная структура из работы №2 сохраняется: глава предприятия руководит четырьмя функциональными подразделениями. Координация проекта не заменяет прямого подчинения. Ответственность за SLA закрепляется за руководителем отдела управления и поддержки.</w:t>
-      </w:r>
-    </w:p>
-    <w:p>
-      <w:pPr>
-        <w:keepNext/>
-      </w:pPr>
-      <w:r>
-        <w:rPr>
-          <w:b w:val="0"/>
-          <w:sz w:val="28"/>
-        </w:rPr>
-        <w:t>Данные представлены в таблице 4.</w:t>
-      </w:r>
-    </w:p>
-    <w:p>
-      <w:pPr>
-        <w:keepNext/>
-        <w:spacing w:line="240" w:lineRule="auto"/>
-        <w:ind w:firstLine="0"/>
-        <w:jc w:val="left"/>
-      </w:pPr>
-      <w:r>
-        <w:rPr>
-          <w:b w:val="0"/>
-          <w:sz w:val="28"/>
-        </w:rPr>
-        <w:t>Таблица 4 - Распределение ответственности</w:t>
-      </w:r>
-    </w:p>
-    <w:tbl>
-      <w:tblPr>
-        <w:tblStyle w:val="TableGrid"/>
-        <w:tblW w:type="auto" w:w="0"/>
-        <w:jc w:val="center"/>
-        <w:tblLayout w:type="fixed"/>
-        <w:tblLook w:firstColumn="1" w:firstRow="1" w:lastColumn="0" w:lastRow="0" w:noHBand="0" w:noVBand="1" w:val="04A0"/>
-      </w:tblPr>
-      <w:tblGrid>
-        <w:gridCol w:w="2948"/>
-        <w:gridCol w:w="3402"/>
-        <w:gridCol w:w="3005"/>
-      </w:tblGrid>
-      <w:tr>
-        <w:trPr>
-          <w:tblHeader/>
-          <w:cantSplit/>
-        </w:trPr>
-        <w:tc>
-          <w:tcPr>
-            <w:tcW w:type="dxa" w:w="2948"/>
-            <w:vAlign w:val="center"/>
-          </w:tcPr>
-          <w:p>
-            <w:pPr>
-              <w:keepNext/>
-              <w:spacing w:before="0" w:after="0" w:line="240" w:lineRule="auto"/>
-              <w:ind w:firstLine="0"/>
-              <w:jc w:val="left"/>
-            </w:pPr>
-            <w:r>
-              <w:rPr>
-                <w:rFonts w:ascii="Times New Roman" w:hAnsi="Times New Roman"/>
-                <w:b/>
-                <w:sz w:val="23"/>
-              </w:rPr>
-              <w:t>Участник</w:t>
-            </w:r>
-          </w:p>
-        </w:tc>
-        <w:tc>
-          <w:tcPr>
-            <w:tcW w:type="dxa" w:w="3402"/>
-            <w:vAlign w:val="center"/>
-          </w:tcPr>
-          <w:p>
-            <w:pPr>
-              <w:keepNext/>
-              <w:spacing w:before="0" w:after="0" w:line="240" w:lineRule="auto"/>
-              <w:ind w:firstLine="0"/>
-              <w:jc w:val="left"/>
-            </w:pPr>
-            <w:r>
-              <w:rPr>
-                <w:rFonts w:ascii="Times New Roman" w:hAnsi="Times New Roman"/>
-                <w:b/>
-                <w:sz w:val="23"/>
-              </w:rPr>
-              <w:t>Ответственность</w:t>
-            </w:r>
-          </w:p>
-        </w:tc>
-        <w:tc>
-          <w:tcPr>
-            <w:tcW w:type="dxa" w:w="3005"/>
-            <w:vAlign w:val="center"/>
-          </w:tcPr>
-          <w:p>
-            <w:pPr>
-              <w:keepNext/>
-              <w:spacing w:before="0" w:after="0" w:line="240" w:lineRule="auto"/>
-              <w:ind w:firstLine="0"/>
-              <w:jc w:val="left"/>
-            </w:pPr>
-            <w:r>
-              <w:rPr>
-                <w:rFonts w:ascii="Times New Roman" w:hAnsi="Times New Roman"/>
-                <w:b/>
-                <w:sz w:val="23"/>
-              </w:rPr>
-              <w:t>Граница полномочий</w:t>
-            </w:r>
-          </w:p>
-        </w:tc>
-      </w:tr>
-      <w:tr>
-        <w:trPr>
-          <w:cantSplit/>
-        </w:trPr>
-        <w:tc>
-          <w:tcPr>
-            <w:tcW w:type="dxa" w:w="2948"/>
-            <w:vAlign w:val="center"/>
-          </w:tcPr>
-          <w:p>
-            <w:pPr>
-              <w:keepNext/>
-              <w:spacing w:before="0" w:after="0" w:line="240" w:lineRule="auto"/>
-              <w:ind w:firstLine="0"/>
-              <w:jc w:val="left"/>
-            </w:pPr>
-            <w:r>
-              <w:rPr>
-                <w:rFonts w:ascii="Times New Roman" w:hAnsi="Times New Roman"/>
-                <w:b w:val="0"/>
-                <w:sz w:val="23"/>
-              </w:rPr>
-              <w:t>Глава предприятия</w:t>
-            </w:r>
-          </w:p>
-        </w:tc>
-        <w:tc>
-          <w:tcPr>
-            <w:tcW w:type="dxa" w:w="3402"/>
-            <w:vAlign w:val="center"/>
-          </w:tcPr>
-          <w:p>
-            <w:pPr>
-              <w:keepNext/>
-              <w:spacing w:before="0" w:after="0" w:line="240" w:lineRule="auto"/>
-              <w:ind w:firstLine="0"/>
-              <w:jc w:val="left"/>
-            </w:pPr>
-            <w:r>
-              <w:rPr>
-                <w:rFonts w:ascii="Times New Roman" w:hAnsi="Times New Roman"/>
-                <w:b w:val="0"/>
-                <w:sz w:val="23"/>
-              </w:rPr>
-              <w:t>Утверждение SLA, ресурсов и значимых исключений</w:t>
-            </w:r>
-          </w:p>
-        </w:tc>
-        <w:tc>
-          <w:tcPr>
-            <w:tcW w:type="dxa" w:w="3005"/>
-            <w:vAlign w:val="center"/>
-          </w:tcPr>
-          <w:p>
-            <w:pPr>
-              <w:keepNext/>
-              <w:spacing w:before="0" w:after="0" w:line="240" w:lineRule="auto"/>
-              <w:ind w:firstLine="0"/>
-              <w:jc w:val="left"/>
-            </w:pPr>
-            <w:r>
-              <w:rPr>
-                <w:rFonts w:ascii="Times New Roman" w:hAnsi="Times New Roman"/>
-                <w:b w:val="0"/>
-                <w:sz w:val="23"/>
-              </w:rPr>
-              <w:t>Разрешает спорные вопросы между подразделениями</w:t>
-            </w:r>
-          </w:p>
-        </w:tc>
-      </w:tr>
-      <w:tr>
-        <w:trPr>
-          <w:cantSplit/>
-        </w:trPr>
-        <w:tc>
-          <w:tcPr>
-            <w:tcW w:type="dxa" w:w="2948"/>
-            <w:vAlign w:val="center"/>
-          </w:tcPr>
-          <w:p>
-            <w:pPr>
-              <w:keepNext/>
-              <w:spacing w:before="0" w:after="0" w:line="240" w:lineRule="auto"/>
-              <w:ind w:firstLine="0"/>
-              <w:jc w:val="left"/>
-            </w:pPr>
-            <w:r>
-              <w:rPr>
-                <w:rFonts w:ascii="Times New Roman" w:hAnsi="Times New Roman"/>
-                <w:b w:val="0"/>
-                <w:sz w:val="23"/>
-              </w:rPr>
-              <w:t>Отдел аренды и доступа: руководитель, инженер аренды, специалист по лицензированию</w:t>
-            </w:r>
-          </w:p>
-        </w:tc>
-        <w:tc>
-          <w:tcPr>
-            <w:tcW w:type="dxa" w:w="3402"/>
-            <w:vAlign w:val="center"/>
-          </w:tcPr>
-          <w:p>
-            <w:pPr>
-              <w:keepNext/>
-              <w:spacing w:before="0" w:after="0" w:line="240" w:lineRule="auto"/>
-              <w:ind w:firstLine="0"/>
-              <w:jc w:val="left"/>
-            </w:pPr>
-            <w:r>
-              <w:rPr>
-                <w:rFonts w:ascii="Times New Roman" w:hAnsi="Times New Roman"/>
-                <w:b w:val="0"/>
-                <w:sz w:val="23"/>
-              </w:rPr>
-              <w:t>Предоставление ВМ, хранилища и лицензий; учёт выделенных ресурсов</w:t>
-            </w:r>
-          </w:p>
-        </w:tc>
-        <w:tc>
-          <w:tcPr>
-            <w:tcW w:type="dxa" w:w="3005"/>
-            <w:vAlign w:val="center"/>
-          </w:tcPr>
-          <w:p>
-            <w:pPr>
-              <w:keepNext/>
-              <w:spacing w:before="0" w:after="0" w:line="240" w:lineRule="auto"/>
-              <w:ind w:firstLine="0"/>
-              <w:jc w:val="left"/>
-            </w:pPr>
-            <w:r>
-              <w:rPr>
-                <w:rFonts w:ascii="Times New Roman" w:hAnsi="Times New Roman"/>
-                <w:b w:val="0"/>
-                <w:sz w:val="23"/>
-              </w:rPr>
-              <w:t>Не меняет параметры заказчика без согласования</w:t>
-            </w:r>
-          </w:p>
-        </w:tc>
-      </w:tr>
-      <w:tr>
-        <w:trPr>
-          <w:cantSplit/>
-        </w:trPr>
-        <w:tc>
-          <w:tcPr>
-            <w:tcW w:type="dxa" w:w="2948"/>
-            <w:vAlign w:val="center"/>
-          </w:tcPr>
-          <w:p>
-            <w:pPr>
-              <w:keepNext/>
-              <w:spacing w:before="0" w:after="0" w:line="240" w:lineRule="auto"/>
-              <w:ind w:firstLine="0"/>
-              <w:jc w:val="left"/>
-            </w:pPr>
-            <w:r>
-              <w:rPr>
-                <w:rFonts w:ascii="Times New Roman" w:hAnsi="Times New Roman"/>
-                <w:b w:val="0"/>
-                <w:sz w:val="23"/>
-              </w:rPr>
-              <w:t>Отдел управления и поддержки: руководитель, системный администратор, инженер мониторинга</w:t>
-            </w:r>
-          </w:p>
-        </w:tc>
-        <w:tc>
-          <w:tcPr>
-            <w:tcW w:type="dxa" w:w="3402"/>
-            <w:vAlign w:val="center"/>
-          </w:tcPr>
-          <w:p>
-            <w:pPr>
-              <w:keepNext/>
-              <w:spacing w:before="0" w:after="0" w:line="240" w:lineRule="auto"/>
-              <w:ind w:firstLine="0"/>
-              <w:jc w:val="left"/>
-            </w:pPr>
-            <w:r>
-              <w:rPr>
-                <w:rFonts w:ascii="Times New Roman" w:hAnsi="Times New Roman"/>
-                <w:b w:val="0"/>
-                <w:sz w:val="23"/>
-              </w:rPr>
-              <w:t>Контроль событий, обработка инцидентов, восстановление, эскалация</w:t>
-            </w:r>
-          </w:p>
-        </w:tc>
-        <w:tc>
-          <w:tcPr>
-            <w:tcW w:type="dxa" w:w="3005"/>
-            <w:vAlign w:val="center"/>
-          </w:tcPr>
-          <w:p>
-            <w:pPr>
-              <w:keepNext/>
-              <w:spacing w:before="0" w:after="0" w:line="240" w:lineRule="auto"/>
-              <w:ind w:firstLine="0"/>
-              <w:jc w:val="left"/>
-            </w:pPr>
-            <w:r>
-              <w:rPr>
-                <w:rFonts w:ascii="Times New Roman" w:hAnsi="Times New Roman"/>
-                <w:b w:val="0"/>
-                <w:sz w:val="23"/>
-              </w:rPr>
-              <w:t>Согласует рискованные изменения и ведёт историю</w:t>
-            </w:r>
-          </w:p>
-        </w:tc>
-      </w:tr>
-      <w:tr>
-        <w:trPr>
-          <w:cantSplit/>
-        </w:trPr>
-        <w:tc>
-          <w:tcPr>
-            <w:tcW w:type="dxa" w:w="2948"/>
-            <w:vAlign w:val="center"/>
-          </w:tcPr>
-          <w:p>
-            <w:pPr>
-              <w:keepNext/>
-              <w:spacing w:before="0" w:after="0" w:line="240" w:lineRule="auto"/>
-              <w:ind w:firstLine="0"/>
-              <w:jc w:val="left"/>
-            </w:pPr>
-            <w:r>
-              <w:rPr>
-                <w:rFonts w:ascii="Times New Roman" w:hAnsi="Times New Roman"/>
-                <w:b w:val="0"/>
-                <w:sz w:val="23"/>
-              </w:rPr>
-              <w:t>Отдел разработки и развития: руководитель, разработчик, аналитик</w:t>
-            </w:r>
-          </w:p>
-        </w:tc>
-        <w:tc>
-          <w:tcPr>
-            <w:tcW w:type="dxa" w:w="3402"/>
-            <w:vAlign w:val="center"/>
-          </w:tcPr>
-          <w:p>
-            <w:pPr>
-              <w:keepNext/>
-              <w:spacing w:before="0" w:after="0" w:line="240" w:lineRule="auto"/>
-              <w:ind w:firstLine="0"/>
-              <w:jc w:val="left"/>
-            </w:pPr>
-            <w:r>
-              <w:rPr>
-                <w:rFonts w:ascii="Times New Roman" w:hAnsi="Times New Roman"/>
-                <w:b w:val="0"/>
-                <w:sz w:val="23"/>
-              </w:rPr>
-              <w:t>Развитие ITSM, анализ требований и дефектов приложения</w:t>
-            </w:r>
-          </w:p>
-        </w:tc>
-        <w:tc>
-          <w:tcPr>
-            <w:tcW w:type="dxa" w:w="3005"/>
-            <w:vAlign w:val="center"/>
-          </w:tcPr>
-          <w:p>
-            <w:pPr>
-              <w:keepNext/>
-              <w:spacing w:before="0" w:after="0" w:line="240" w:lineRule="auto"/>
-              <w:ind w:firstLine="0"/>
-              <w:jc w:val="left"/>
-            </w:pPr>
-            <w:r>
-              <w:rPr>
-                <w:rFonts w:ascii="Times New Roman" w:hAnsi="Times New Roman"/>
-                <w:b w:val="0"/>
-                <w:sz w:val="23"/>
-              </w:rPr>
-              <w:t>Изменения проходят оценку и отдельное согласование</w:t>
-            </w:r>
-          </w:p>
-        </w:tc>
-      </w:tr>
-      <w:tr>
-        <w:trPr>
-          <w:cantSplit/>
-        </w:trPr>
-        <w:tc>
-          <w:tcPr>
-            <w:tcW w:type="dxa" w:w="2948"/>
-            <w:vAlign w:val="center"/>
-          </w:tcPr>
-          <w:p>
-            <w:pPr>
-              <w:keepNext/>
-              <w:spacing w:before="0" w:after="0" w:line="240" w:lineRule="auto"/>
-              <w:ind w:firstLine="0"/>
-              <w:jc w:val="left"/>
-            </w:pPr>
-            <w:r>
-              <w:rPr>
-                <w:rFonts w:ascii="Times New Roman" w:hAnsi="Times New Roman"/>
-                <w:b w:val="0"/>
-                <w:sz w:val="23"/>
-              </w:rPr>
-              <w:t>Финансово-административный отдел: руководитель, бухгалтер, HR-специалист</w:t>
-            </w:r>
-          </w:p>
-        </w:tc>
-        <w:tc>
-          <w:tcPr>
-            <w:tcW w:type="dxa" w:w="3402"/>
-            <w:vAlign w:val="center"/>
-          </w:tcPr>
-          <w:p>
-            <w:pPr>
-              <w:keepNext/>
-              <w:spacing w:before="0" w:after="0" w:line="240" w:lineRule="auto"/>
-              <w:ind w:firstLine="0"/>
-              <w:jc w:val="left"/>
-            </w:pPr>
-            <w:r>
-              <w:rPr>
-                <w:rFonts w:ascii="Times New Roman" w:hAnsi="Times New Roman"/>
-                <w:b w:val="0"/>
-                <w:sz w:val="23"/>
-              </w:rPr>
-              <w:t>Расчёты, договорные документы, обеспечение дежурств</w:t>
-            </w:r>
-          </w:p>
-        </w:tc>
-        <w:tc>
-          <w:tcPr>
-            <w:tcW w:type="dxa" w:w="3005"/>
-            <w:vAlign w:val="center"/>
-          </w:tcPr>
-          <w:p>
-            <w:pPr>
-              <w:keepNext/>
-              <w:spacing w:before="0" w:after="0" w:line="240" w:lineRule="auto"/>
-              <w:ind w:firstLine="0"/>
-              <w:jc w:val="left"/>
-            </w:pPr>
-            <w:r>
-              <w:rPr>
-                <w:rFonts w:ascii="Times New Roman" w:hAnsi="Times New Roman"/>
-                <w:b w:val="0"/>
-                <w:sz w:val="23"/>
-              </w:rPr>
-              <w:t>Не вмешивается в техническое назначение приоритета</w:t>
-            </w:r>
-          </w:p>
-        </w:tc>
-      </w:tr>
-      <w:tr>
-        <w:trPr>
-          <w:cantSplit/>
-        </w:trPr>
-        <w:tc>
-          <w:tcPr>
-            <w:tcW w:type="dxa" w:w="2948"/>
-            <w:vAlign w:val="center"/>
-          </w:tcPr>
-          <w:p>
-            <w:pPr>
-              <w:keepNext w:val="0"/>
-              <w:spacing w:before="0" w:after="0" w:line="240" w:lineRule="auto"/>
-              <w:ind w:firstLine="0"/>
-              <w:jc w:val="left"/>
-            </w:pPr>
-            <w:r>
-              <w:rPr>
-                <w:rFonts w:ascii="Times New Roman" w:hAnsi="Times New Roman"/>
-                <w:b w:val="0"/>
-                <w:sz w:val="23"/>
-              </w:rPr>
-              <w:t>Заказчик и его уполномоченные сотрудники</w:t>
-            </w:r>
-          </w:p>
-        </w:tc>
-        <w:tc>
-          <w:tcPr>
-            <w:tcW w:type="dxa" w:w="3402"/>
-            <w:vAlign w:val="center"/>
-          </w:tcPr>
-          <w:p>
-            <w:pPr>
-              <w:keepNext w:val="0"/>
-              <w:spacing w:before="0" w:after="0" w:line="240" w:lineRule="auto"/>
-              <w:ind w:firstLine="0"/>
-              <w:jc w:val="left"/>
-            </w:pPr>
-            <w:r>
-              <w:rPr>
-                <w:rFonts w:ascii="Times New Roman" w:hAnsi="Times New Roman"/>
-                <w:b w:val="0"/>
-                <w:sz w:val="23"/>
-              </w:rPr>
-              <w:t>Описание влияния, актуальные контакты, доступ, проверка результата</w:t>
-            </w:r>
-          </w:p>
-        </w:tc>
-        <w:tc>
-          <w:tcPr>
-            <w:tcW w:type="dxa" w:w="3005"/>
-            <w:vAlign w:val="center"/>
-          </w:tcPr>
-          <w:p>
-            <w:pPr>
-              <w:keepNext w:val="0"/>
-              <w:spacing w:before="0" w:after="0" w:line="240" w:lineRule="auto"/>
-              <w:ind w:firstLine="0"/>
-              <w:jc w:val="left"/>
-            </w:pPr>
-            <w:r>
-              <w:rPr>
-                <w:rFonts w:ascii="Times New Roman" w:hAnsi="Times New Roman"/>
-                <w:b w:val="0"/>
-                <w:sz w:val="23"/>
-              </w:rPr>
-              <w:t>Отвечает за свои приложения и действия вне границ услуги</w:t>
-            </w:r>
-          </w:p>
-        </w:tc>
-      </w:tr>
-    </w:tbl>
-    <w:p>
-      <w:pPr>
-        <w:keepNext w:val="0"/>
-      </w:pPr>
-      <w:r>
-        <w:rPr>
-          <w:b w:val="0"/>
-          <w:sz w:val="28"/>
-        </w:rPr>
-      </w:r>
-    </w:p>
-    <w:p>
-      <w:pPr>
-        <w:keepNext w:val="0"/>
-      </w:pPr>
-      <w:r>
-        <w:rPr>
-          <w:b w:val="0"/>
-          <w:sz w:val="28"/>
-        </w:rPr>
-        <w:t>Исполнитель отвечает за согласованные ресурсы и действия своих сотрудников. Заказчик обеспечивает правомерность данных и лицензий, хранение собственных учётных данных и своевременное согласование доступа. Неполадки внешнего провайдера не признаются исключением автоматически: подтверждаются причина, затронутая граница и период влияния.</w:t>
-      </w:r>
-    </w:p>
-    <w:p>
-      <w:pPr>
-        <w:pStyle w:val="Heading2"/>
-        <w:pageBreakBefore/>
-        <w:spacing w:after="280"/>
-      </w:pPr>
-      <w:bookmarkStart w:id="109" w:name="_TocUITU9"/>
-      <w:r>
-        <w:t>1.6 Доступность и измерение качества</w:t>
-      </w:r>
-      <w:bookmarkEnd w:id="109"/>
-    </w:p>
-    <w:p>
-      <w:pPr>
-        <w:keepNext w:val="0"/>
-      </w:pPr>
-      <w:r>
-        <w:rPr>
-          <w:b w:val="0"/>
-          <w:sz w:val="28"/>
-        </w:rPr>
-        <w:t>Целевые показатели следующей таблицы вводятся в учебной модели дополнительно к каталогу. Доступность относится к согласованной точке проверки услуги, а не к работоспособности любого приложения заказчика.</w:t>
-      </w:r>
-    </w:p>
-    <w:p>
-      <w:pPr>
-        <w:keepNext/>
-      </w:pPr>
-      <w:r>
-        <w:rPr>
-          <w:b w:val="0"/>
-          <w:sz w:val="28"/>
-        </w:rPr>
-        <w:t>Данные представлены в таблице 5.</w:t>
-      </w:r>
-    </w:p>
-    <w:p>
-      <w:pPr>
-        <w:keepNext/>
-        <w:spacing w:line="240" w:lineRule="auto"/>
-        <w:ind w:firstLine="0"/>
-        <w:jc w:val="left"/>
-      </w:pPr>
-      <w:r>
-        <w:rPr>
-          <w:b w:val="0"/>
-          <w:sz w:val="28"/>
-        </w:rPr>
-        <w:t>Таблица 5 - Метрики качества услуг</w:t>
-      </w:r>
-    </w:p>
-    <w:tbl>
-      <w:tblPr>
-        <w:tblStyle w:val="TableGrid"/>
-        <w:tblW w:type="auto" w:w="0"/>
-        <w:jc w:val="center"/>
-        <w:tblLayout w:type="fixed"/>
-        <w:tblLook w:firstColumn="1" w:firstRow="1" w:lastColumn="0" w:lastRow="0" w:noHBand="0" w:noVBand="1" w:val="04A0"/>
-      </w:tblPr>
-      <w:tblGrid>
-        <w:gridCol w:w="2438"/>
-        <w:gridCol w:w="3855"/>
-        <w:gridCol w:w="3061"/>
-      </w:tblGrid>
-      <w:tr>
-        <w:trPr>
-          <w:tblHeader/>
-          <w:cantSplit/>
-        </w:trPr>
-        <w:tc>
-          <w:tcPr>
-            <w:tcW w:type="dxa" w:w="2438"/>
-            <w:vAlign w:val="center"/>
-          </w:tcPr>
-          <w:p>
-            <w:pPr>
-              <w:keepNext/>
-              <w:spacing w:before="0" w:after="0" w:line="240" w:lineRule="auto"/>
-              <w:ind w:firstLine="0"/>
-              <w:jc w:val="left"/>
-            </w:pPr>
-            <w:r>
-              <w:rPr>
-                <w:rFonts w:ascii="Times New Roman" w:hAnsi="Times New Roman"/>
-                <w:b/>
-                <w:sz w:val="23"/>
-              </w:rPr>
-              <w:t>Услуга</w:t>
-            </w:r>
-          </w:p>
-        </w:tc>
-        <w:tc>
-          <w:tcPr>
-            <w:tcW w:type="dxa" w:w="3855"/>
-            <w:vAlign w:val="center"/>
-          </w:tcPr>
-          <w:p>
-            <w:pPr>
-              <w:keepNext/>
-              <w:spacing w:before="0" w:after="0" w:line="240" w:lineRule="auto"/>
-              <w:ind w:firstLine="0"/>
-              <w:jc w:val="left"/>
-            </w:pPr>
-            <w:r>
-              <w:rPr>
-                <w:rFonts w:ascii="Times New Roman" w:hAnsi="Times New Roman"/>
-                <w:b/>
-                <w:sz w:val="23"/>
-              </w:rPr>
-              <w:t>Контрольная точка и показатель</w:t>
-            </w:r>
-          </w:p>
-        </w:tc>
-        <w:tc>
-          <w:tcPr>
-            <w:tcW w:type="dxa" w:w="3061"/>
-            <w:vAlign w:val="center"/>
-          </w:tcPr>
-          <w:p>
-            <w:pPr>
-              <w:keepNext/>
-              <w:spacing w:before="0" w:after="0" w:line="240" w:lineRule="auto"/>
-              <w:ind w:firstLine="0"/>
-              <w:jc w:val="left"/>
-            </w:pPr>
-            <w:r>
-              <w:rPr>
-                <w:rFonts w:ascii="Times New Roman" w:hAnsi="Times New Roman"/>
-                <w:b/>
-                <w:sz w:val="23"/>
-              </w:rPr>
-              <w:t>Цель учебной модели</w:t>
-            </w:r>
-          </w:p>
-        </w:tc>
-      </w:tr>
-      <w:tr>
-        <w:trPr>
-          <w:cantSplit/>
-        </w:trPr>
-        <w:tc>
-          <w:tcPr>
-            <w:tcW w:type="dxa" w:w="2438"/>
-            <w:vAlign w:val="center"/>
-          </w:tcPr>
-          <w:p>
-            <w:pPr>
-              <w:keepNext/>
-              <w:spacing w:before="0" w:after="0" w:line="240" w:lineRule="auto"/>
-              <w:ind w:firstLine="0"/>
-              <w:jc w:val="left"/>
-            </w:pPr>
-            <w:r>
-              <w:rPr>
-                <w:rFonts w:ascii="Times New Roman" w:hAnsi="Times New Roman"/>
-                <w:b w:val="0"/>
-                <w:sz w:val="23"/>
-              </w:rPr>
-              <w:t>Аренда ВМ</w:t>
-            </w:r>
-          </w:p>
-        </w:tc>
-        <w:tc>
-          <w:tcPr>
-            <w:tcW w:type="dxa" w:w="3855"/>
-            <w:vAlign w:val="center"/>
-          </w:tcPr>
-          <w:p>
-            <w:pPr>
-              <w:keepNext/>
-              <w:spacing w:before="0" w:after="0" w:line="240" w:lineRule="auto"/>
-              <w:ind w:firstLine="0"/>
-              <w:jc w:val="left"/>
-            </w:pPr>
-            <w:r>
-              <w:rPr>
-                <w:rFonts w:ascii="Times New Roman" w:hAnsi="Times New Roman"/>
-                <w:b w:val="0"/>
-                <w:sz w:val="23"/>
-              </w:rPr>
-              <w:t>Доступность гостевой ОС по согласованной проверке</w:t>
-            </w:r>
-          </w:p>
-        </w:tc>
-        <w:tc>
-          <w:tcPr>
-            <w:tcW w:type="dxa" w:w="3061"/>
-            <w:vAlign w:val="center"/>
-          </w:tcPr>
-          <w:p>
-            <w:pPr>
-              <w:keepNext/>
-              <w:spacing w:before="0" w:after="0" w:line="240" w:lineRule="auto"/>
-              <w:ind w:firstLine="0"/>
-              <w:jc w:val="left"/>
-            </w:pPr>
-            <w:r>
-              <w:rPr>
-                <w:rFonts w:ascii="Times New Roman" w:hAnsi="Times New Roman"/>
-                <w:b w:val="0"/>
-                <w:sz w:val="23"/>
-              </w:rPr>
-              <w:t>Не ниже 99,5 % за месяц</w:t>
-            </w:r>
-          </w:p>
-        </w:tc>
-      </w:tr>
-      <w:tr>
-        <w:trPr>
-          <w:cantSplit/>
-        </w:trPr>
-        <w:tc>
-          <w:tcPr>
-            <w:tcW w:type="dxa" w:w="2438"/>
-            <w:vAlign w:val="center"/>
-          </w:tcPr>
-          <w:p>
-            <w:pPr>
-              <w:keepNext/>
-              <w:spacing w:before="0" w:after="0" w:line="240" w:lineRule="auto"/>
-              <w:ind w:firstLine="0"/>
-              <w:jc w:val="left"/>
-            </w:pPr>
-            <w:r>
-              <w:rPr>
-                <w:rFonts w:ascii="Times New Roman" w:hAnsi="Times New Roman"/>
-                <w:b w:val="0"/>
-                <w:sz w:val="23"/>
-              </w:rPr>
-              <w:t>Лицензирование</w:t>
-            </w:r>
-          </w:p>
-        </w:tc>
-        <w:tc>
-          <w:tcPr>
-            <w:tcW w:type="dxa" w:w="3855"/>
-            <w:vAlign w:val="center"/>
-          </w:tcPr>
-          <w:p>
-            <w:pPr>
-              <w:keepNext/>
-              <w:spacing w:before="0" w:after="0" w:line="240" w:lineRule="auto"/>
-              <w:ind w:firstLine="0"/>
-              <w:jc w:val="left"/>
-            </w:pPr>
-            <w:r>
-              <w:rPr>
-                <w:rFonts w:ascii="Times New Roman" w:hAnsi="Times New Roman"/>
-                <w:b w:val="0"/>
-                <w:sz w:val="23"/>
-              </w:rPr>
-              <w:t>Доступность сервера выдачи лицензий; срок плановой выдачи</w:t>
-            </w:r>
-          </w:p>
-        </w:tc>
-        <w:tc>
-          <w:tcPr>
-            <w:tcW w:type="dxa" w:w="3061"/>
-            <w:vAlign w:val="center"/>
-          </w:tcPr>
-          <w:p>
-            <w:pPr>
-              <w:keepNext/>
-              <w:spacing w:before="0" w:after="0" w:line="240" w:lineRule="auto"/>
-              <w:ind w:firstLine="0"/>
-              <w:jc w:val="left"/>
-            </w:pPr>
-            <w:r>
-              <w:rPr>
-                <w:rFonts w:ascii="Times New Roman" w:hAnsi="Times New Roman"/>
-                <w:b w:val="0"/>
-                <w:sz w:val="23"/>
-              </w:rPr>
-              <w:t>Не ниже 99,5 %; до 1 календарного дня после согласования</w:t>
-            </w:r>
-          </w:p>
-        </w:tc>
-      </w:tr>
-      <w:tr>
-        <w:trPr>
-          <w:cantSplit/>
-        </w:trPr>
-        <w:tc>
-          <w:tcPr>
-            <w:tcW w:type="dxa" w:w="2438"/>
-            <w:vAlign w:val="center"/>
-          </w:tcPr>
-          <w:p>
-            <w:pPr>
-              <w:keepNext/>
-              <w:spacing w:before="0" w:after="0" w:line="240" w:lineRule="auto"/>
-              <w:ind w:firstLine="0"/>
-              <w:jc w:val="left"/>
-            </w:pPr>
-            <w:r>
-              <w:rPr>
-                <w:rFonts w:ascii="Times New Roman" w:hAnsi="Times New Roman"/>
-                <w:b w:val="0"/>
-                <w:sz w:val="23"/>
-              </w:rPr>
-              <w:t>Облачное хранилище</w:t>
-            </w:r>
-          </w:p>
-        </w:tc>
-        <w:tc>
-          <w:tcPr>
-            <w:tcW w:type="dxa" w:w="3855"/>
-            <w:vAlign w:val="center"/>
-          </w:tcPr>
-          <w:p>
-            <w:pPr>
-              <w:keepNext/>
-              <w:spacing w:before="0" w:after="0" w:line="240" w:lineRule="auto"/>
-              <w:ind w:firstLine="0"/>
-              <w:jc w:val="left"/>
-            </w:pPr>
-            <w:r>
-              <w:rPr>
-                <w:rFonts w:ascii="Times New Roman" w:hAnsi="Times New Roman"/>
-                <w:b w:val="0"/>
-                <w:sz w:val="23"/>
-              </w:rPr>
-              <w:t>Успешная операция чтения/записи тестового объекта</w:t>
-            </w:r>
-          </w:p>
-        </w:tc>
-        <w:tc>
-          <w:tcPr>
-            <w:tcW w:type="dxa" w:w="3061"/>
-            <w:vAlign w:val="center"/>
-          </w:tcPr>
-          <w:p>
-            <w:pPr>
-              <w:keepNext/>
-              <w:spacing w:before="0" w:after="0" w:line="240" w:lineRule="auto"/>
-              <w:ind w:firstLine="0"/>
-              <w:jc w:val="left"/>
-            </w:pPr>
-            <w:r>
-              <w:rPr>
-                <w:rFonts w:ascii="Times New Roman" w:hAnsi="Times New Roman"/>
-                <w:b w:val="0"/>
-                <w:sz w:val="23"/>
-              </w:rPr>
-              <w:t>Не ниже 99,5 % за месяц</w:t>
-            </w:r>
-          </w:p>
-        </w:tc>
-      </w:tr>
-      <w:tr>
-        <w:trPr>
-          <w:cantSplit/>
-        </w:trPr>
-        <w:tc>
-          <w:tcPr>
-            <w:tcW w:type="dxa" w:w="2438"/>
-            <w:vAlign w:val="center"/>
-          </w:tcPr>
-          <w:p>
-            <w:pPr>
-              <w:keepNext/>
-              <w:spacing w:before="0" w:after="0" w:line="240" w:lineRule="auto"/>
-              <w:ind w:firstLine="0"/>
-              <w:jc w:val="left"/>
-            </w:pPr>
-            <w:r>
-              <w:rPr>
-                <w:rFonts w:ascii="Times New Roman" w:hAnsi="Times New Roman"/>
-                <w:b w:val="0"/>
-                <w:sz w:val="23"/>
-              </w:rPr>
-              <w:t>Администрирование</w:t>
-            </w:r>
-          </w:p>
-        </w:tc>
-        <w:tc>
-          <w:tcPr>
-            <w:tcW w:type="dxa" w:w="3855"/>
-            <w:vAlign w:val="center"/>
-          </w:tcPr>
-          <w:p>
-            <w:pPr>
-              <w:keepNext/>
-              <w:spacing w:before="0" w:after="0" w:line="240" w:lineRule="auto"/>
-              <w:ind w:firstLine="0"/>
-              <w:jc w:val="left"/>
-            </w:pPr>
-            <w:r>
-              <w:rPr>
-                <w:rFonts w:ascii="Times New Roman" w:hAnsi="Times New Roman"/>
-                <w:b w:val="0"/>
-                <w:sz w:val="23"/>
-              </w:rPr>
-              <w:t>Выполнение согласованного плана и обработка инцидентов</w:t>
-            </w:r>
-          </w:p>
-        </w:tc>
-        <w:tc>
-          <w:tcPr>
-            <w:tcW w:type="dxa" w:w="3061"/>
-            <w:vAlign w:val="center"/>
-          </w:tcPr>
-          <w:p>
-            <w:pPr>
-              <w:keepNext/>
-              <w:spacing w:before="0" w:after="0" w:line="240" w:lineRule="auto"/>
-              <w:ind w:firstLine="0"/>
-              <w:jc w:val="left"/>
-            </w:pPr>
-            <w:r>
-              <w:rPr>
-                <w:rFonts w:ascii="Times New Roman" w:hAnsi="Times New Roman"/>
-                <w:b w:val="0"/>
-                <w:sz w:val="23"/>
-              </w:rPr>
-              <w:t>100 % согласованных изменений с журналом; сроки по приоритету</w:t>
-            </w:r>
-          </w:p>
-        </w:tc>
-      </w:tr>
-      <w:tr>
-        <w:trPr>
-          <w:cantSplit/>
-        </w:trPr>
-        <w:tc>
-          <w:tcPr>
-            <w:tcW w:type="dxa" w:w="2438"/>
-            <w:vAlign w:val="center"/>
-          </w:tcPr>
-          <w:p>
-            <w:pPr>
-              <w:keepNext/>
-              <w:spacing w:before="0" w:after="0" w:line="240" w:lineRule="auto"/>
-              <w:ind w:firstLine="0"/>
-              <w:jc w:val="left"/>
-            </w:pPr>
-            <w:r>
-              <w:rPr>
-                <w:rFonts w:ascii="Times New Roman" w:hAnsi="Times New Roman"/>
-                <w:b w:val="0"/>
-                <w:sz w:val="23"/>
-              </w:rPr>
-              <w:t>Мониторинг</w:t>
-            </w:r>
-          </w:p>
-        </w:tc>
-        <w:tc>
-          <w:tcPr>
-            <w:tcW w:type="dxa" w:w="3855"/>
-            <w:vAlign w:val="center"/>
-          </w:tcPr>
-          <w:p>
-            <w:pPr>
-              <w:keepNext/>
-              <w:spacing w:before="0" w:after="0" w:line="240" w:lineRule="auto"/>
-              <w:ind w:firstLine="0"/>
-              <w:jc w:val="left"/>
-            </w:pPr>
-            <w:r>
-              <w:rPr>
-                <w:rFonts w:ascii="Times New Roman" w:hAnsi="Times New Roman"/>
-                <w:b w:val="0"/>
-                <w:sz w:val="23"/>
-              </w:rPr>
-              <w:t>Доступность системы наблюдения; интервал сбора</w:t>
-            </w:r>
-          </w:p>
-        </w:tc>
-        <w:tc>
-          <w:tcPr>
-            <w:tcW w:type="dxa" w:w="3061"/>
-            <w:vAlign w:val="center"/>
-          </w:tcPr>
-          <w:p>
-            <w:pPr>
-              <w:keepNext/>
-              <w:spacing w:before="0" w:after="0" w:line="240" w:lineRule="auto"/>
-              <w:ind w:firstLine="0"/>
-              <w:jc w:val="left"/>
-            </w:pPr>
-            <w:r>
-              <w:rPr>
-                <w:rFonts w:ascii="Times New Roman" w:hAnsi="Times New Roman"/>
-                <w:b w:val="0"/>
-                <w:sz w:val="23"/>
-              </w:rPr>
-              <w:t>Не ниже 99,5 %; целевой интервал до 60 секунд</w:t>
-            </w:r>
-          </w:p>
-        </w:tc>
-      </w:tr>
-      <w:tr>
-        <w:trPr>
-          <w:cantSplit/>
-        </w:trPr>
-        <w:tc>
-          <w:tcPr>
-            <w:tcW w:type="dxa" w:w="2438"/>
-            <w:vAlign w:val="center"/>
-          </w:tcPr>
-          <w:p>
-            <w:pPr>
-              <w:keepNext w:val="0"/>
-              <w:spacing w:before="0" w:after="0" w:line="240" w:lineRule="auto"/>
-              <w:ind w:firstLine="0"/>
-              <w:jc w:val="left"/>
-            </w:pPr>
-            <w:r>
-              <w:rPr>
-                <w:rFonts w:ascii="Times New Roman" w:hAnsi="Times New Roman"/>
-                <w:b w:val="0"/>
-                <w:sz w:val="23"/>
-              </w:rPr>
-              <w:t>Резервное копирование</w:t>
-            </w:r>
-          </w:p>
-        </w:tc>
-        <w:tc>
-          <w:tcPr>
-            <w:tcW w:type="dxa" w:w="3855"/>
-            <w:vAlign w:val="center"/>
-          </w:tcPr>
-          <w:p>
-            <w:pPr>
-              <w:keepNext w:val="0"/>
-              <w:spacing w:before="0" w:after="0" w:line="240" w:lineRule="auto"/>
-              <w:ind w:firstLine="0"/>
-              <w:jc w:val="left"/>
-            </w:pPr>
-            <w:r>
-              <w:rPr>
-                <w:rFonts w:ascii="Times New Roman" w:hAnsi="Times New Roman"/>
-                <w:b w:val="0"/>
-                <w:sz w:val="23"/>
-              </w:rPr>
-              <w:t>Успешность заданий, точка и время восстановления</w:t>
-            </w:r>
-          </w:p>
-        </w:tc>
-        <w:tc>
-          <w:tcPr>
-            <w:tcW w:type="dxa" w:w="3061"/>
-            <w:vAlign w:val="center"/>
-          </w:tcPr>
-          <w:p>
-            <w:pPr>
-              <w:keepNext w:val="0"/>
-              <w:spacing w:before="0" w:after="0" w:line="240" w:lineRule="auto"/>
-              <w:ind w:firstLine="0"/>
-              <w:jc w:val="left"/>
-            </w:pPr>
-            <w:r>
-              <w:rPr>
-                <w:rFonts w:ascii="Times New Roman" w:hAnsi="Times New Roman"/>
-                <w:b w:val="0"/>
-                <w:sz w:val="23"/>
-              </w:rPr>
-              <w:t>Не ниже 98 % заданий; RPO до 24 ч, RTO до 8 ч</w:t>
-            </w:r>
-          </w:p>
-        </w:tc>
-      </w:tr>
-    </w:tbl>
-    <w:p>
-      <w:pPr>
-        <w:keepNext w:val="0"/>
-      </w:pPr>
-      <w:r>
-        <w:rPr>
-          <w:b w:val="0"/>
-          <w:sz w:val="28"/>
-        </w:rPr>
-      </w:r>
-    </w:p>
-    <w:p>
-      <w:pPr>
-        <w:keepNext w:val="0"/>
-      </w:pPr>
-      <w:r>
-        <w:rPr>
-          <w:b w:val="0"/>
-          <w:sz w:val="28"/>
-        </w:rPr>
-        <w:t>Месячная доступность A = 100 × (T − M − D) / (T − M), где T - календарные минуты месяца; M - заранее согласованное обслуживание; D - подтверждённый незапланированный простой в оставшемся интервале. При T = 43 200 минут и M = 0 показатель 99,5 % допускает 216 минут незапланированного простоя.</w:t>
-      </w:r>
-    </w:p>
-    <w:p>
-      <w:pPr>
-        <w:keepNext w:val="0"/>
-      </w:pPr>
-      <w:r>
-        <w:rPr>
-          <w:b w:val="0"/>
-          <w:sz w:val="28"/>
-        </w:rPr>
-        <w:t>Плановые работы объявляются не позднее чем за 48 часов; исключаемое обслуживание ограничено 120 минутами за месяц. Превышение лимита считается простоем. Источники измерения - история мониторинга, журнал событий и обращения; спорные интервалы сверяются с заказчиком. RPO и RTO действуют только при наличии согласованного охвата копирования и доступной исправной копии.</w:t>
-      </w:r>
-    </w:p>
-    <w:p>
-      <w:pPr>
-        <w:pStyle w:val="Heading2"/>
-        <w:pageBreakBefore/>
-        <w:spacing w:after="280"/>
-      </w:pPr>
-      <w:bookmarkStart w:id="110" w:name="_TocUITU10"/>
-      <w:r>
-        <w:t>1.7 Приоритеты и сроки реакции и решения</w:t>
-      </w:r>
-      <w:bookmarkEnd w:id="110"/>
-    </w:p>
-    <w:p>
-      <w:pPr>
-        <w:keepNext w:val="0"/>
-      </w:pPr>
-      <w:r>
-        <w:rPr>
-          <w:b w:val="0"/>
-          <w:sz w:val="28"/>
-        </w:rPr>
-        <w:t>Приоритет определяется влиянием на бизнес и срочностью восстановления. Заказчик указывает исходный приоритет и последствия, оператор проверяет обоснование. Часы SLA начинаются с регистрации; в аварийном канале оператор учитывает подтверждённое время первичного обращения.</w:t>
-      </w:r>
-    </w:p>
-    <w:p>
-      <w:pPr>
-        <w:keepNext/>
-      </w:pPr>
-      <w:r>
-        <w:rPr>
-          <w:b w:val="0"/>
-          <w:sz w:val="28"/>
-        </w:rPr>
-        <w:t>Данные представлены в таблице 6.</w:t>
-      </w:r>
-    </w:p>
-    <w:p>
-      <w:pPr>
-        <w:keepNext/>
-        <w:spacing w:line="240" w:lineRule="auto"/>
-        <w:ind w:firstLine="0"/>
-        <w:jc w:val="left"/>
-      </w:pPr>
-      <w:r>
-        <w:rPr>
-          <w:b w:val="0"/>
-          <w:sz w:val="28"/>
-        </w:rPr>
-        <w:t>Таблица 6 - Приоритеты инцидентов</w:t>
+        <w:t>Таблица 3 - Целевые сроки обслуживания 24/7</w:t>
       </w:r>
     </w:p>
     <w:tbl>
@@ -3753,9 +2179,9 @@
       </w:tblPr>
       <w:tblGrid>
         <w:gridCol w:w="1701"/>
-        <w:gridCol w:w="4819"/>
-        <w:gridCol w:w="1417"/>
-        <w:gridCol w:w="1417"/>
+        <w:gridCol w:w="2268"/>
+        <w:gridCol w:w="2268"/>
+        <w:gridCol w:w="3118"/>
       </w:tblGrid>
       <w:tr>
         <w:trPr>
@@ -3786,7 +2212,7 @@
         </w:tc>
         <w:tc>
           <w:tcPr>
-            <w:tcW w:type="dxa" w:w="4819"/>
+            <w:tcW w:type="dxa" w:w="2268"/>
             <w:vAlign w:val="center"/>
           </w:tcPr>
           <w:p>
@@ -3802,13 +2228,13 @@
                 <w:b/>
                 <w:sz w:val="23"/>
               </w:rPr>
-              <w:t>Критерий и пример</w:t>
+              <w:t>Срок реакции</w:t>
             </w:r>
           </w:p>
         </w:tc>
         <w:tc>
           <w:tcPr>
-            <w:tcW w:type="dxa" w:w="1417"/>
+            <w:tcW w:type="dxa" w:w="2268"/>
             <w:vAlign w:val="center"/>
           </w:tcPr>
           <w:p>
@@ -3824,13 +2250,13 @@
                 <w:b/>
                 <w:sz w:val="23"/>
               </w:rPr>
-              <w:t>Реакция</w:t>
+              <w:t>Срок решения</w:t>
             </w:r>
           </w:p>
         </w:tc>
         <w:tc>
           <w:tcPr>
-            <w:tcW w:type="dxa" w:w="1417"/>
+            <w:tcW w:type="dxa" w:w="3118"/>
             <w:vAlign w:val="center"/>
           </w:tcPr>
           <w:p>
@@ -3846,7 +2272,7 @@
                 <w:b/>
                 <w:sz w:val="23"/>
               </w:rPr>
-              <w:t>Решение</w:t>
+              <w:t>Обновление информации</w:t>
             </w:r>
           </w:p>
         </w:tc>
@@ -3873,35 +2299,13 @@
                 <w:b w:val="0"/>
                 <w:sz w:val="23"/>
               </w:rPr>
-              <w:t>P1 - критический</w:t>
+              <w:t>P1</w:t>
             </w:r>
           </w:p>
         </w:tc>
         <w:tc>
           <w:tcPr>
-            <w:tcW w:type="dxa" w:w="4819"/>
-            <w:vAlign w:val="center"/>
-          </w:tcPr>
-          <w:p>
-            <w:pPr>
-              <w:keepNext/>
-              <w:spacing w:before="0" w:after="0" w:line="240" w:lineRule="auto"/>
-              <w:ind w:firstLine="0"/>
-              <w:jc w:val="left"/>
-            </w:pPr>
-            <w:r>
-              <w:rPr>
-                <w:rFonts w:ascii="Times New Roman" w:hAnsi="Times New Roman"/>
-                <w:b w:val="0"/>
-                <w:sz w:val="23"/>
-              </w:rPr>
-              <w:t>Остановка критичного процесса без обходного пути; недоступность производственной ВМ</w:t>
-            </w:r>
-          </w:p>
-        </w:tc>
-        <w:tc>
-          <w:tcPr>
-            <w:tcW w:type="dxa" w:w="1417"/>
+            <w:tcW w:type="dxa" w:w="2268"/>
             <w:vAlign w:val="center"/>
           </w:tcPr>
           <w:p>
@@ -3923,7 +2327,7 @@
         </w:tc>
         <w:tc>
           <w:tcPr>
-            <w:tcW w:type="dxa" w:w="1417"/>
+            <w:tcW w:type="dxa" w:w="2268"/>
             <w:vAlign w:val="center"/>
           </w:tcPr>
           <w:p>
@@ -3940,6 +2344,28 @@
                 <w:sz w:val="23"/>
               </w:rPr>
               <w:t>4 часа</w:t>
+            </w:r>
+          </w:p>
+        </w:tc>
+        <w:tc>
+          <w:tcPr>
+            <w:tcW w:type="dxa" w:w="3118"/>
+            <w:vAlign w:val="center"/>
+          </w:tcPr>
+          <w:p>
+            <w:pPr>
+              <w:keepNext/>
+              <w:spacing w:before="0" w:after="0" w:line="240" w:lineRule="auto"/>
+              <w:ind w:firstLine="0"/>
+              <w:jc w:val="left"/>
+            </w:pPr>
+            <w:r>
+              <w:rPr>
+                <w:rFonts w:ascii="Times New Roman" w:hAnsi="Times New Roman"/>
+                <w:b w:val="0"/>
+                <w:sz w:val="23"/>
+              </w:rPr>
+              <w:t>Не реже раза в час</w:t>
             </w:r>
           </w:p>
         </w:tc>
@@ -3966,35 +2392,13 @@
                 <w:b w:val="0"/>
                 <w:sz w:val="23"/>
               </w:rPr>
-              <w:t>P2 - высокий</w:t>
+              <w:t>P2</w:t>
             </w:r>
           </w:p>
         </w:tc>
         <w:tc>
           <w:tcPr>
-            <w:tcW w:type="dxa" w:w="4819"/>
-            <w:vAlign w:val="center"/>
-          </w:tcPr>
-          <w:p>
-            <w:pPr>
-              <w:keepNext/>
-              <w:spacing w:before="0" w:after="0" w:line="240" w:lineRule="auto"/>
-              <w:ind w:firstLine="0"/>
-              <w:jc w:val="left"/>
-            </w:pPr>
-            <w:r>
-              <w:rPr>
-                <w:rFonts w:ascii="Times New Roman" w:hAnsi="Times New Roman"/>
-                <w:b w:val="0"/>
-                <w:sz w:val="23"/>
-              </w:rPr>
-              <w:t>Значительное ухудшение или отказ важного компонента; обходной путь ограничен</w:t>
-            </w:r>
-          </w:p>
-        </w:tc>
-        <w:tc>
-          <w:tcPr>
-            <w:tcW w:type="dxa" w:w="1417"/>
+            <w:tcW w:type="dxa" w:w="2268"/>
             <w:vAlign w:val="center"/>
           </w:tcPr>
           <w:p>
@@ -4016,7 +2420,7 @@
         </w:tc>
         <w:tc>
           <w:tcPr>
-            <w:tcW w:type="dxa" w:w="1417"/>
+            <w:tcW w:type="dxa" w:w="2268"/>
             <w:vAlign w:val="center"/>
           </w:tcPr>
           <w:p>
@@ -4033,6 +2437,28 @@
                 <w:sz w:val="23"/>
               </w:rPr>
               <w:t>8 часов</w:t>
+            </w:r>
+          </w:p>
+        </w:tc>
+        <w:tc>
+          <w:tcPr>
+            <w:tcW w:type="dxa" w:w="3118"/>
+            <w:vAlign w:val="center"/>
+          </w:tcPr>
+          <w:p>
+            <w:pPr>
+              <w:keepNext/>
+              <w:spacing w:before="0" w:after="0" w:line="240" w:lineRule="auto"/>
+              <w:ind w:firstLine="0"/>
+              <w:jc w:val="left"/>
+            </w:pPr>
+            <w:r>
+              <w:rPr>
+                <w:rFonts w:ascii="Times New Roman" w:hAnsi="Times New Roman"/>
+                <w:b w:val="0"/>
+                <w:sz w:val="23"/>
+              </w:rPr>
+              <w:t>Не реже раза в 2 часа</w:t>
             </w:r>
           </w:p>
         </w:tc>
@@ -4059,35 +2485,13 @@
                 <w:b w:val="0"/>
                 <w:sz w:val="23"/>
               </w:rPr>
-              <w:t>P3 - средний</w:t>
+              <w:t>P3</w:t>
             </w:r>
           </w:p>
         </w:tc>
         <w:tc>
           <w:tcPr>
-            <w:tcW w:type="dxa" w:w="4819"/>
-            <w:vAlign w:val="center"/>
-          </w:tcPr>
-          <w:p>
-            <w:pPr>
-              <w:keepNext/>
-              <w:spacing w:before="0" w:after="0" w:line="240" w:lineRule="auto"/>
-              <w:ind w:firstLine="0"/>
-              <w:jc w:val="left"/>
-            </w:pPr>
-            <w:r>
-              <w:rPr>
-                <w:rFonts w:ascii="Times New Roman" w:hAnsi="Times New Roman"/>
-                <w:b w:val="0"/>
-                <w:sz w:val="23"/>
-              </w:rPr>
-              <w:t>Локальный сбой с рабочим обходным путём; часть пользователей сохраняет доступ</w:t>
-            </w:r>
-          </w:p>
-        </w:tc>
-        <w:tc>
-          <w:tcPr>
-            <w:tcW w:type="dxa" w:w="1417"/>
+            <w:tcW w:type="dxa" w:w="2268"/>
             <w:vAlign w:val="center"/>
           </w:tcPr>
           <w:p>
@@ -4109,7 +2513,7 @@
         </w:tc>
         <w:tc>
           <w:tcPr>
-            <w:tcW w:type="dxa" w:w="1417"/>
+            <w:tcW w:type="dxa" w:w="2268"/>
             <w:vAlign w:val="center"/>
           </w:tcPr>
           <w:p>
@@ -4126,6 +2530,28 @@
                 <w:sz w:val="23"/>
               </w:rPr>
               <w:t>24 часа</w:t>
+            </w:r>
+          </w:p>
+        </w:tc>
+        <w:tc>
+          <w:tcPr>
+            <w:tcW w:type="dxa" w:w="3118"/>
+            <w:vAlign w:val="center"/>
+          </w:tcPr>
+          <w:p>
+            <w:pPr>
+              <w:keepNext/>
+              <w:spacing w:before="0" w:after="0" w:line="240" w:lineRule="auto"/>
+              <w:ind w:firstLine="0"/>
+              <w:jc w:val="left"/>
+            </w:pPr>
+            <w:r>
+              <w:rPr>
+                <w:rFonts w:ascii="Times New Roman" w:hAnsi="Times New Roman"/>
+                <w:b w:val="0"/>
+                <w:sz w:val="23"/>
+              </w:rPr>
+              <w:t>Не реже раза в сутки</w:t>
             </w:r>
           </w:p>
         </w:tc>
@@ -4152,7 +2578,389 @@
                 <w:b w:val="0"/>
                 <w:sz w:val="23"/>
               </w:rPr>
-              <w:t>P4 - низкий</w:t>
+              <w:t>P4</w:t>
+            </w:r>
+          </w:p>
+        </w:tc>
+        <w:tc>
+          <w:tcPr>
+            <w:tcW w:type="dxa" w:w="2268"/>
+            <w:vAlign w:val="center"/>
+          </w:tcPr>
+          <w:p>
+            <w:pPr>
+              <w:keepNext w:val="0"/>
+              <w:spacing w:before="0" w:after="0" w:line="240" w:lineRule="auto"/>
+              <w:ind w:firstLine="0"/>
+              <w:jc w:val="left"/>
+            </w:pPr>
+            <w:r>
+              <w:rPr>
+                <w:rFonts w:ascii="Times New Roman" w:hAnsi="Times New Roman"/>
+                <w:b w:val="0"/>
+                <w:sz w:val="23"/>
+              </w:rPr>
+              <w:t>4 часа</w:t>
+            </w:r>
+          </w:p>
+        </w:tc>
+        <w:tc>
+          <w:tcPr>
+            <w:tcW w:type="dxa" w:w="2268"/>
+            <w:vAlign w:val="center"/>
+          </w:tcPr>
+          <w:p>
+            <w:pPr>
+              <w:keepNext w:val="0"/>
+              <w:spacing w:before="0" w:after="0" w:line="240" w:lineRule="auto"/>
+              <w:ind w:firstLine="0"/>
+              <w:jc w:val="left"/>
+            </w:pPr>
+            <w:r>
+              <w:rPr>
+                <w:rFonts w:ascii="Times New Roman" w:hAnsi="Times New Roman"/>
+                <w:b w:val="0"/>
+                <w:sz w:val="23"/>
+              </w:rPr>
+              <w:t>72 часа</w:t>
+            </w:r>
+          </w:p>
+        </w:tc>
+        <w:tc>
+          <w:tcPr>
+            <w:tcW w:type="dxa" w:w="3118"/>
+            <w:vAlign w:val="center"/>
+          </w:tcPr>
+          <w:p>
+            <w:pPr>
+              <w:keepNext w:val="0"/>
+              <w:spacing w:before="0" w:after="0" w:line="240" w:lineRule="auto"/>
+              <w:ind w:firstLine="0"/>
+              <w:jc w:val="left"/>
+            </w:pPr>
+            <w:r>
+              <w:rPr>
+                <w:rFonts w:ascii="Times New Roman" w:hAnsi="Times New Roman"/>
+                <w:b w:val="0"/>
+                <w:sz w:val="23"/>
+              </w:rPr>
+              <w:t>Не реже раза в сутки</w:t>
+            </w:r>
+          </w:p>
+        </w:tc>
+      </w:tr>
+    </w:tbl>
+    <w:p>
+      <w:pPr>
+        <w:keepNext w:val="0"/>
+      </w:pPr>
+      <w:r>
+        <w:rPr>
+          <w:b w:val="0"/>
+          <w:sz w:val="28"/>
+        </w:rPr>
+        <w:t>Реакция - содержательное принятие специалистом с фиксацией первого действия. Автоматическое уведомление реакцией не считается. Решение - восстановление согласованной работоспособности или принятый заказчиком обходной путь с описанием действий. Время от регистрации до реакции и решения отсчитывается непрерывно; ожидание ответа и эскалация его не останавливают.</w:t>
+      </w:r>
+    </w:p>
+    <w:p>
+      <w:pPr>
+        <w:keepNext/>
+      </w:pPr>
+      <w:r>
+        <w:rPr>
+          <w:b w:val="0"/>
+          <w:sz w:val="28"/>
+        </w:rPr>
+        <w:t>Данные представлены в таблице 4.</w:t>
+      </w:r>
+    </w:p>
+    <w:p>
+      <w:pPr>
+        <w:keepNext/>
+        <w:spacing w:line="240" w:lineRule="auto"/>
+        <w:ind w:firstLine="0"/>
+        <w:jc w:val="left"/>
+      </w:pPr>
+      <w:r>
+        <w:rPr>
+          <w:b w:val="0"/>
+          <w:sz w:val="28"/>
+        </w:rPr>
+        <w:t>Таблица 4 - Распределение уровней поддержки</w:t>
+      </w:r>
+    </w:p>
+    <w:tbl>
+      <w:tblPr>
+        <w:tblStyle w:val="TableGrid"/>
+        <w:tblW w:type="auto" w:w="0"/>
+        <w:jc w:val="center"/>
+        <w:tblLayout w:type="fixed"/>
+        <w:tblLook w:firstColumn="1" w:firstRow="1" w:lastColumn="0" w:lastRow="0" w:noHBand="0" w:noVBand="1" w:val="04A0"/>
+      </w:tblPr>
+      <w:tblGrid>
+        <w:gridCol w:w="1134"/>
+        <w:gridCol w:w="3402"/>
+        <w:gridCol w:w="4819"/>
+      </w:tblGrid>
+      <w:tr>
+        <w:trPr>
+          <w:tblHeader/>
+          <w:cantSplit/>
+        </w:trPr>
+        <w:tc>
+          <w:tcPr>
+            <w:tcW w:type="dxa" w:w="1134"/>
+            <w:vAlign w:val="center"/>
+          </w:tcPr>
+          <w:p>
+            <w:pPr>
+              <w:keepNext/>
+              <w:spacing w:before="0" w:after="0" w:line="240" w:lineRule="auto"/>
+              <w:ind w:firstLine="0"/>
+              <w:jc w:val="left"/>
+            </w:pPr>
+            <w:r>
+              <w:rPr>
+                <w:rFonts w:ascii="Times New Roman" w:hAnsi="Times New Roman"/>
+                <w:b/>
+                <w:sz w:val="23"/>
+              </w:rPr>
+              <w:t>Уровень</w:t>
+            </w:r>
+          </w:p>
+        </w:tc>
+        <w:tc>
+          <w:tcPr>
+            <w:tcW w:type="dxa" w:w="3402"/>
+            <w:vAlign w:val="center"/>
+          </w:tcPr>
+          <w:p>
+            <w:pPr>
+              <w:keepNext/>
+              <w:spacing w:before="0" w:after="0" w:line="240" w:lineRule="auto"/>
+              <w:ind w:firstLine="0"/>
+              <w:jc w:val="left"/>
+            </w:pPr>
+            <w:r>
+              <w:rPr>
+                <w:rFonts w:ascii="Times New Roman" w:hAnsi="Times New Roman"/>
+                <w:b/>
+                <w:sz w:val="23"/>
+              </w:rPr>
+              <w:t>Исполнители</w:t>
+            </w:r>
+          </w:p>
+        </w:tc>
+        <w:tc>
+          <w:tcPr>
+            <w:tcW w:type="dxa" w:w="4819"/>
+            <w:vAlign w:val="center"/>
+          </w:tcPr>
+          <w:p>
+            <w:pPr>
+              <w:keepNext/>
+              <w:spacing w:before="0" w:after="0" w:line="240" w:lineRule="auto"/>
+              <w:ind w:firstLine="0"/>
+              <w:jc w:val="left"/>
+            </w:pPr>
+            <w:r>
+              <w:rPr>
+                <w:rFonts w:ascii="Times New Roman" w:hAnsi="Times New Roman"/>
+                <w:b/>
+                <w:sz w:val="23"/>
+              </w:rPr>
+              <w:t>Содержание работ</w:t>
+            </w:r>
+          </w:p>
+        </w:tc>
+      </w:tr>
+      <w:tr>
+        <w:trPr>
+          <w:cantSplit/>
+        </w:trPr>
+        <w:tc>
+          <w:tcPr>
+            <w:tcW w:type="dxa" w:w="1134"/>
+            <w:vAlign w:val="center"/>
+          </w:tcPr>
+          <w:p>
+            <w:pPr>
+              <w:keepNext/>
+              <w:spacing w:before="0" w:after="0" w:line="240" w:lineRule="auto"/>
+              <w:ind w:firstLine="0"/>
+              <w:jc w:val="left"/>
+            </w:pPr>
+            <w:r>
+              <w:rPr>
+                <w:rFonts w:ascii="Times New Roman" w:hAnsi="Times New Roman"/>
+                <w:b w:val="0"/>
+                <w:sz w:val="23"/>
+              </w:rPr>
+              <w:t>L1</w:t>
+            </w:r>
+          </w:p>
+        </w:tc>
+        <w:tc>
+          <w:tcPr>
+            <w:tcW w:type="dxa" w:w="3402"/>
+            <w:vAlign w:val="center"/>
+          </w:tcPr>
+          <w:p>
+            <w:pPr>
+              <w:keepNext/>
+              <w:spacing w:before="0" w:after="0" w:line="240" w:lineRule="auto"/>
+              <w:ind w:firstLine="0"/>
+              <w:jc w:val="left"/>
+            </w:pPr>
+            <w:r>
+              <w:rPr>
+                <w:rFonts w:ascii="Times New Roman" w:hAnsi="Times New Roman"/>
+                <w:b w:val="0"/>
+                <w:sz w:val="23"/>
+              </w:rPr>
+              <w:t>Дежурная поддержка, инженер мониторинга</w:t>
+            </w:r>
+          </w:p>
+        </w:tc>
+        <w:tc>
+          <w:tcPr>
+            <w:tcW w:type="dxa" w:w="4819"/>
+            <w:vAlign w:val="center"/>
+          </w:tcPr>
+          <w:p>
+            <w:pPr>
+              <w:keepNext/>
+              <w:spacing w:before="0" w:after="0" w:line="240" w:lineRule="auto"/>
+              <w:ind w:firstLine="0"/>
+              <w:jc w:val="left"/>
+            </w:pPr>
+            <w:r>
+              <w:rPr>
+                <w:rFonts w:ascii="Times New Roman" w:hAnsi="Times New Roman"/>
+                <w:b w:val="0"/>
+                <w:sz w:val="23"/>
+              </w:rPr>
+              <w:t>Регистрация, уточнение влияния, типовые проверки, передача диагностических данных</w:t>
+            </w:r>
+          </w:p>
+        </w:tc>
+      </w:tr>
+      <w:tr>
+        <w:trPr>
+          <w:cantSplit/>
+        </w:trPr>
+        <w:tc>
+          <w:tcPr>
+            <w:tcW w:type="dxa" w:w="1134"/>
+            <w:vAlign w:val="center"/>
+          </w:tcPr>
+          <w:p>
+            <w:pPr>
+              <w:keepNext/>
+              <w:spacing w:before="0" w:after="0" w:line="240" w:lineRule="auto"/>
+              <w:ind w:firstLine="0"/>
+              <w:jc w:val="left"/>
+            </w:pPr>
+            <w:r>
+              <w:rPr>
+                <w:rFonts w:ascii="Times New Roman" w:hAnsi="Times New Roman"/>
+                <w:b w:val="0"/>
+                <w:sz w:val="23"/>
+              </w:rPr>
+              <w:t>L2</w:t>
+            </w:r>
+          </w:p>
+        </w:tc>
+        <w:tc>
+          <w:tcPr>
+            <w:tcW w:type="dxa" w:w="3402"/>
+            <w:vAlign w:val="center"/>
+          </w:tcPr>
+          <w:p>
+            <w:pPr>
+              <w:keepNext/>
+              <w:spacing w:before="0" w:after="0" w:line="240" w:lineRule="auto"/>
+              <w:ind w:firstLine="0"/>
+              <w:jc w:val="left"/>
+            </w:pPr>
+            <w:r>
+              <w:rPr>
+                <w:rFonts w:ascii="Times New Roman" w:hAnsi="Times New Roman"/>
+                <w:b w:val="0"/>
+                <w:sz w:val="23"/>
+              </w:rPr>
+              <w:t>Системный администратор, инженер аренды, специалист лицензирования</w:t>
+            </w:r>
+          </w:p>
+        </w:tc>
+        <w:tc>
+          <w:tcPr>
+            <w:tcW w:type="dxa" w:w="4819"/>
+            <w:vAlign w:val="center"/>
+          </w:tcPr>
+          <w:p>
+            <w:pPr>
+              <w:keepNext/>
+              <w:spacing w:before="0" w:after="0" w:line="240" w:lineRule="auto"/>
+              <w:ind w:firstLine="0"/>
+              <w:jc w:val="left"/>
+            </w:pPr>
+            <w:r>
+              <w:rPr>
+                <w:rFonts w:ascii="Times New Roman" w:hAnsi="Times New Roman"/>
+                <w:b w:val="0"/>
+                <w:sz w:val="23"/>
+              </w:rPr>
+              <w:t>Профильная диагностика, восстановление конфигурации, проверка связанных КЕ</w:t>
+            </w:r>
+          </w:p>
+        </w:tc>
+      </w:tr>
+      <w:tr>
+        <w:trPr>
+          <w:cantSplit/>
+        </w:trPr>
+        <w:tc>
+          <w:tcPr>
+            <w:tcW w:type="dxa" w:w="1134"/>
+            <w:vAlign w:val="center"/>
+          </w:tcPr>
+          <w:p>
+            <w:pPr>
+              <w:keepNext w:val="0"/>
+              <w:spacing w:before="0" w:after="0" w:line="240" w:lineRule="auto"/>
+              <w:ind w:firstLine="0"/>
+              <w:jc w:val="left"/>
+            </w:pPr>
+            <w:r>
+              <w:rPr>
+                <w:rFonts w:ascii="Times New Roman" w:hAnsi="Times New Roman"/>
+                <w:b w:val="0"/>
+                <w:sz w:val="23"/>
+              </w:rPr>
+              <w:t>L3</w:t>
+            </w:r>
+          </w:p>
+        </w:tc>
+        <w:tc>
+          <w:tcPr>
+            <w:tcW w:type="dxa" w:w="3402"/>
+            <w:vAlign w:val="center"/>
+          </w:tcPr>
+          <w:p>
+            <w:pPr>
+              <w:keepNext w:val="0"/>
+              <w:spacing w:before="0" w:after="0" w:line="240" w:lineRule="auto"/>
+              <w:ind w:firstLine="0"/>
+              <w:jc w:val="left"/>
+            </w:pPr>
+            <w:r>
+              <w:rPr>
+                <w:rFonts w:ascii="Times New Roman" w:hAnsi="Times New Roman"/>
+                <w:b w:val="0"/>
+                <w:sz w:val="23"/>
+              </w:rPr>
+              <w:t>Разработчик, аналитик, внешний вендор по договору</w:t>
             </w:r>
           </w:p>
         </w:tc>
@@ -4174,51 +2982,7 @@
                 <w:b w:val="0"/>
                 <w:sz w:val="23"/>
               </w:rPr>
-              <w:t>Некритичная неисправность без существенного влияния; консультационный инцидент</w:t>
-            </w:r>
-          </w:p>
-        </w:tc>
-        <w:tc>
-          <w:tcPr>
-            <w:tcW w:type="dxa" w:w="1417"/>
-            <w:vAlign w:val="center"/>
-          </w:tcPr>
-          <w:p>
-            <w:pPr>
-              <w:keepNext w:val="0"/>
-              <w:spacing w:before="0" w:after="0" w:line="240" w:lineRule="auto"/>
-              <w:ind w:firstLine="0"/>
-              <w:jc w:val="left"/>
-            </w:pPr>
-            <w:r>
-              <w:rPr>
-                <w:rFonts w:ascii="Times New Roman" w:hAnsi="Times New Roman"/>
-                <w:b w:val="0"/>
-                <w:sz w:val="23"/>
-              </w:rPr>
-              <w:t>4 часа</w:t>
-            </w:r>
-          </w:p>
-        </w:tc>
-        <w:tc>
-          <w:tcPr>
-            <w:tcW w:type="dxa" w:w="1417"/>
-            <w:vAlign w:val="center"/>
-          </w:tcPr>
-          <w:p>
-            <w:pPr>
-              <w:keepNext w:val="0"/>
-              <w:spacing w:before="0" w:after="0" w:line="240" w:lineRule="auto"/>
-              <w:ind w:firstLine="0"/>
-              <w:jc w:val="left"/>
-            </w:pPr>
-            <w:r>
-              <w:rPr>
-                <w:rFonts w:ascii="Times New Roman" w:hAnsi="Times New Roman"/>
-                <w:b w:val="0"/>
-                <w:sz w:val="23"/>
-              </w:rPr>
-              <w:t>72 часа</w:t>
+              <w:t>Анализ сложного дефекта, исправление или обходное решение</w:t>
             </w:r>
           </w:p>
         </w:tc>
@@ -4233,6 +2997,7 @@
           <w:b w:val="0"/>
           <w:sz w:val="28"/>
         </w:rPr>
+        <w:t>Передача на следующий уровень содержит диагноз, журналы, выполненные действия и список ресурсов. До подтверждения приёма ответственность сохраняет передающий сотрудник. При недостатке ресурсов организационная эскалация направляется руководителю поддержки, затем главе предприятия.</w:t>
       </w:r>
     </w:p>
     <w:p>
@@ -4244,7 +3009,7 @@
           <w:b w:val="0"/>
           <w:sz w:val="28"/>
         </w:rPr>
-        <w:t>Реакция - содержательное принятие обращения специалистом с фиксацией первого действия, а не автоматическое уведомление. Решение - восстановление согласованной работоспособности или принятый заказчиком обходной путь с описанием действий. Изменение функциональности и плановая поставка ресурсов оформляются запросом на изменение и имеют отдельный согласованный срок.</w:t>
+        <w:t>Учебные цели качества: доступность ВМ, лицензирования, хранилища и системы мониторинга не ниже 99,5 % за месяц; выдача лицензии до 1 календарного дня после согласования; сбор метрик с интервалом до 60 секунд; журналирование 100 % согласованных изменений; успешность заданий копирования не ниже 98 %, RPO до 24 часов и RTO до 8 часов при наличии исправной копии.</w:t>
       </w:r>
     </w:p>
     <w:p>
@@ -4256,32 +3021,19 @@
           <w:b w:val="0"/>
           <w:sz w:val="28"/>
         </w:rPr>
-        <w:t>Внутри приоритета действует FIFO по времени регистрации, затем по номеру. Отступление от очереди обосновывается в истории. P1 немедленно эскалируется руководителю поддержки; риск остальных нарушений - при использовании 75 % срока решения.</w:t>
+        <w:t>Доступность A = 100 × (T - M - D) / (T - M), где T - календарные минуты месяца, M - согласованное обслуживание, D - подтверждённый незапланированный простой. Плановые работы объявляются за 48 часов, исключаемый интервал ограничен 120 минутами за месяц. При T = 43 200 и M = 0 цель 99,5 % допускает 216 минут простоя.</w:t>
       </w:r>
     </w:p>
     <w:p>
       <w:pPr>
-        <w:keepNext w:val="0"/>
-      </w:pPr>
-      <w:r>
-        <w:rPr>
-          <w:b w:val="0"/>
-          <w:sz w:val="28"/>
-        </w:rPr>
-        <w:t>Заказчик запрашивает пересмотр приоритета с описанием влияния. Поддержка фиксирует старое и новое значение, время и причину. Дедлайн считается от исходной регистрации. Спор решает руководитель поддержки; до решения действует более высокий обоснованный приоритет.</w:t>
-      </w:r>
-    </w:p>
-    <w:p>
-      <w:pPr>
-        <w:pStyle w:val="Heading2"/>
-        <w:pageBreakBefore/>
+        <w:pStyle w:val="Heading3"/>
         <w:spacing w:after="280"/>
       </w:pPr>
-      <w:bookmarkStart w:id="111" w:name="_TocUITU11"/>
+      <w:bookmarkStart w:id="112" w:name="_TocUITU12"/>
       <w:r>
-        <w:t>1.8 Уровни поддержки и эскалация</w:t>
+        <w:t>9. Статусы обращений и их значения</w:t>
       </w:r>
-      <w:bookmarkEnd w:id="111"/>
+      <w:bookmarkEnd w:id="112"/>
     </w:p>
     <w:p>
       <w:pPr>
@@ -4292,7 +3044,7 @@
           <w:b w:val="0"/>
           <w:sz w:val="28"/>
         </w:rPr>
-        <w:t>Данные представлены в таблице 7.</w:t>
+        <w:t>Данные представлены в таблице 5.</w:t>
       </w:r>
     </w:p>
     <w:p>
@@ -4307,7 +3059,7 @@
           <w:b w:val="0"/>
           <w:sz w:val="28"/>
         </w:rPr>
-        <w:t>Таблица 7 - Уровни поддержки</w:t>
+        <w:t>Таблица 5 - Жизненный цикл обращения</w:t>
       </w:r>
     </w:p>
     <w:tbl>
@@ -4319,9 +3071,9 @@
         <w:tblLook w:firstColumn="1" w:firstRow="1" w:lastColumn="0" w:lastRow="0" w:noHBand="0" w:noVBand="1" w:val="04A0"/>
       </w:tblPr>
       <w:tblGrid>
-        <w:gridCol w:w="2268"/>
+        <w:gridCol w:w="1701"/>
+        <w:gridCol w:w="4819"/>
         <w:gridCol w:w="2835"/>
-        <w:gridCol w:w="4252"/>
       </w:tblGrid>
       <w:tr>
         <w:trPr>
@@ -4330,7 +3082,7 @@
         </w:trPr>
         <w:tc>
           <w:tcPr>
-            <w:tcW w:type="dxa" w:w="2268"/>
+            <w:tcW w:type="dxa" w:w="1701"/>
             <w:vAlign w:val="center"/>
           </w:tcPr>
           <w:p>
@@ -4346,7 +3098,29 @@
                 <w:b/>
                 <w:sz w:val="23"/>
               </w:rPr>
-              <w:t>Уровень</w:t>
+              <w:t>Статус</w:t>
+            </w:r>
+          </w:p>
+        </w:tc>
+        <w:tc>
+          <w:tcPr>
+            <w:tcW w:type="dxa" w:w="4819"/>
+            <w:vAlign w:val="center"/>
+          </w:tcPr>
+          <w:p>
+            <w:pPr>
+              <w:keepNext/>
+              <w:spacing w:before="0" w:after="0" w:line="240" w:lineRule="auto"/>
+              <w:ind w:firstLine="0"/>
+              <w:jc w:val="left"/>
+            </w:pPr>
+            <w:r>
+              <w:rPr>
+                <w:rFonts w:ascii="Times New Roman" w:hAnsi="Times New Roman"/>
+                <w:b/>
+                <w:sz w:val="23"/>
+              </w:rPr>
+              <w:t>Значение</w:t>
             </w:r>
           </w:p>
         </w:tc>
@@ -4368,29 +3142,7 @@
                 <w:b/>
                 <w:sz w:val="23"/>
               </w:rPr>
-              <w:t>Исполнитель</w:t>
-            </w:r>
-          </w:p>
-        </w:tc>
-        <w:tc>
-          <w:tcPr>
-            <w:tcW w:type="dxa" w:w="4252"/>
-            <w:vAlign w:val="center"/>
-          </w:tcPr>
-          <w:p>
-            <w:pPr>
-              <w:keepNext/>
-              <w:spacing w:before="0" w:after="0" w:line="240" w:lineRule="auto"/>
-              <w:ind w:firstLine="0"/>
-              <w:jc w:val="left"/>
-            </w:pPr>
-            <w:r>
-              <w:rPr>
-                <w:rFonts w:ascii="Times New Roman" w:hAnsi="Times New Roman"/>
-                <w:b/>
-                <w:sz w:val="23"/>
-              </w:rPr>
-              <w:t>Работы и передача</w:t>
+              <w:t>Следующий статус</w:t>
             </w:r>
           </w:p>
         </w:tc>
@@ -4401,392 +3153,7 @@
         </w:trPr>
         <w:tc>
           <w:tcPr>
-            <w:tcW w:type="dxa" w:w="2268"/>
-            <w:vAlign w:val="center"/>
-          </w:tcPr>
-          <w:p>
-            <w:pPr>
-              <w:keepNext/>
-              <w:spacing w:before="0" w:after="0" w:line="240" w:lineRule="auto"/>
-              <w:ind w:firstLine="0"/>
-              <w:jc w:val="left"/>
-            </w:pPr>
-            <w:r>
-              <w:rPr>
-                <w:rFonts w:ascii="Times New Roman" w:hAnsi="Times New Roman"/>
-                <w:b w:val="0"/>
-                <w:sz w:val="23"/>
-              </w:rPr>
-              <w:t>L1 - приём и первичная диагностика</w:t>
-            </w:r>
-          </w:p>
-        </w:tc>
-        <w:tc>
-          <w:tcPr>
-            <w:tcW w:type="dxa" w:w="2835"/>
-            <w:vAlign w:val="center"/>
-          </w:tcPr>
-          <w:p>
-            <w:pPr>
-              <w:keepNext/>
-              <w:spacing w:before="0" w:after="0" w:line="240" w:lineRule="auto"/>
-              <w:ind w:firstLine="0"/>
-              <w:jc w:val="left"/>
-            </w:pPr>
-            <w:r>
-              <w:rPr>
-                <w:rFonts w:ascii="Times New Roman" w:hAnsi="Times New Roman"/>
-                <w:b w:val="0"/>
-                <w:sz w:val="23"/>
-              </w:rPr>
-              <w:t>Дежурный сотрудник поддержки, инженер мониторинга</w:t>
-            </w:r>
-          </w:p>
-        </w:tc>
-        <w:tc>
-          <w:tcPr>
-            <w:tcW w:type="dxa" w:w="4252"/>
-            <w:vAlign w:val="center"/>
-          </w:tcPr>
-          <w:p>
-            <w:pPr>
-              <w:keepNext/>
-              <w:spacing w:before="0" w:after="0" w:line="240" w:lineRule="auto"/>
-              <w:ind w:firstLine="0"/>
-              <w:jc w:val="left"/>
-            </w:pPr>
-            <w:r>
-              <w:rPr>
-                <w:rFonts w:ascii="Times New Roman" w:hAnsi="Times New Roman"/>
-                <w:b w:val="0"/>
-                <w:sz w:val="23"/>
-              </w:rPr>
-              <w:t>Регистрирует обращение, уточняет влияние, выполняет типовые проверки; при отсутствии типового решения передаёт L2 с собранными данными</w:t>
-            </w:r>
-          </w:p>
-        </w:tc>
-      </w:tr>
-      <w:tr>
-        <w:trPr>
-          <w:cantSplit/>
-        </w:trPr>
-        <w:tc>
-          <w:tcPr>
-            <w:tcW w:type="dxa" w:w="2268"/>
-            <w:vAlign w:val="center"/>
-          </w:tcPr>
-          <w:p>
-            <w:pPr>
-              <w:keepNext/>
-              <w:spacing w:before="0" w:after="0" w:line="240" w:lineRule="auto"/>
-              <w:ind w:firstLine="0"/>
-              <w:jc w:val="left"/>
-            </w:pPr>
-            <w:r>
-              <w:rPr>
-                <w:rFonts w:ascii="Times New Roman" w:hAnsi="Times New Roman"/>
-                <w:b w:val="0"/>
-                <w:sz w:val="23"/>
-              </w:rPr>
-              <w:t>L2 - профильное восстановление</w:t>
-            </w:r>
-          </w:p>
-        </w:tc>
-        <w:tc>
-          <w:tcPr>
-            <w:tcW w:type="dxa" w:w="2835"/>
-            <w:vAlign w:val="center"/>
-          </w:tcPr>
-          <w:p>
-            <w:pPr>
-              <w:keepNext/>
-              <w:spacing w:before="0" w:after="0" w:line="240" w:lineRule="auto"/>
-              <w:ind w:firstLine="0"/>
-              <w:jc w:val="left"/>
-            </w:pPr>
-            <w:r>
-              <w:rPr>
-                <w:rFonts w:ascii="Times New Roman" w:hAnsi="Times New Roman"/>
-                <w:b w:val="0"/>
-                <w:sz w:val="23"/>
-              </w:rPr>
-              <w:t>Системный администратор, инженер аренды, специалист по лицензированию</w:t>
-            </w:r>
-          </w:p>
-        </w:tc>
-        <w:tc>
-          <w:tcPr>
-            <w:tcW w:type="dxa" w:w="4252"/>
-            <w:vAlign w:val="center"/>
-          </w:tcPr>
-          <w:p>
-            <w:pPr>
-              <w:keepNext/>
-              <w:spacing w:before="0" w:after="0" w:line="240" w:lineRule="auto"/>
-              <w:ind w:firstLine="0"/>
-              <w:jc w:val="left"/>
-            </w:pPr>
-            <w:r>
-              <w:rPr>
-                <w:rFonts w:ascii="Times New Roman" w:hAnsi="Times New Roman"/>
-                <w:b w:val="0"/>
-                <w:sz w:val="23"/>
-              </w:rPr>
-              <w:t>Диагностирует связанные КЕ, восстанавливает конфигурацию, проводит проверку; при дефекте продукта привлекает L3</w:t>
-            </w:r>
-          </w:p>
-        </w:tc>
-      </w:tr>
-      <w:tr>
-        <w:trPr>
-          <w:cantSplit/>
-        </w:trPr>
-        <w:tc>
-          <w:tcPr>
-            <w:tcW w:type="dxa" w:w="2268"/>
-            <w:vAlign w:val="center"/>
-          </w:tcPr>
-          <w:p>
-            <w:pPr>
-              <w:keepNext w:val="0"/>
-              <w:spacing w:before="0" w:after="0" w:line="240" w:lineRule="auto"/>
-              <w:ind w:firstLine="0"/>
-              <w:jc w:val="left"/>
-            </w:pPr>
-            <w:r>
-              <w:rPr>
-                <w:rFonts w:ascii="Times New Roman" w:hAnsi="Times New Roman"/>
-                <w:b w:val="0"/>
-                <w:sz w:val="23"/>
-              </w:rPr>
-              <w:t>L3 - экспертная помощь</w:t>
-            </w:r>
-          </w:p>
-        </w:tc>
-        <w:tc>
-          <w:tcPr>
-            <w:tcW w:type="dxa" w:w="2835"/>
-            <w:vAlign w:val="center"/>
-          </w:tcPr>
-          <w:p>
-            <w:pPr>
-              <w:keepNext w:val="0"/>
-              <w:spacing w:before="0" w:after="0" w:line="240" w:lineRule="auto"/>
-              <w:ind w:firstLine="0"/>
-              <w:jc w:val="left"/>
-            </w:pPr>
-            <w:r>
-              <w:rPr>
-                <w:rFonts w:ascii="Times New Roman" w:hAnsi="Times New Roman"/>
-                <w:b w:val="0"/>
-                <w:sz w:val="23"/>
-              </w:rPr>
-              <w:t>Разработчик и аналитик отдела развития, внешний вендор при наличии договора</w:t>
-            </w:r>
-          </w:p>
-        </w:tc>
-        <w:tc>
-          <w:tcPr>
-            <w:tcW w:type="dxa" w:w="4252"/>
-            <w:vAlign w:val="center"/>
-          </w:tcPr>
-          <w:p>
-            <w:pPr>
-              <w:keepNext w:val="0"/>
-              <w:spacing w:before="0" w:after="0" w:line="240" w:lineRule="auto"/>
-              <w:ind w:firstLine="0"/>
-              <w:jc w:val="left"/>
-            </w:pPr>
-            <w:r>
-              <w:rPr>
-                <w:rFonts w:ascii="Times New Roman" w:hAnsi="Times New Roman"/>
-                <w:b w:val="0"/>
-                <w:sz w:val="23"/>
-              </w:rPr>
-              <w:t>Анализирует сложный дефект, предлагает исправление или обходной путь; ответственность перед заказчиком остаётся у исполнителя</w:t>
-            </w:r>
-          </w:p>
-        </w:tc>
-      </w:tr>
-    </w:tbl>
-    <w:p>
-      <w:pPr>
-        <w:keepNext w:val="0"/>
-      </w:pPr>
-      <w:r>
-        <w:rPr>
-          <w:b w:val="0"/>
-          <w:sz w:val="28"/>
-        </w:rPr>
-      </w:r>
-    </w:p>
-    <w:p>
-      <w:pPr>
-        <w:keepNext w:val="0"/>
-      </w:pPr>
-      <w:r>
-        <w:rPr>
-          <w:b w:val="0"/>
-          <w:sz w:val="28"/>
-        </w:rPr>
-        <w:t>Техническая эскалация не меняет срок SLA и не создаёт новую исходную заявку. Передающий сотрудник указывает диагноз, предпринятые действия, журналы и связанные ресурсы. Получающий сотрудник подтверждает принятие; до подтверждения ответственность сохраняет передающий.</w:t>
-      </w:r>
-    </w:p>
-    <w:p>
-      <w:pPr>
-        <w:keepNext w:val="0"/>
-      </w:pPr>
-      <w:r>
-        <w:rPr>
-          <w:b w:val="0"/>
-          <w:sz w:val="28"/>
-        </w:rPr>
-        <w:t>Организационная эскалация адресуется руководителю отдела управления и поддержки, затем главе предприятия, если нужны дополнительные ресурсы или согласование риска. Для распределённой команды назначается один координатор. Заказчик получает обновления: по P1 не реже раза в час, по P2 раз в 2 часа, по P3 и P4 не реже раза в сутки.</w:t>
-      </w:r>
-    </w:p>
-    <w:p>
-      <w:pPr>
-        <w:keepNext w:val="0"/>
-      </w:pPr>
-      <w:r>
-        <w:rPr>
-          <w:b w:val="0"/>
-          <w:sz w:val="28"/>
-        </w:rPr>
-        <w:t>Состояние ожидания используется при необходимости ответа заказчика или внешней стороны, но не приостанавливает календарные часы SLA. Отдельное исключение допускается только по зафиксированному соглашению сторон и отражается в отчёте отдельно от исходного измерения. Учебный прототип не реализует исключения и считает время непрерывно.</w:t>
-      </w:r>
-    </w:p>
-    <w:p>
-      <w:pPr>
-        <w:pStyle w:val="Heading2"/>
-        <w:pageBreakBefore/>
-        <w:spacing w:after="280"/>
-      </w:pPr>
-      <w:bookmarkStart w:id="112" w:name="_TocUITU12"/>
-      <w:r>
-        <w:t>1.9 Статусы и порядок выполнения обращений</w:t>
-      </w:r>
-      <w:bookmarkEnd w:id="112"/>
-    </w:p>
-    <w:p>
-      <w:pPr>
-        <w:keepNext/>
-      </w:pPr>
-      <w:r>
-        <w:rPr>
-          <w:b w:val="0"/>
-          <w:sz w:val="28"/>
-        </w:rPr>
-        <w:t>Данные представлены в таблице 8.</w:t>
-      </w:r>
-    </w:p>
-    <w:p>
-      <w:pPr>
-        <w:keepNext/>
-        <w:spacing w:line="240" w:lineRule="auto"/>
-        <w:ind w:firstLine="0"/>
-        <w:jc w:val="left"/>
-      </w:pPr>
-      <w:r>
-        <w:rPr>
-          <w:b w:val="0"/>
-          <w:sz w:val="28"/>
-        </w:rPr>
-        <w:t>Таблица 8 - Жизненный цикл обращения</w:t>
-      </w:r>
-    </w:p>
-    <w:tbl>
-      <w:tblPr>
-        <w:tblStyle w:val="TableGrid"/>
-        <w:tblW w:type="auto" w:w="0"/>
-        <w:jc w:val="center"/>
-        <w:tblLayout w:type="fixed"/>
-        <w:tblLook w:firstColumn="1" w:firstRow="1" w:lastColumn="0" w:lastRow="0" w:noHBand="0" w:noVBand="1" w:val="04A0"/>
-      </w:tblPr>
-      <w:tblGrid>
-        <w:gridCol w:w="1814"/>
-        <w:gridCol w:w="4535"/>
-        <w:gridCol w:w="3005"/>
-      </w:tblGrid>
-      <w:tr>
-        <w:trPr>
-          <w:tblHeader/>
-          <w:cantSplit/>
-        </w:trPr>
-        <w:tc>
-          <w:tcPr>
-            <w:tcW w:type="dxa" w:w="1814"/>
-            <w:vAlign w:val="center"/>
-          </w:tcPr>
-          <w:p>
-            <w:pPr>
-              <w:keepNext/>
-              <w:spacing w:before="0" w:after="0" w:line="240" w:lineRule="auto"/>
-              <w:ind w:firstLine="0"/>
-              <w:jc w:val="left"/>
-            </w:pPr>
-            <w:r>
-              <w:rPr>
-                <w:rFonts w:ascii="Times New Roman" w:hAnsi="Times New Roman"/>
-                <w:b/>
-                <w:sz w:val="23"/>
-              </w:rPr>
-              <w:t>Статус</w:t>
-            </w:r>
-          </w:p>
-        </w:tc>
-        <w:tc>
-          <w:tcPr>
-            <w:tcW w:type="dxa" w:w="4535"/>
-            <w:vAlign w:val="center"/>
-          </w:tcPr>
-          <w:p>
-            <w:pPr>
-              <w:keepNext/>
-              <w:spacing w:before="0" w:after="0" w:line="240" w:lineRule="auto"/>
-              <w:ind w:firstLine="0"/>
-              <w:jc w:val="left"/>
-            </w:pPr>
-            <w:r>
-              <w:rPr>
-                <w:rFonts w:ascii="Times New Roman" w:hAnsi="Times New Roman"/>
-                <w:b/>
-                <w:sz w:val="23"/>
-              </w:rPr>
-              <w:t>Назначение</w:t>
-            </w:r>
-          </w:p>
-        </w:tc>
-        <w:tc>
-          <w:tcPr>
-            <w:tcW w:type="dxa" w:w="3005"/>
-            <w:vAlign w:val="center"/>
-          </w:tcPr>
-          <w:p>
-            <w:pPr>
-              <w:keepNext/>
-              <w:spacing w:before="0" w:after="0" w:line="240" w:lineRule="auto"/>
-              <w:ind w:firstLine="0"/>
-              <w:jc w:val="left"/>
-            </w:pPr>
-            <w:r>
-              <w:rPr>
-                <w:rFonts w:ascii="Times New Roman" w:hAnsi="Times New Roman"/>
-                <w:b/>
-                <w:sz w:val="23"/>
-              </w:rPr>
-              <w:t>Допустимый следующий статус</w:t>
-            </w:r>
-          </w:p>
-        </w:tc>
-      </w:tr>
-      <w:tr>
-        <w:trPr>
-          <w:cantSplit/>
-        </w:trPr>
-        <w:tc>
-          <w:tcPr>
-            <w:tcW w:type="dxa" w:w="1814"/>
+            <w:tcW w:type="dxa" w:w="1701"/>
             <w:vAlign w:val="center"/>
           </w:tcPr>
           <w:p>
@@ -4808,7 +3175,7 @@
         </w:tc>
         <w:tc>
           <w:tcPr>
-            <w:tcW w:type="dxa" w:w="4535"/>
+            <w:tcW w:type="dxa" w:w="4819"/>
             <w:vAlign w:val="center"/>
           </w:tcPr>
           <w:p>
@@ -4824,13 +3191,13 @@
                 <w:b w:val="0"/>
                 <w:sz w:val="23"/>
               </w:rPr>
-              <w:t>Обращение зарегистрировано, срок уже отсчитывается</w:t>
+              <w:t>Зарегистрировано; срок отсчитывается</w:t>
             </w:r>
           </w:p>
         </w:tc>
         <w:tc>
           <w:tcPr>
-            <w:tcW w:type="dxa" w:w="3005"/>
+            <w:tcW w:type="dxa" w:w="2835"/>
             <w:vAlign w:val="center"/>
           </w:tcPr>
           <w:p>
@@ -4857,7 +3224,7 @@
         </w:trPr>
         <w:tc>
           <w:tcPr>
-            <w:tcW w:type="dxa" w:w="1814"/>
+            <w:tcW w:type="dxa" w:w="1701"/>
             <w:vAlign w:val="center"/>
           </w:tcPr>
           <w:p>
@@ -4879,7 +3246,7 @@
         </w:tc>
         <w:tc>
           <w:tcPr>
-            <w:tcW w:type="dxa" w:w="4535"/>
+            <w:tcW w:type="dxa" w:w="4819"/>
             <w:vAlign w:val="center"/>
           </w:tcPr>
           <w:p>
@@ -4895,13 +3262,13 @@
                 <w:b w:val="0"/>
                 <w:sz w:val="23"/>
               </w:rPr>
-              <w:t>Назначение, диагностика или восстановление</w:t>
+              <w:t>Назначение, диагностика, восстановление</w:t>
             </w:r>
           </w:p>
         </w:tc>
         <w:tc>
           <w:tcPr>
-            <w:tcW w:type="dxa" w:w="3005"/>
+            <w:tcW w:type="dxa" w:w="2835"/>
             <w:vAlign w:val="center"/>
           </w:tcPr>
           <w:p>
@@ -4928,7 +3295,7 @@
         </w:trPr>
         <w:tc>
           <w:tcPr>
-            <w:tcW w:type="dxa" w:w="1814"/>
+            <w:tcW w:type="dxa" w:w="1701"/>
             <w:vAlign w:val="center"/>
           </w:tcPr>
           <w:p>
@@ -4950,7 +3317,7 @@
         </w:tc>
         <w:tc>
           <w:tcPr>
-            <w:tcW w:type="dxa" w:w="4535"/>
+            <w:tcW w:type="dxa" w:w="4819"/>
             <w:vAlign w:val="center"/>
           </w:tcPr>
           <w:p>
@@ -4966,13 +3333,13 @@
                 <w:b w:val="0"/>
                 <w:sz w:val="23"/>
               </w:rPr>
-              <w:t>Ожидаются данные или согласование, часы SLA продолжаются</w:t>
+              <w:t>Необходимы данные или согласование; время продолжается</w:t>
             </w:r>
           </w:p>
         </w:tc>
         <w:tc>
           <w:tcPr>
-            <w:tcW w:type="dxa" w:w="3005"/>
+            <w:tcW w:type="dxa" w:w="2835"/>
             <w:vAlign w:val="center"/>
           </w:tcPr>
           <w:p>
@@ -4999,7 +3366,7 @@
         </w:trPr>
         <w:tc>
           <w:tcPr>
-            <w:tcW w:type="dxa" w:w="1814"/>
+            <w:tcW w:type="dxa" w:w="1701"/>
             <w:vAlign w:val="center"/>
           </w:tcPr>
           <w:p>
@@ -5021,7 +3388,7 @@
         </w:tc>
         <w:tc>
           <w:tcPr>
-            <w:tcW w:type="dxa" w:w="4535"/>
+            <w:tcW w:type="dxa" w:w="4819"/>
             <w:vAlign w:val="center"/>
           </w:tcPr>
           <w:p>
@@ -5037,13 +3404,13 @@
                 <w:b w:val="0"/>
                 <w:sz w:val="23"/>
               </w:rPr>
-              <w:t>Исполнитель описал решение и зафиксировал время восстановления</w:t>
+              <w:t>Исполнитель описал результат и время восстановления</w:t>
             </w:r>
           </w:p>
         </w:tc>
         <w:tc>
           <w:tcPr>
-            <w:tcW w:type="dxa" w:w="3005"/>
+            <w:tcW w:type="dxa" w:w="2835"/>
             <w:vAlign w:val="center"/>
           </w:tcPr>
           <w:p>
@@ -5070,7 +3437,7 @@
         </w:trPr>
         <w:tc>
           <w:tcPr>
-            <w:tcW w:type="dxa" w:w="1814"/>
+            <w:tcW w:type="dxa" w:w="1701"/>
             <w:vAlign w:val="center"/>
           </w:tcPr>
           <w:p>
@@ -5092,7 +3459,7 @@
         </w:tc>
         <w:tc>
           <w:tcPr>
-            <w:tcW w:type="dxa" w:w="4535"/>
+            <w:tcW w:type="dxa" w:w="4819"/>
             <w:vAlign w:val="center"/>
           </w:tcPr>
           <w:p>
@@ -5108,494 +3475,10 @@
                 <w:b w:val="0"/>
                 <w:sz w:val="23"/>
               </w:rPr>
-              <w:t>Результат принят, обращение завершено и доступно для чтения</w:t>
+              <w:t>Заказчик принял результат; доступно чтение</w:t>
             </w:r>
           </w:p>
         </w:tc>
-        <w:tc>
-          <w:tcPr>
-            <w:tcW w:type="dxa" w:w="3005"/>
-            <w:vAlign w:val="center"/>
-          </w:tcPr>
-          <w:p>
-            <w:pPr>
-              <w:keepNext w:val="0"/>
-              <w:spacing w:before="0" w:after="0" w:line="240" w:lineRule="auto"/>
-              <w:ind w:firstLine="0"/>
-              <w:jc w:val="left"/>
-            </w:pPr>
-            <w:r>
-              <w:rPr>
-                <w:rFonts w:ascii="Times New Roman" w:hAnsi="Times New Roman"/>
-                <w:b w:val="0"/>
-                <w:sz w:val="23"/>
-              </w:rPr>
-              <w:t>Переходов нет; новый сбой регистрируется отдельно</w:t>
-            </w:r>
-          </w:p>
-        </w:tc>
-      </w:tr>
-    </w:tbl>
-    <w:p>
-      <w:pPr>
-        <w:keepNext w:val="0"/>
-      </w:pPr>
-      <w:r>
-        <w:rPr>
-          <w:b w:val="0"/>
-          <w:sz w:val="28"/>
-        </w:rPr>
-      </w:r>
-    </w:p>
-    <w:p>
-      <w:pPr>
-        <w:keepNext w:val="0"/>
-      </w:pPr>
-      <w:r>
-        <w:rPr>
-          <w:b w:val="0"/>
-          <w:sz w:val="28"/>
-        </w:rPr>
-        <w:t>Последовательность обработки: 1) регистрация с услугой, описанием, приоритетом и КЕ; 2) проверка данных и дубликатов; 3) принятие и назначение; 4) диагностика и выбор решения; 5) выполнение и проверка; 6) перевод в «Решена» с описанием; 7) подтверждение заказчиком и закрытие. Переходы фиксируются вместе с автором и временем.</w:t>
-      </w:r>
-    </w:p>
-    <w:p>
-      <w:pPr>
-        <w:keepNext w:val="0"/>
-      </w:pPr>
-      <w:r>
-        <w:rPr>
-          <w:b w:val="0"/>
-          <w:sz w:val="28"/>
-        </w:rPr>
-        <w:t>Если заказчик не принимает результат, заявка из «Решена» возвращается в работу, прежняя история сохраняется. До окончательного восстановления длительность пересчитывается от первоначальной регистрации. Автоматического закрытия по отсутствию ответа в учебной модели нет. При смене исполнителя ответственность передаётся вместе с историей и результатами диагностики.</w:t>
-      </w:r>
-    </w:p>
-    <w:p>
-      <w:pPr>
-        <w:pStyle w:val="Heading2"/>
-        <w:pageBreakBefore/>
-        <w:spacing w:after="280"/>
-      </w:pPr>
-      <w:bookmarkStart w:id="113" w:name="_TocUITU13"/>
-      <w:r>
-        <w:t>1.10 Распределённые проекты и управление изменениями</w:t>
-      </w:r>
-      <w:bookmarkEnd w:id="113"/>
-    </w:p>
-    <w:p>
-      <w:pPr>
-        <w:keepNext w:val="0"/>
-      </w:pPr>
-      <w:r>
-        <w:rPr>
-          <w:b w:val="0"/>
-          <w:sz w:val="28"/>
-        </w:rPr>
-        <w:t>Для распределённого проекта указываются координатор заказчика, координатор исполнителя, состав доступных ресурсов и часовые пояса участников. Единым источником состояния служит карточка обращения. Переписка в иных каналах переносится в карточку ответственным сотрудником; технические пароли и персональные данные в открытые комментарии не помещаются.</w:t>
-      </w:r>
-    </w:p>
-    <w:p>
-      <w:pPr>
-        <w:keepNext w:val="0"/>
-      </w:pPr>
-      <w:r>
-        <w:rPr>
-          <w:b w:val="0"/>
-          <w:sz w:val="28"/>
-        </w:rPr>
-        <w:t>Изменения конфигурации, затрагивающие несколько услуг, сопровождаются оценкой зависимостей по сервисно-ресурсной модели: например, отказ БД конфигураций влияет на управление vSphere, а отказ сервера БД мониторинга - на сохранение метрик. Ответственный определяет затронутые услуги, согласует окно, план проверки и возврата.</w:t>
-      </w:r>
-    </w:p>
-    <w:p>
-      <w:pPr>
-        <w:keepNext w:val="0"/>
-      </w:pPr>
-      <w:r>
-        <w:rPr>
-          <w:b w:val="0"/>
-          <w:sz w:val="28"/>
-        </w:rPr>
-        <w:t>Плановое изменение оформляется с описанием причины, состава ресурсов, риска, исполнителя, времени, контрольных проверок и плана отката. Аварийное изменение разрешает руководитель поддержки для восстановления P1; основания и выполненные действия документируются сразу после стабилизации. Поставка новых ресурсов не должна скрываться внутри закрытия инцидента.</w:t>
-      </w:r>
-    </w:p>
-    <w:p>
-      <w:pPr>
-        <w:keepNext w:val="0"/>
-      </w:pPr>
-      <w:r>
-        <w:rPr>
-          <w:b w:val="0"/>
-          <w:sz w:val="28"/>
-        </w:rPr>
-        <w:t>Если портал недоступен, дежурный принимает обращения по аварийному каналу и ведёт локальный журнал. После восстановления создаёт карточки с отметкой первоначального времени и приложением подтверждения. Учебная ITSM-система позволяет фиксировать сам инцидент и историю; импорт аварийного журнала и автоматическая интеграция с мониторингом остаются отдельными задачами внедрения.</w:t>
-      </w:r>
-    </w:p>
-    <w:p>
-      <w:pPr>
-        <w:keepNext w:val="0"/>
-      </w:pPr>
-      <w:r>
-        <w:rPr>
-          <w:b w:val="0"/>
-          <w:sz w:val="28"/>
-        </w:rPr>
-        <w:t>При передаче смены дежурные сверяют незавершённые обращения, ближайшие сроки SLA, ожидаемые ответы, исполнителей и риски. Координатор обеспечивает единую коммуникацию с заказчиком, сохраняя функциональное подчинение сотрудников подразделениям.</w:t>
-      </w:r>
-    </w:p>
-    <w:p>
-      <w:pPr>
-        <w:pStyle w:val="Heading2"/>
-        <w:pageBreakBefore/>
-        <w:spacing w:after="280"/>
-      </w:pPr>
-      <w:bookmarkStart w:id="114" w:name="_TocUITU14"/>
-      <w:r>
-        <w:t>1.11 Отчётность, нарушения и пересмотр SLA</w:t>
-      </w:r>
-      <w:bookmarkEnd w:id="114"/>
-    </w:p>
-    <w:p>
-      <w:pPr>
-        <w:keepNext w:val="0"/>
-      </w:pPr>
-      <w:r>
-        <w:rPr>
-          <w:b w:val="0"/>
-          <w:sz w:val="28"/>
-        </w:rPr>
-        <w:t>До пятого календарного дня следующего месяца исполнитель предоставляет отчёт: список услуг и объёмов, интервалы доступности, обращения по приоритетам, фактические сроки реакции и решения, нарушения, причины, изменения и план предупреждения повторных сбоев. Данные мониторинга и карточек сопоставляются; исправление записи не удаляет первоначальную историю.</w:t>
-      </w:r>
-    </w:p>
-    <w:p>
-      <w:pPr>
-        <w:keepNext/>
-      </w:pPr>
-      <w:r>
-        <w:rPr>
-          <w:b w:val="0"/>
-          <w:sz w:val="28"/>
-        </w:rPr>
-        <w:t>Данные представлены в таблице 9.</w:t>
-      </w:r>
-    </w:p>
-    <w:p>
-      <w:pPr>
-        <w:keepNext/>
-        <w:spacing w:line="240" w:lineRule="auto"/>
-        <w:ind w:firstLine="0"/>
-        <w:jc w:val="left"/>
-      </w:pPr>
-      <w:r>
-        <w:rPr>
-          <w:b w:val="0"/>
-          <w:sz w:val="28"/>
-        </w:rPr>
-        <w:t>Таблица 9 - Реакция на нарушение качества - учебные условия</w:t>
-      </w:r>
-    </w:p>
-    <w:tbl>
-      <w:tblPr>
-        <w:tblStyle w:val="TableGrid"/>
-        <w:tblW w:type="auto" w:w="0"/>
-        <w:jc w:val="center"/>
-        <w:tblLayout w:type="fixed"/>
-        <w:tblLook w:firstColumn="1" w:firstRow="1" w:lastColumn="0" w:lastRow="0" w:noHBand="0" w:noVBand="1" w:val="04A0"/>
-      </w:tblPr>
-      <w:tblGrid>
-        <w:gridCol w:w="2835"/>
-        <w:gridCol w:w="3402"/>
-        <w:gridCol w:w="3118"/>
-      </w:tblGrid>
-      <w:tr>
-        <w:trPr>
-          <w:tblHeader/>
-          <w:cantSplit/>
-        </w:trPr>
-        <w:tc>
-          <w:tcPr>
-            <w:tcW w:type="dxa" w:w="2835"/>
-            <w:vAlign w:val="center"/>
-          </w:tcPr>
-          <w:p>
-            <w:pPr>
-              <w:keepNext/>
-              <w:spacing w:before="0" w:after="0" w:line="240" w:lineRule="auto"/>
-              <w:ind w:firstLine="0"/>
-              <w:jc w:val="left"/>
-            </w:pPr>
-            <w:r>
-              <w:rPr>
-                <w:rFonts w:ascii="Times New Roman" w:hAnsi="Times New Roman"/>
-                <w:b/>
-                <w:sz w:val="23"/>
-              </w:rPr>
-              <w:t>Событие</w:t>
-            </w:r>
-          </w:p>
-        </w:tc>
-        <w:tc>
-          <w:tcPr>
-            <w:tcW w:type="dxa" w:w="3402"/>
-            <w:vAlign w:val="center"/>
-          </w:tcPr>
-          <w:p>
-            <w:pPr>
-              <w:keepNext/>
-              <w:spacing w:before="0" w:after="0" w:line="240" w:lineRule="auto"/>
-              <w:ind w:firstLine="0"/>
-              <w:jc w:val="left"/>
-            </w:pPr>
-            <w:r>
-              <w:rPr>
-                <w:rFonts w:ascii="Times New Roman" w:hAnsi="Times New Roman"/>
-                <w:b/>
-                <w:sz w:val="23"/>
-              </w:rPr>
-              <w:t>Действие исполнителя</w:t>
-            </w:r>
-          </w:p>
-        </w:tc>
-        <w:tc>
-          <w:tcPr>
-            <w:tcW w:type="dxa" w:w="3118"/>
-            <w:vAlign w:val="center"/>
-          </w:tcPr>
-          <w:p>
-            <w:pPr>
-              <w:keepNext/>
-              <w:spacing w:before="0" w:after="0" w:line="240" w:lineRule="auto"/>
-              <w:ind w:firstLine="0"/>
-              <w:jc w:val="left"/>
-            </w:pPr>
-            <w:r>
-              <w:rPr>
-                <w:rFonts w:ascii="Times New Roman" w:hAnsi="Times New Roman"/>
-                <w:b/>
-                <w:sz w:val="23"/>
-              </w:rPr>
-              <w:t>Порядок согласования</w:t>
-            </w:r>
-          </w:p>
-        </w:tc>
-      </w:tr>
-      <w:tr>
-        <w:trPr>
-          <w:cantSplit/>
-        </w:trPr>
-        <w:tc>
-          <w:tcPr>
-            <w:tcW w:type="dxa" w:w="2835"/>
-            <w:vAlign w:val="center"/>
-          </w:tcPr>
-          <w:p>
-            <w:pPr>
-              <w:keepNext/>
-              <w:spacing w:before="0" w:after="0" w:line="240" w:lineRule="auto"/>
-              <w:ind w:firstLine="0"/>
-              <w:jc w:val="left"/>
-            </w:pPr>
-            <w:r>
-              <w:rPr>
-                <w:rFonts w:ascii="Times New Roman" w:hAnsi="Times New Roman"/>
-                <w:b w:val="0"/>
-                <w:sz w:val="23"/>
-              </w:rPr>
-              <w:t>Нарушен срок реакции или решения</w:t>
-            </w:r>
-          </w:p>
-        </w:tc>
-        <w:tc>
-          <w:tcPr>
-            <w:tcW w:type="dxa" w:w="3402"/>
-            <w:vAlign w:val="center"/>
-          </w:tcPr>
-          <w:p>
-            <w:pPr>
-              <w:keepNext/>
-              <w:spacing w:before="0" w:after="0" w:line="240" w:lineRule="auto"/>
-              <w:ind w:firstLine="0"/>
-              <w:jc w:val="left"/>
-            </w:pPr>
-            <w:r>
-              <w:rPr>
-                <w:rFonts w:ascii="Times New Roman" w:hAnsi="Times New Roman"/>
-                <w:b w:val="0"/>
-                <w:sz w:val="23"/>
-              </w:rPr>
-              <w:t>Зафиксировать причину, ответственного и корректирующее действие</w:t>
-            </w:r>
-          </w:p>
-        </w:tc>
-        <w:tc>
-          <w:tcPr>
-            <w:tcW w:type="dxa" w:w="3118"/>
-            <w:vAlign w:val="center"/>
-          </w:tcPr>
-          <w:p>
-            <w:pPr>
-              <w:keepNext/>
-              <w:spacing w:before="0" w:after="0" w:line="240" w:lineRule="auto"/>
-              <w:ind w:firstLine="0"/>
-              <w:jc w:val="left"/>
-            </w:pPr>
-            <w:r>
-              <w:rPr>
-                <w:rFonts w:ascii="Times New Roman" w:hAnsi="Times New Roman"/>
-                <w:b w:val="0"/>
-                <w:sz w:val="23"/>
-              </w:rPr>
-              <w:t>Уведомить заказчика при выявлении; включить в месячный отчёт</w:t>
-            </w:r>
-          </w:p>
-        </w:tc>
-      </w:tr>
-      <w:tr>
-        <w:trPr>
-          <w:cantSplit/>
-        </w:trPr>
-        <w:tc>
-          <w:tcPr>
-            <w:tcW w:type="dxa" w:w="2835"/>
-            <w:vAlign w:val="center"/>
-          </w:tcPr>
-          <w:p>
-            <w:pPr>
-              <w:keepNext/>
-              <w:spacing w:before="0" w:after="0" w:line="240" w:lineRule="auto"/>
-              <w:ind w:firstLine="0"/>
-              <w:jc w:val="left"/>
-            </w:pPr>
-            <w:r>
-              <w:rPr>
-                <w:rFonts w:ascii="Times New Roman" w:hAnsi="Times New Roman"/>
-                <w:b w:val="0"/>
-                <w:sz w:val="23"/>
-              </w:rPr>
-              <w:t>Доступность ниже 99,5 %, но не ниже 99,0 %</w:t>
-            </w:r>
-          </w:p>
-        </w:tc>
-        <w:tc>
-          <w:tcPr>
-            <w:tcW w:type="dxa" w:w="3402"/>
-            <w:vAlign w:val="center"/>
-          </w:tcPr>
-          <w:p>
-            <w:pPr>
-              <w:keepNext/>
-              <w:spacing w:before="0" w:after="0" w:line="240" w:lineRule="auto"/>
-              <w:ind w:firstLine="0"/>
-              <w:jc w:val="left"/>
-            </w:pPr>
-            <w:r>
-              <w:rPr>
-                <w:rFonts w:ascii="Times New Roman" w:hAnsi="Times New Roman"/>
-                <w:b w:val="0"/>
-                <w:sz w:val="23"/>
-              </w:rPr>
-              <w:t>Предложить сервисный кредит 5 % месячной стоимости затронутой услуги</w:t>
-            </w:r>
-          </w:p>
-        </w:tc>
-        <w:tc>
-          <w:tcPr>
-            <w:tcW w:type="dxa" w:w="3118"/>
-            <w:vAlign w:val="center"/>
-          </w:tcPr>
-          <w:p>
-            <w:pPr>
-              <w:keepNext/>
-              <w:spacing w:before="0" w:after="0" w:line="240" w:lineRule="auto"/>
-              <w:ind w:firstLine="0"/>
-              <w:jc w:val="left"/>
-            </w:pPr>
-            <w:r>
-              <w:rPr>
-                <w:rFonts w:ascii="Times New Roman" w:hAnsi="Times New Roman"/>
-                <w:b w:val="0"/>
-                <w:sz w:val="23"/>
-              </w:rPr>
-              <w:t>Рассчитать только за затронутую услугу после сверки интервалов</w:t>
-            </w:r>
-          </w:p>
-        </w:tc>
-      </w:tr>
-      <w:tr>
-        <w:trPr>
-          <w:cantSplit/>
-        </w:trPr>
-        <w:tc>
-          <w:tcPr>
-            <w:tcW w:type="dxa" w:w="2835"/>
-            <w:vAlign w:val="center"/>
-          </w:tcPr>
-          <w:p>
-            <w:pPr>
-              <w:keepNext/>
-              <w:spacing w:before="0" w:after="0" w:line="240" w:lineRule="auto"/>
-              <w:ind w:firstLine="0"/>
-              <w:jc w:val="left"/>
-            </w:pPr>
-            <w:r>
-              <w:rPr>
-                <w:rFonts w:ascii="Times New Roman" w:hAnsi="Times New Roman"/>
-                <w:b w:val="0"/>
-                <w:sz w:val="23"/>
-              </w:rPr>
-              <w:t>Доступность ниже 99,0 %</w:t>
-            </w:r>
-          </w:p>
-        </w:tc>
-        <w:tc>
-          <w:tcPr>
-            <w:tcW w:type="dxa" w:w="3402"/>
-            <w:vAlign w:val="center"/>
-          </w:tcPr>
-          <w:p>
-            <w:pPr>
-              <w:keepNext/>
-              <w:spacing w:before="0" w:after="0" w:line="240" w:lineRule="auto"/>
-              <w:ind w:firstLine="0"/>
-              <w:jc w:val="left"/>
-            </w:pPr>
-            <w:r>
-              <w:rPr>
-                <w:rFonts w:ascii="Times New Roman" w:hAnsi="Times New Roman"/>
-                <w:b w:val="0"/>
-                <w:sz w:val="23"/>
-              </w:rPr>
-              <w:t>Предложить сервисный кредит 10 % стоимости затронутой услуги</w:t>
-            </w:r>
-          </w:p>
-        </w:tc>
-        <w:tc>
-          <w:tcPr>
-            <w:tcW w:type="dxa" w:w="3118"/>
-            <w:vAlign w:val="center"/>
-          </w:tcPr>
-          <w:p>
-            <w:pPr>
-              <w:keepNext/>
-              <w:spacing w:before="0" w:after="0" w:line="240" w:lineRule="auto"/>
-              <w:ind w:firstLine="0"/>
-              <w:jc w:val="left"/>
-            </w:pPr>
-            <w:r>
-              <w:rPr>
-                <w:rFonts w:ascii="Times New Roman" w:hAnsi="Times New Roman"/>
-                <w:b w:val="0"/>
-                <w:sz w:val="23"/>
-              </w:rPr>
-              <w:t>Суммарный кредит за месяц ограничен 20 % её стоимости</w:t>
-            </w:r>
-          </w:p>
-        </w:tc>
-      </w:tr>
-      <w:tr>
-        <w:trPr>
-          <w:cantSplit/>
-        </w:trPr>
         <w:tc>
           <w:tcPr>
             <w:tcW w:type="dxa" w:w="2835"/>
@@ -5614,51 +3497,7 @@
                 <w:b w:val="0"/>
                 <w:sz w:val="23"/>
               </w:rPr>
-              <w:t>Повторяющиеся нарушения</w:t>
-            </w:r>
-          </w:p>
-        </w:tc>
-        <w:tc>
-          <w:tcPr>
-            <w:tcW w:type="dxa" w:w="3402"/>
-            <w:vAlign w:val="center"/>
-          </w:tcPr>
-          <w:p>
-            <w:pPr>
-              <w:keepNext w:val="0"/>
-              <w:spacing w:before="0" w:after="0" w:line="240" w:lineRule="auto"/>
-              <w:ind w:firstLine="0"/>
-              <w:jc w:val="left"/>
-            </w:pPr>
-            <w:r>
-              <w:rPr>
-                <w:rFonts w:ascii="Times New Roman" w:hAnsi="Times New Roman"/>
-                <w:b w:val="0"/>
-                <w:sz w:val="23"/>
-              </w:rPr>
-              <w:t>Провести анализ причин и согласовать план улучшения</w:t>
-            </w:r>
-          </w:p>
-        </w:tc>
-        <w:tc>
-          <w:tcPr>
-            <w:tcW w:type="dxa" w:w="3118"/>
-            <w:vAlign w:val="center"/>
-          </w:tcPr>
-          <w:p>
-            <w:pPr>
-              <w:keepNext w:val="0"/>
-              <w:spacing w:before="0" w:after="0" w:line="240" w:lineRule="auto"/>
-              <w:ind w:firstLine="0"/>
-              <w:jc w:val="left"/>
-            </w:pPr>
-            <w:r>
-              <w:rPr>
-                <w:rFonts w:ascii="Times New Roman" w:hAnsi="Times New Roman"/>
-                <w:b w:val="0"/>
-                <w:sz w:val="23"/>
-              </w:rPr>
-              <w:t>Пересмотреть ресурсы и условия без изменения прошлых показателей</w:t>
+              <w:t>Переходов нет</w:t>
             </w:r>
           </w:p>
         </w:tc>
@@ -5673,6 +3512,30 @@
           <w:b w:val="0"/>
           <w:sz w:val="28"/>
         </w:rPr>
+        <w:t>При отказе от решения заказчик возвращает обращение в работу. История сохраняется, время окончательного решения пересчитывается от первоначальной регистрации. Автоматическое закрытие по отсутствию ответа не применяется. Повторный сбой после закрытия оформляется новым связанным обращением.</w:t>
+      </w:r>
+    </w:p>
+    <w:p>
+      <w:pPr>
+        <w:pStyle w:val="Heading3"/>
+        <w:spacing w:after="280"/>
+      </w:pPr>
+      <w:bookmarkStart w:id="113" w:name="_TocUITU13"/>
+      <w:r>
+        <w:t>10. Работа с распределенными проектами</w:t>
+      </w:r>
+      <w:bookmarkEnd w:id="113"/>
+    </w:p>
+    <w:p>
+      <w:pPr>
+        <w:keepNext w:val="0"/>
+      </w:pPr>
+      <w:r>
+        <w:rPr>
+          <w:b w:val="0"/>
+          <w:sz w:val="28"/>
+        </w:rPr>
+        <w:t>Для распределённой команды определяются координаторы сторон, часовые пояса, ресурсы и разрешённые способы доступа. Единым источником состояния является карточка обращения. Переписка из других каналов переносится ответственным сотрудником; технические пароли и персональные данные не размещаются в открытых комментариях.</w:t>
       </w:r>
     </w:p>
     <w:p>
@@ -5684,7 +3547,30 @@
           <w:b w:val="0"/>
           <w:sz w:val="28"/>
         </w:rPr>
-        <w:t>Правила сервисных кредитов введены только как учебная модель и не изменяют базовые тарифы. Претензия направляется в течение 10 календарных дней после отчёта; исполнитель отвечает в течение 5 дней. Разногласия последовательно рассматривают координаторы, руководитель поддержки и глава предприятия.</w:t>
+        <w:t>Передача смены включает открытые заявки, исполнителей, ближайшие дедлайны, ожидаемые ответы и риски. Изменение общей инфраструктуры сопровождается анализом зависимостей, оценкой влияния, согласованным окном, проверками и планом отката. Аварийное изменение для P1 разрешает руководитель поддержки, действия документируются после стабилизации.</w:t>
+      </w:r>
+    </w:p>
+    <w:p>
+      <w:pPr>
+        <w:pStyle w:val="Heading3"/>
+        <w:spacing w:after="280"/>
+      </w:pPr>
+      <w:bookmarkStart w:id="114" w:name="_TocUITU14"/>
+      <w:r>
+        <w:t>11. Порядок выполнения обращений</w:t>
+      </w:r>
+      <w:bookmarkEnd w:id="114"/>
+    </w:p>
+    <w:p>
+      <w:pPr>
+        <w:keepNext w:val="0"/>
+      </w:pPr>
+      <w:r>
+        <w:rPr>
+          <w:b w:val="0"/>
+          <w:sz w:val="28"/>
+        </w:rPr>
+        <w:t>- Регистрация: тема, описание, услуга, приоритет, контакт заказчика и связанные КЕ.</w:t>
       </w:r>
     </w:p>
     <w:p>
@@ -5696,18 +3582,89 @@
           <w:b w:val="0"/>
           <w:sz w:val="28"/>
         </w:rPr>
-        <w:t>Стороны пересматривают SLA не реже одного раза в квартал и при изменении состава услуг, ресурсов или рисков. Новая редакция содержит дату начала действия, список изменений и подтверждение представителей сторон. Прототип ITSM из работы №6 автоматизирует карточки, роли, историю и сроки; полный расчёт доступности, сервисные кредиты и финансовые документы требуют отдельной реализации.</w:t>
+        <w:t>- Проверка полноты данных, дубликатов и влияния; принятие в работу и назначение исполнителя.</w:t>
+      </w:r>
+    </w:p>
+    <w:p>
+      <w:pPr>
+        <w:keepNext w:val="0"/>
+      </w:pPr>
+      <w:r>
+        <w:rPr>
+          <w:b w:val="0"/>
+          <w:sz w:val="28"/>
+        </w:rPr>
+        <w:t>- Диагностика связанных ресурсов, выбор плана, согласование рискованных действий.</w:t>
+      </w:r>
+    </w:p>
+    <w:p>
+      <w:pPr>
+        <w:keepNext w:val="0"/>
+      </w:pPr>
+      <w:r>
+        <w:rPr>
+          <w:b w:val="0"/>
+          <w:sz w:val="28"/>
+        </w:rPr>
+        <w:t>- Восстановление услуги и контрольные проверки; документирование выполненных действий.</w:t>
+      </w:r>
+    </w:p>
+    <w:p>
+      <w:pPr>
+        <w:keepNext w:val="0"/>
+      </w:pPr>
+      <w:r>
+        <w:rPr>
+          <w:b w:val="0"/>
+          <w:sz w:val="28"/>
+        </w:rPr>
+        <w:t>- Перевод в «Решена» с описанием результата; подтверждение заказчиком и закрытие либо возврат в работу.</w:t>
+      </w:r>
+    </w:p>
+    <w:p>
+      <w:pPr>
+        <w:keepNext w:val="0"/>
+      </w:pPr>
+      <w:r>
+        <w:rPr>
+          <w:b w:val="0"/>
+          <w:sz w:val="28"/>
+        </w:rPr>
+        <w:t>- Включение результатов в месячный отчёт: реакция, решение, нарушения, простои, причины и корректирующие меры.</w:t>
+      </w:r>
+    </w:p>
+    <w:p>
+      <w:pPr>
+        <w:keepNext w:val="0"/>
+      </w:pPr>
+      <w:r>
+        <w:rPr>
+          <w:b w:val="0"/>
+          <w:sz w:val="28"/>
+        </w:rPr>
+        <w:t>При нарушении сроков исполнитель уведомляет заказчика и фиксирует причину и корректирующее действие. Учебная модель предусматривает сервисный кредит 5 % стоимости затронутой услуги при доступности от 99,0 % до 99,5 %, 10 % при доступности ниже 99,0 %; суммарный кредит ограничен 20 % её месячной стоимости. Расчёт выполняется после сверки интервалов. Претензия подаётся в течение 10 календарных дней после отчёта, ответ предоставляется в течение 5 дней.</w:t>
+      </w:r>
+    </w:p>
+    <w:p>
+      <w:pPr>
+        <w:keepNext w:val="0"/>
+      </w:pPr>
+      <w:r>
+        <w:rPr>
+          <w:b w:val="0"/>
+          <w:sz w:val="28"/>
+        </w:rPr>
+        <w:t>SLA пересматривается ежеквартально и при существенном изменении услуг. Прототип ITSM автоматизирует карточки, роли, историю и сроки. Автоматические интеграции с инфраструктурой, измерение месячной доступности и финансовый расчёт кредитов требуют отдельного внедрения.</w:t>
       </w:r>
     </w:p>
     <w:p>
       <w:pPr>
         <w:pStyle w:val="Heading1"/>
         <w:spacing w:after="280"/>
-        <w:jc w:val="center"/>
       </w:pPr>
       <w:bookmarkStart w:id="115" w:name="_TocUITU15"/>
       <w:r>
-        <w:t>ЗАКЛЮЧЕНИЕ</w:t>
+        <w:t>Вывод по работе</w:t>
       </w:r>
       <w:bookmarkEnd w:id="115"/>
     </w:p>
@@ -5720,7 +3677,7 @@
           <w:b w:val="0"/>
           <w:sz w:val="28"/>
         </w:rPr>
-        <w:t>В практической работе разработано соглашение SLA для ООО «ТехноСервис». Сохранены шесть услуг двух линий, исходные тарифы и единицы стоимости. Технический состав согласован с сервисно-ресурсными моделями, а ответственность распределена в пределах ранее принятой функциональной структуры.</w:t>
+        <w:t>Составлено соглашение об уровне сервиса для ООО «ТехноСервис». Определены границы шести услуг, исходные тарифы и единицы оплаты, средства предоставления, четыре приоритета и три уровня поддержки. Установлены круглосуточные сроки реакции и решения, статусы, очередь, эскалация и взаимодействие распределённых команд.</w:t>
       </w:r>
     </w:p>
     <w:p>
@@ -5732,91 +3689,7 @@
           <w:b w:val="0"/>
           <w:sz w:val="28"/>
         </w:rPr>
-        <w:t>Определены круглосуточное обслуживание, измеримые показатели качества, четыре приоритета со сроками реакции и решения, три уровня поддержки, пять статусов и правила очереди. Установлены порядок изменения приоритета, непрерывный отсчёт времени, эскалация, взаимодействие распределённых команд и рассмотрение нарушений.</w:t>
-      </w:r>
-    </w:p>
-    <w:p>
-      <w:pPr>
-        <w:keepNext w:val="0"/>
-      </w:pPr>
-      <w:r>
-        <w:rPr>
-          <w:b w:val="0"/>
-          <w:sz w:val="28"/>
-        </w:rPr>
-        <w:t>Результат обеспечивает проверяемую основу для IDEF0-моделей работы №5 и автоматизации Service Desk в работе №6. Новые показатели доступности и компенсации обозначены как условия учебной модели. Практическое подтверждение коммерческих показателей требует реальной эксплуатации и согласования договора.</w:t>
-      </w:r>
-    </w:p>
-    <w:p>
-      <w:pPr>
-        <w:pStyle w:val="Heading1"/>
-        <w:spacing w:after="280"/>
-        <w:jc w:val="center"/>
-      </w:pPr>
-      <w:bookmarkStart w:id="116" w:name="_TocUITU16"/>
-      <w:r>
-        <w:t>СПИСОК ИСПОЛЬЗОВАННЫХ ИСТОЧНИКОВ</w:t>
-      </w:r>
-      <w:bookmarkEnd w:id="116"/>
-    </w:p>
-    <w:p>
-      <w:pPr>
-        <w:keepNext w:val="0"/>
-      </w:pPr>
-      <w:r>
-        <w:rPr>
-          <w:b w:val="0"/>
-          <w:sz w:val="28"/>
-        </w:rPr>
-        <w:t>1. Управление информационно-технологическими услугами. Практическая работа №4: Соглашение об уровне обслуживания: методические указания. - Учебный материал, предоставленный к заданию. - Файл «УИТУ_Практическая работа №4_Практические занятия.docx». - Текст: электронный.</w:t>
-      </w:r>
-    </w:p>
-    <w:p>
-      <w:pPr>
-        <w:keepNext w:val="0"/>
-      </w:pPr>
-      <w:r>
-        <w:rPr>
-          <w:b w:val="0"/>
-          <w:sz w:val="28"/>
-        </w:rPr>
-        <w:t>2. Тарасов, А. М. Предприятие как субъект оказания ИТ-услуг: отчёт по практической работе №1 / А. М. Тарасов, Д. М. Дементиевский, Б. М. Тыцкий. - Москва: РТУ МИРЭА, 2026. - 6 с. - Файл prakt1.pdf. - Текст: электронный.</w:t>
-      </w:r>
-    </w:p>
-    <w:p>
-      <w:pPr>
-        <w:keepNext w:val="0"/>
-      </w:pPr>
-      <w:r>
-        <w:rPr>
-          <w:b w:val="0"/>
-          <w:sz w:val="28"/>
-        </w:rPr>
-        <w:t>3. Тарасов, А. М. Методологическая основа построения управляемых ИС: отчёт по практической работе №2 / А. М. Тарасов, Д. М. Дементиевский, Б. М. Тыцкий. - Москва: РТУ МИРЭА, 2026. - 4 с. - Файл prakt2.pdf. - Текст: электронный.</w:t>
-      </w:r>
-    </w:p>
-    <w:p>
-      <w:pPr>
-        <w:keepNext w:val="0"/>
-      </w:pPr>
-      <w:r>
-        <w:rPr>
-          <w:b w:val="0"/>
-          <w:sz w:val="28"/>
-        </w:rPr>
-        <w:t>4. Тарасов, А. М. Методология обеспечения ценности ИТ-услуг: отчёт по практической работе №3 / А. М. Тарасов, Д. М. Дементиевский, Б. М. Тыцкий. - Москва: РТУ МИРЭА, 2026. - 9 с. - Файл prakt3.pdf. - Текст: электронный.</w:t>
-      </w:r>
-    </w:p>
-    <w:p>
-      <w:pPr>
-        <w:keepNext w:val="0"/>
-      </w:pPr>
-      <w:r>
-        <w:rPr>
-          <w:b w:val="0"/>
-          <w:sz w:val="28"/>
-        </w:rPr>
-        <w:t>5. Краткие рекомендации по ГОСТ 7.32-2017. Отчёт о научно-исследовательской работе. Структура и правила оформления. - Учебный материал, предоставленный к заданию. - 19 с. - Текст: электронный.</w:t>
+        <w:t>Разработанное SLA связывает каталог и ресурсы предприятия с моделями процессов и реализацией Service Desk. Показатели качества и сервисные кредиты являются условиями учебной модели; их фактическое достижение требует эксплуатационных измерений и договора с заказчиком.</w:t>
       </w:r>
     </w:p>
     <w:sectPr>
@@ -6284,7 +4157,7 @@
       <w:pageBreakBefore/>
       <w:widowControl/>
       <w:spacing w:before="0" w:after="0" w:line="240" w:lineRule="auto"/>
-      <w:ind w:firstLine="0"/>
+      <w:ind w:firstLine="709"/>
       <w:outlineLvl w:val="0"/>
     </w:pPr>
     <w:rPr>
@@ -17942,7 +15815,7 @@
     <w:rPr>
       <w:rFonts w:ascii="Times New Roman" w:hAnsi="Times New Roman"/>
       <w:color w:val="000000"/>
-      <w:sz w:val="28"/>
+      <w:sz w:val="24"/>
     </w:rPr>
   </w:style>
   <w:style w:type="paragraph" w:customStyle="1" w:styleId="TOC2">
@@ -17954,12 +15827,29 @@
         <w:tab w:pos="9354" w:val="right" w:leader="dot"/>
       </w:tabs>
       <w:spacing w:line="240" w:lineRule="auto" w:before="0" w:after="0"/>
-      <w:ind w:left="283" w:firstLine="0"/>
+      <w:ind w:left="227" w:firstLine="0"/>
     </w:pPr>
     <w:rPr>
       <w:rFonts w:ascii="Times New Roman" w:hAnsi="Times New Roman"/>
       <w:color w:val="000000"/>
-      <w:sz w:val="28"/>
+      <w:sz w:val="24"/>
+    </w:rPr>
+  </w:style>
+  <w:style w:type="paragraph" w:customStyle="1" w:styleId="TOC3">
+    <w:name w:val="TOC 3"/>
+    <w:pPr>
+      <w:keepNext w:val="0"/>
+      <w:tabs>
+        <w:tab w:pos="9354" w:val="right" w:leader="dot"/>
+        <w:tab w:pos="9354" w:val="right" w:leader="dot"/>
+      </w:tabs>
+      <w:spacing w:line="240" w:lineRule="auto" w:before="0" w:after="0"/>
+      <w:ind w:left="454" w:firstLine="0"/>
+    </w:pPr>
+    <w:rPr>
+      <w:rFonts w:ascii="Times New Roman" w:hAnsi="Times New Roman"/>
+      <w:color w:val="000000"/>
+      <w:sz w:val="24"/>
     </w:rPr>
   </w:style>
 </w:styles>

--- a/reports/УИТУ_Практическая_4_ТехноСервис.docx
+++ b/reports/УИТУ_Практическая_4_ТехноСервис.docx
@@ -755,7 +755,7 @@
           <w:b w:val="0"/>
           <w:sz w:val="28"/>
         </w:rPr>
-        <w:t>Данные представлены в таблице 1.</w:t>
+        <w:t>Данные представлены в таблице 2.1.</w:t>
       </w:r>
     </w:p>
     <w:p>
@@ -770,7 +770,7 @@
           <w:b w:val="0"/>
           <w:sz w:val="28"/>
         </w:rPr>
-        <w:t>Таблица 1 - Состав и базовая стоимость услуг</w:t>
+        <w:t>Таблица 2.1 - Состав и базовая стоимость услуг</w:t>
       </w:r>
     </w:p>
     <w:tbl>
@@ -1424,7 +1424,7 @@
           <w:b w:val="0"/>
           <w:sz w:val="28"/>
         </w:rPr>
-        <w:t>Данные представлены в таблице 2.</w:t>
+        <w:t>Данные представлены в таблице 4.1.</w:t>
       </w:r>
     </w:p>
     <w:p>
@@ -1439,7 +1439,7 @@
           <w:b w:val="0"/>
           <w:sz w:val="28"/>
         </w:rPr>
-        <w:t>Таблица 2 - Средства предоставления и сопровождения услуг</w:t>
+        <w:t>Таблица 4.1 - Средства предоставления и сопровождения услуг</w:t>
       </w:r>
     </w:p>
     <w:tbl>
@@ -2151,7 +2151,7 @@
           <w:b w:val="0"/>
           <w:sz w:val="28"/>
         </w:rPr>
-        <w:t>Данные представлены в таблице 3.</w:t>
+        <w:t>Данные представлены в таблице 8.1.</w:t>
       </w:r>
     </w:p>
     <w:p>
@@ -2166,7 +2166,7 @@
           <w:b w:val="0"/>
           <w:sz w:val="28"/>
         </w:rPr>
-        <w:t>Таблица 3 - Целевые сроки обслуживания 24/7</w:t>
+        <w:t>Таблица 8.1 - Целевые сроки обслуживания 24/7</w:t>
       </w:r>
     </w:p>
     <w:tbl>
@@ -2671,7 +2671,7 @@
           <w:b w:val="0"/>
           <w:sz w:val="28"/>
         </w:rPr>
-        <w:t>Данные представлены в таблице 4.</w:t>
+        <w:t>Данные представлены в таблице 8.2.</w:t>
       </w:r>
     </w:p>
     <w:p>
@@ -2686,7 +2686,7 @@
           <w:b w:val="0"/>
           <w:sz w:val="28"/>
         </w:rPr>
-        <w:t>Таблица 4 - Распределение уровней поддержки</w:t>
+        <w:t>Таблица 8.2 - Распределение уровней поддержки</w:t>
       </w:r>
     </w:p>
     <w:tbl>
@@ -3044,7 +3044,7 @@
           <w:b w:val="0"/>
           <w:sz w:val="28"/>
         </w:rPr>
-        <w:t>Данные представлены в таблице 5.</w:t>
+        <w:t>Данные представлены в таблице 9.1.</w:t>
       </w:r>
     </w:p>
     <w:p>
@@ -3059,7 +3059,7 @@
           <w:b w:val="0"/>
           <w:sz w:val="28"/>
         </w:rPr>
-        <w:t>Таблица 5 - Жизненный цикл обращения</w:t>
+        <w:t>Таблица 9.1 - Жизненный цикл обращения</w:t>
       </w:r>
     </w:p>
     <w:tbl>
@@ -4901,8 +4901,9 @@
     </w:pPr>
     <w:rPr>
       <w:rFonts w:ascii="Times New Roman" w:hAnsi="Times New Roman" w:eastAsia="Times New Roman" w:cs="Times New Roman"/>
-      <w:b/>
+      <w:b w:val="0"/>
       <w:bCs/>
+      <w:i/>
       <w:color w:val="000000"/>
       <w:sz w:val="28"/>
       <w:szCs w:val="18"/>

--- a/reports/УИТУ_Практическая_4_ТехноСервис.docx
+++ b/reports/УИТУ_Практическая_4_ТехноСервис.docx
@@ -4896,7 +4896,7 @@
     <w:pPr>
       <w:widowControl/>
       <w:spacing w:line="240" w:lineRule="auto" w:before="0" w:after="0"/>
-      <w:ind w:firstLine="0"/>
+      <w:ind w:firstLine="0" w:left="0" w:right="0"/>
       <w:jc w:val="center"/>
     </w:pPr>
     <w:rPr>
